--- a/srDesign_Design.docx
+++ b/srDesign_Design.docx
@@ -111,17 +111,8 @@
           <w:rStyle w:val="IntenseEmphasis"/>
           <w:i/>
         </w:rPr>
-        <w:t xml:space="preserve">David </w:t>
+        <w:t>David Jarman</w:t>
       </w:r>
-      <w:proofErr w:type="spellStart"/>
-      <w:r>
-        <w:rPr>
-          <w:rStyle w:val="IntenseEmphasis"/>
-          <w:i/>
-        </w:rPr>
-        <w:t>Jarman</w:t>
-      </w:r>
-      <w:proofErr w:type="spellEnd"/>
     </w:p>
     <w:p>
       <w:pPr>
@@ -138,17 +129,8 @@
           <w:rStyle w:val="IntenseEmphasis"/>
           <w:i/>
         </w:rPr>
-        <w:t xml:space="preserve">Kevin </w:t>
+        <w:t>Kevin Worner</w:t>
       </w:r>
-      <w:proofErr w:type="spellStart"/>
-      <w:r>
-        <w:rPr>
-          <w:rStyle w:val="IntenseEmphasis"/>
-          <w:i/>
-        </w:rPr>
-        <w:t>Worner</w:t>
-      </w:r>
-      <w:proofErr w:type="spellEnd"/>
     </w:p>
     <w:p>
       <w:pPr>
@@ -460,8 +442,279 @@
         </w:rPr>
       </w:pPr>
     </w:p>
+    <w:p>
+      <w:pPr>
+        <w:autoSpaceDE w:val="0"/>
+        <w:autoSpaceDN w:val="0"/>
+        <w:adjustRightInd w:val="0"/>
+        <w:spacing w:after="0" w:line="240" w:lineRule="auto"/>
+        <w:rPr>
+          <w:rFonts w:ascii="CMSS12" w:hAnsi="CMSS12" w:cs="CMSS12"/>
+          <w:color w:val="F7CE03"/>
+          <w:sz w:val="29"/>
+          <w:szCs w:val="29"/>
+        </w:rPr>
+      </w:pPr>
+    </w:p>
+    <w:p>
+      <w:pPr>
+        <w:autoSpaceDE w:val="0"/>
+        <w:autoSpaceDN w:val="0"/>
+        <w:adjustRightInd w:val="0"/>
+        <w:spacing w:after="0" w:line="240" w:lineRule="auto"/>
+        <w:rPr>
+          <w:rFonts w:ascii="CMSS12" w:hAnsi="CMSS12" w:cs="CMSS12"/>
+          <w:color w:val="F7CE03"/>
+          <w:sz w:val="29"/>
+          <w:szCs w:val="29"/>
+        </w:rPr>
+      </w:pPr>
+    </w:p>
+    <w:p>
+      <w:pPr>
+        <w:pStyle w:val="Heading1"/>
+      </w:pPr>
+      <w:r>
+        <w:lastRenderedPageBreak/>
+        <w:t>Revision History</w:t>
+      </w:r>
+    </w:p>
+    <w:tbl>
+      <w:tblPr>
+        <w:tblStyle w:val="LightList-Accent1"/>
+        <w:tblW w:w="0" w:type="auto"/>
+        <w:tblLook w:val="04A0" w:firstRow="1" w:lastRow="0" w:firstColumn="1" w:lastColumn="0" w:noHBand="0" w:noVBand="1"/>
+      </w:tblPr>
+      <w:tblGrid>
+        <w:gridCol w:w="2394"/>
+        <w:gridCol w:w="2394"/>
+        <w:gridCol w:w="2394"/>
+        <w:gridCol w:w="2394"/>
+      </w:tblGrid>
+      <w:tr>
+        <w:trPr>
+          <w:cnfStyle w:val="100000000000" w:firstRow="1" w:lastRow="0" w:firstColumn="0" w:lastColumn="0" w:oddVBand="0" w:evenVBand="0" w:oddHBand="0" w:evenHBand="0" w:firstRowFirstColumn="0" w:firstRowLastColumn="0" w:lastRowFirstColumn="0" w:lastRowLastColumn="0"/>
+        </w:trPr>
+        <w:tc>
+          <w:tcPr>
+            <w:cnfStyle w:val="001000000000" w:firstRow="0" w:lastRow="0" w:firstColumn="1" w:lastColumn="0" w:oddVBand="0" w:evenVBand="0" w:oddHBand="0" w:evenHBand="0" w:firstRowFirstColumn="0" w:firstRowLastColumn="0" w:lastRowFirstColumn="0" w:lastRowLastColumn="0"/>
+            <w:tcW w:w="2394" w:type="dxa"/>
+          </w:tcPr>
+          <w:p>
+            <w:r>
+              <w:t>Date</w:t>
+            </w:r>
+          </w:p>
+        </w:tc>
+        <w:tc>
+          <w:tcPr>
+            <w:tcW w:w="2394" w:type="dxa"/>
+          </w:tcPr>
+          <w:p>
+            <w:pPr>
+              <w:cnfStyle w:val="100000000000" w:firstRow="1" w:lastRow="0" w:firstColumn="0" w:lastColumn="0" w:oddVBand="0" w:evenVBand="0" w:oddHBand="0" w:evenHBand="0" w:firstRowFirstColumn="0" w:firstRowLastColumn="0" w:lastRowFirstColumn="0" w:lastRowLastColumn="0"/>
+            </w:pPr>
+            <w:r>
+              <w:t>Author</w:t>
+            </w:r>
+          </w:p>
+        </w:tc>
+        <w:tc>
+          <w:tcPr>
+            <w:tcW w:w="2394" w:type="dxa"/>
+          </w:tcPr>
+          <w:p>
+            <w:pPr>
+              <w:cnfStyle w:val="100000000000" w:firstRow="1" w:lastRow="0" w:firstColumn="0" w:lastColumn="0" w:oddVBand="0" w:evenVBand="0" w:oddHBand="0" w:evenHBand="0" w:firstRowFirstColumn="0" w:firstRowLastColumn="0" w:lastRowFirstColumn="0" w:lastRowLastColumn="0"/>
+            </w:pPr>
+            <w:r>
+              <w:t>Version</w:t>
+            </w:r>
+          </w:p>
+        </w:tc>
+        <w:tc>
+          <w:tcPr>
+            <w:tcW w:w="2394" w:type="dxa"/>
+          </w:tcPr>
+          <w:p>
+            <w:pPr>
+              <w:cnfStyle w:val="100000000000" w:firstRow="1" w:lastRow="0" w:firstColumn="0" w:lastColumn="0" w:oddVBand="0" w:evenVBand="0" w:oddHBand="0" w:evenHBand="0" w:firstRowFirstColumn="0" w:firstRowLastColumn="0" w:lastRowFirstColumn="0" w:lastRowLastColumn="0"/>
+            </w:pPr>
+            <w:r>
+              <w:t>Comments</w:t>
+            </w:r>
+          </w:p>
+        </w:tc>
+      </w:tr>
+      <w:tr>
+        <w:trPr>
+          <w:cnfStyle w:val="000000100000" w:firstRow="0" w:lastRow="0" w:firstColumn="0" w:lastColumn="0" w:oddVBand="0" w:evenVBand="0" w:oddHBand="1" w:evenHBand="0" w:firstRowFirstColumn="0" w:firstRowLastColumn="0" w:lastRowFirstColumn="0" w:lastRowLastColumn="0"/>
+        </w:trPr>
+        <w:tc>
+          <w:tcPr>
+            <w:cnfStyle w:val="001000000000" w:firstRow="0" w:lastRow="0" w:firstColumn="1" w:lastColumn="0" w:oddVBand="0" w:evenVBand="0" w:oddHBand="0" w:evenHBand="0" w:firstRowFirstColumn="0" w:firstRowLastColumn="0" w:lastRowFirstColumn="0" w:lastRowLastColumn="0"/>
+            <w:tcW w:w="2394" w:type="dxa"/>
+          </w:tcPr>
+          <w:p>
+            <w:r>
+              <w:t>10/1/2012</w:t>
+            </w:r>
+          </w:p>
+        </w:tc>
+        <w:tc>
+          <w:tcPr>
+            <w:tcW w:w="2394" w:type="dxa"/>
+          </w:tcPr>
+          <w:p>
+            <w:pPr>
+              <w:cnfStyle w:val="000000100000" w:firstRow="0" w:lastRow="0" w:firstColumn="0" w:lastColumn="0" w:oddVBand="0" w:evenVBand="0" w:oddHBand="1" w:evenHBand="0" w:firstRowFirstColumn="0" w:firstRowLastColumn="0" w:lastRowFirstColumn="0" w:lastRowLastColumn="0"/>
+            </w:pPr>
+            <w:r>
+              <w:t>Marshall Gaucher</w:t>
+            </w:r>
+          </w:p>
+        </w:tc>
+        <w:tc>
+          <w:tcPr>
+            <w:tcW w:w="2394" w:type="dxa"/>
+          </w:tcPr>
+          <w:p>
+            <w:pPr>
+              <w:cnfStyle w:val="000000100000" w:firstRow="0" w:lastRow="0" w:firstColumn="0" w:lastColumn="0" w:oddVBand="0" w:evenVBand="0" w:oddHBand="1" w:evenHBand="0" w:firstRowFirstColumn="0" w:firstRowLastColumn="0" w:lastRowFirstColumn="0" w:lastRowLastColumn="0"/>
+            </w:pPr>
+            <w:r>
+              <w:t>1.0.0</w:t>
+            </w:r>
+          </w:p>
+        </w:tc>
+        <w:tc>
+          <w:tcPr>
+            <w:tcW w:w="2394" w:type="dxa"/>
+          </w:tcPr>
+          <w:p>
+            <w:pPr>
+              <w:cnfStyle w:val="000000100000" w:firstRow="0" w:lastRow="0" w:firstColumn="0" w:lastColumn="0" w:oddVBand="0" w:evenVBand="0" w:oddHBand="1" w:evenHBand="0" w:firstRowFirstColumn="0" w:firstRowLastColumn="0" w:lastRowFirstColumn="0" w:lastRowLastColumn="0"/>
+            </w:pPr>
+            <w:r>
+              <w:t>Initial Version</w:t>
+            </w:r>
+          </w:p>
+        </w:tc>
+      </w:tr>
+      <w:tr>
+        <w:tc>
+          <w:tcPr>
+            <w:cnfStyle w:val="001000000000" w:firstRow="0" w:lastRow="0" w:firstColumn="1" w:lastColumn="0" w:oddVBand="0" w:evenVBand="0" w:oddHBand="0" w:evenHBand="0" w:firstRowFirstColumn="0" w:firstRowLastColumn="0" w:lastRowFirstColumn="0" w:lastRowLastColumn="0"/>
+            <w:tcW w:w="2394" w:type="dxa"/>
+          </w:tcPr>
+          <w:p/>
+        </w:tc>
+        <w:tc>
+          <w:tcPr>
+            <w:tcW w:w="2394" w:type="dxa"/>
+          </w:tcPr>
+          <w:p>
+            <w:pPr>
+              <w:cnfStyle w:val="000000000000" w:firstRow="0" w:lastRow="0" w:firstColumn="0" w:lastColumn="0" w:oddVBand="0" w:evenVBand="0" w:oddHBand="0" w:evenHBand="0" w:firstRowFirstColumn="0" w:firstRowLastColumn="0" w:lastRowFirstColumn="0" w:lastRowLastColumn="0"/>
+            </w:pPr>
+          </w:p>
+        </w:tc>
+        <w:tc>
+          <w:tcPr>
+            <w:tcW w:w="2394" w:type="dxa"/>
+          </w:tcPr>
+          <w:p>
+            <w:pPr>
+              <w:cnfStyle w:val="000000000000" w:firstRow="0" w:lastRow="0" w:firstColumn="0" w:lastColumn="0" w:oddVBand="0" w:evenVBand="0" w:oddHBand="0" w:evenHBand="0" w:firstRowFirstColumn="0" w:firstRowLastColumn="0" w:lastRowFirstColumn="0" w:lastRowLastColumn="0"/>
+            </w:pPr>
+          </w:p>
+        </w:tc>
+        <w:tc>
+          <w:tcPr>
+            <w:tcW w:w="2394" w:type="dxa"/>
+          </w:tcPr>
+          <w:p>
+            <w:pPr>
+              <w:cnfStyle w:val="000000000000" w:firstRow="0" w:lastRow="0" w:firstColumn="0" w:lastColumn="0" w:oddVBand="0" w:evenVBand="0" w:oddHBand="0" w:evenHBand="0" w:firstRowFirstColumn="0" w:firstRowLastColumn="0" w:lastRowFirstColumn="0" w:lastRowLastColumn="0"/>
+            </w:pPr>
+          </w:p>
+        </w:tc>
+      </w:tr>
+      <w:tr>
+        <w:trPr>
+          <w:cnfStyle w:val="000000100000" w:firstRow="0" w:lastRow="0" w:firstColumn="0" w:lastColumn="0" w:oddVBand="0" w:evenVBand="0" w:oddHBand="1" w:evenHBand="0" w:firstRowFirstColumn="0" w:firstRowLastColumn="0" w:lastRowFirstColumn="0" w:lastRowLastColumn="0"/>
+        </w:trPr>
+        <w:tc>
+          <w:tcPr>
+            <w:cnfStyle w:val="001000000000" w:firstRow="0" w:lastRow="0" w:firstColumn="1" w:lastColumn="0" w:oddVBand="0" w:evenVBand="0" w:oddHBand="0" w:evenHBand="0" w:firstRowFirstColumn="0" w:firstRowLastColumn="0" w:lastRowFirstColumn="0" w:lastRowLastColumn="0"/>
+            <w:tcW w:w="2394" w:type="dxa"/>
+          </w:tcPr>
+          <w:p/>
+        </w:tc>
+        <w:tc>
+          <w:tcPr>
+            <w:tcW w:w="2394" w:type="dxa"/>
+          </w:tcPr>
+          <w:p>
+            <w:pPr>
+              <w:cnfStyle w:val="000000100000" w:firstRow="0" w:lastRow="0" w:firstColumn="0" w:lastColumn="0" w:oddVBand="0" w:evenVBand="0" w:oddHBand="1" w:evenHBand="0" w:firstRowFirstColumn="0" w:firstRowLastColumn="0" w:lastRowFirstColumn="0" w:lastRowLastColumn="0"/>
+            </w:pPr>
+          </w:p>
+        </w:tc>
+        <w:tc>
+          <w:tcPr>
+            <w:tcW w:w="2394" w:type="dxa"/>
+          </w:tcPr>
+          <w:p>
+            <w:pPr>
+              <w:cnfStyle w:val="000000100000" w:firstRow="0" w:lastRow="0" w:firstColumn="0" w:lastColumn="0" w:oddVBand="0" w:evenVBand="0" w:oddHBand="1" w:evenHBand="0" w:firstRowFirstColumn="0" w:firstRowLastColumn="0" w:lastRowFirstColumn="0" w:lastRowLastColumn="0"/>
+            </w:pPr>
+          </w:p>
+        </w:tc>
+        <w:tc>
+          <w:tcPr>
+            <w:tcW w:w="2394" w:type="dxa"/>
+          </w:tcPr>
+          <w:p>
+            <w:pPr>
+              <w:cnfStyle w:val="000000100000" w:firstRow="0" w:lastRow="0" w:firstColumn="0" w:lastColumn="0" w:oddVBand="0" w:evenVBand="0" w:oddHBand="1" w:evenHBand="0" w:firstRowFirstColumn="0" w:firstRowLastColumn="0" w:lastRowFirstColumn="0" w:lastRowLastColumn="0"/>
+            </w:pPr>
+          </w:p>
+        </w:tc>
+      </w:tr>
+    </w:tbl>
+    <w:p/>
+    <w:p/>
+    <w:p/>
+    <w:p/>
+    <w:p/>
+    <w:p/>
+    <w:p/>
+    <w:p/>
+    <w:p/>
+    <w:p/>
+    <w:p/>
+    <w:p/>
+    <w:p/>
+    <w:p/>
+    <w:p/>
+    <w:p/>
+    <w:p/>
+    <w:p/>
+    <w:p/>
+    <w:p/>
+    <w:p/>
     <w:sdt>
       <w:sdtPr>
+        <w:rPr>
+          <w:rFonts w:asciiTheme="minorHAnsi" w:eastAsiaTheme="minorHAnsi" w:hAnsiTheme="minorHAnsi" w:cstheme="minorBidi"/>
+          <w:b w:val="0"/>
+          <w:bCs w:val="0"/>
+          <w:color w:val="auto"/>
+          <w:sz w:val="22"/>
+          <w:szCs w:val="22"/>
+          <w:lang w:eastAsia="en-US"/>
+        </w:rPr>
         <w:id w:val="-736158025"/>
         <w:docPartObj>
           <w:docPartGallery w:val="Table of Contents"/>
@@ -470,12 +723,7 @@
       </w:sdtPr>
       <w:sdtEndPr>
         <w:rPr>
-          <w:rFonts w:asciiTheme="minorHAnsi" w:eastAsiaTheme="minorHAnsi" w:hAnsiTheme="minorHAnsi" w:cstheme="minorBidi"/>
           <w:noProof/>
-          <w:color w:val="auto"/>
-          <w:sz w:val="22"/>
-          <w:szCs w:val="22"/>
-          <w:lang w:eastAsia="en-US"/>
         </w:rPr>
       </w:sdtEndPr>
       <w:sdtContent>
@@ -5309,9 +5557,7 @@
       <w:r>
         <w:t>Phase Overview</w:t>
       </w:r>
-      <w:bookmarkStart w:id="27" w:name="_GoBack"/>
       <w:bookmarkEnd w:id="26"/>
-      <w:bookmarkEnd w:id="27"/>
     </w:p>
     <w:p>
       <w:pPr>
@@ -5321,11 +5567,11 @@
           <w:numId w:val="11"/>
         </w:numPr>
       </w:pPr>
-      <w:bookmarkStart w:id="28" w:name="_Toc335909912"/>
+      <w:bookmarkStart w:id="27" w:name="_Toc335909912"/>
       <w:r>
         <w:t>Architecture Diagram</w:t>
       </w:r>
-      <w:bookmarkEnd w:id="28"/>
+      <w:bookmarkEnd w:id="27"/>
     </w:p>
     <w:p>
       <w:pPr>
@@ -5335,13 +5581,12 @@
           <w:numId w:val="11"/>
         </w:numPr>
       </w:pPr>
-      <w:bookmarkStart w:id="29" w:name="_Toc335909913"/>
+      <w:bookmarkStart w:id="28" w:name="_Toc335909913"/>
       <w:r>
         <w:t>Data or Logic Flow Diagram</w:t>
       </w:r>
-      <w:bookmarkEnd w:id="29"/>
-    </w:p>
-    <w:p/>
+      <w:bookmarkEnd w:id="28"/>
+    </w:p>
     <w:p>
       <w:pPr>
         <w:pStyle w:val="Heading3"/>
@@ -5350,12 +5595,11 @@
           <w:numId w:val="11"/>
         </w:numPr>
       </w:pPr>
-      <w:bookmarkStart w:id="30" w:name="_Toc335909914"/>
+      <w:bookmarkStart w:id="29" w:name="_Toc335909914"/>
       <w:r>
-        <w:lastRenderedPageBreak/>
         <w:t>Design Details</w:t>
       </w:r>
-      <w:bookmarkEnd w:id="30"/>
+      <w:bookmarkEnd w:id="29"/>
     </w:p>
     <w:p>
       <w:pPr>
@@ -5365,11 +5609,11 @@
           <w:numId w:val="11"/>
         </w:numPr>
       </w:pPr>
-      <w:bookmarkStart w:id="31" w:name="_Toc335909915"/>
+      <w:bookmarkStart w:id="30" w:name="_Toc335909915"/>
       <w:r>
         <w:t>Major Component #3</w:t>
       </w:r>
-      <w:bookmarkEnd w:id="31"/>
+      <w:bookmarkEnd w:id="30"/>
     </w:p>
     <w:p>
       <w:pPr>
@@ -5379,11 +5623,11 @@
           <w:numId w:val="11"/>
         </w:numPr>
       </w:pPr>
-      <w:bookmarkStart w:id="32" w:name="_Toc335909916"/>
+      <w:bookmarkStart w:id="31" w:name="_Toc335909916"/>
       <w:r>
         <w:t>Technologies Used</w:t>
       </w:r>
-      <w:bookmarkEnd w:id="32"/>
+      <w:bookmarkEnd w:id="31"/>
     </w:p>
     <w:p>
       <w:pPr>
@@ -5393,11 +5637,11 @@
           <w:numId w:val="11"/>
         </w:numPr>
       </w:pPr>
-      <w:bookmarkStart w:id="33" w:name="_Toc335909917"/>
+      <w:bookmarkStart w:id="32" w:name="_Toc335909917"/>
       <w:r>
         <w:t>Component Overview</w:t>
       </w:r>
-      <w:bookmarkEnd w:id="33"/>
+      <w:bookmarkEnd w:id="32"/>
     </w:p>
     <w:p>
       <w:pPr>
@@ -5407,11 +5651,11 @@
           <w:numId w:val="11"/>
         </w:numPr>
       </w:pPr>
-      <w:bookmarkStart w:id="34" w:name="_Toc335909918"/>
+      <w:bookmarkStart w:id="33" w:name="_Toc335909918"/>
       <w:r>
         <w:t>Phase Overview</w:t>
       </w:r>
-      <w:bookmarkEnd w:id="34"/>
+      <w:bookmarkEnd w:id="33"/>
     </w:p>
     <w:p>
       <w:pPr>
@@ -5421,11 +5665,11 @@
           <w:numId w:val="11"/>
         </w:numPr>
       </w:pPr>
-      <w:bookmarkStart w:id="35" w:name="_Toc335909919"/>
+      <w:bookmarkStart w:id="34" w:name="_Toc335909919"/>
       <w:r>
         <w:t>Architecture Diagram</w:t>
       </w:r>
-      <w:bookmarkEnd w:id="35"/>
+      <w:bookmarkEnd w:id="34"/>
     </w:p>
     <w:p>
       <w:pPr>
@@ -5435,11 +5679,11 @@
           <w:numId w:val="11"/>
         </w:numPr>
       </w:pPr>
-      <w:bookmarkStart w:id="36" w:name="_Toc335909920"/>
+      <w:bookmarkStart w:id="35" w:name="_Toc335909920"/>
       <w:r>
         <w:t>Data Flow Diagram</w:t>
       </w:r>
-      <w:bookmarkEnd w:id="36"/>
+      <w:bookmarkEnd w:id="35"/>
       <w:r>
         <w:t xml:space="preserve"> </w:t>
       </w:r>
@@ -5452,11 +5696,11 @@
           <w:numId w:val="11"/>
         </w:numPr>
       </w:pPr>
-      <w:bookmarkStart w:id="37" w:name="_Toc335909921"/>
+      <w:bookmarkStart w:id="36" w:name="_Toc335909921"/>
       <w:r>
         <w:t>Design Details</w:t>
       </w:r>
-      <w:bookmarkEnd w:id="37"/>
+      <w:bookmarkEnd w:id="36"/>
     </w:p>
     <w:p>
       <w:pPr>
@@ -5466,11 +5710,11 @@
           <w:numId w:val="11"/>
         </w:numPr>
       </w:pPr>
-      <w:bookmarkStart w:id="38" w:name="_Toc335909922"/>
+      <w:bookmarkStart w:id="37" w:name="_Toc335909922"/>
       <w:r>
         <w:t>System and Unit Testing</w:t>
       </w:r>
-      <w:bookmarkEnd w:id="38"/>
+      <w:bookmarkEnd w:id="37"/>
     </w:p>
     <w:p>
       <w:pPr>
@@ -5480,11 +5724,11 @@
           <w:numId w:val="11"/>
         </w:numPr>
       </w:pPr>
-      <w:bookmarkStart w:id="39" w:name="_Toc335909923"/>
+      <w:bookmarkStart w:id="38" w:name="_Toc335909923"/>
       <w:r>
         <w:t>Overview</w:t>
       </w:r>
-      <w:bookmarkEnd w:id="39"/>
+      <w:bookmarkEnd w:id="38"/>
     </w:p>
     <w:p>
       <w:pPr>
@@ -5494,11 +5738,11 @@
           <w:numId w:val="11"/>
         </w:numPr>
       </w:pPr>
-      <w:bookmarkStart w:id="40" w:name="_Toc335909924"/>
+      <w:bookmarkStart w:id="39" w:name="_Toc335909924"/>
       <w:r>
         <w:t>Dependencies</w:t>
       </w:r>
-      <w:bookmarkEnd w:id="40"/>
+      <w:bookmarkEnd w:id="39"/>
     </w:p>
     <w:p>
       <w:pPr>
@@ -5508,11 +5752,11 @@
           <w:numId w:val="11"/>
         </w:numPr>
       </w:pPr>
-      <w:bookmarkStart w:id="41" w:name="_Toc335909925"/>
+      <w:bookmarkStart w:id="40" w:name="_Toc335909925"/>
       <w:r>
         <w:t>Test Setup and Execution</w:t>
       </w:r>
-      <w:bookmarkEnd w:id="41"/>
+      <w:bookmarkEnd w:id="40"/>
     </w:p>
     <w:p>
       <w:pPr>
@@ -5522,11 +5766,11 @@
           <w:numId w:val="11"/>
         </w:numPr>
       </w:pPr>
-      <w:bookmarkStart w:id="42" w:name="_Toc335909926"/>
+      <w:bookmarkStart w:id="41" w:name="_Toc335909926"/>
       <w:r>
         <w:t>Development Environment</w:t>
       </w:r>
-      <w:bookmarkEnd w:id="42"/>
+      <w:bookmarkEnd w:id="41"/>
     </w:p>
     <w:p>
       <w:pPr>
@@ -5536,11 +5780,11 @@
           <w:numId w:val="11"/>
         </w:numPr>
       </w:pPr>
-      <w:bookmarkStart w:id="43" w:name="_Toc335909927"/>
+      <w:bookmarkStart w:id="42" w:name="_Toc335909927"/>
       <w:r>
         <w:t>Development IDE and Tools</w:t>
       </w:r>
-      <w:bookmarkEnd w:id="43"/>
+      <w:bookmarkEnd w:id="42"/>
     </w:p>
     <w:p>
       <w:pPr>
@@ -5550,11 +5794,11 @@
           <w:numId w:val="11"/>
         </w:numPr>
       </w:pPr>
-      <w:bookmarkStart w:id="44" w:name="_Toc335909928"/>
+      <w:bookmarkStart w:id="43" w:name="_Toc335909928"/>
       <w:r>
         <w:t>Source Control</w:t>
       </w:r>
-      <w:bookmarkEnd w:id="44"/>
+      <w:bookmarkEnd w:id="43"/>
     </w:p>
     <w:p>
       <w:pPr>
@@ -5564,11 +5808,11 @@
           <w:numId w:val="11"/>
         </w:numPr>
       </w:pPr>
-      <w:bookmarkStart w:id="45" w:name="_Toc335909929"/>
+      <w:bookmarkStart w:id="44" w:name="_Toc335909929"/>
       <w:r>
         <w:t>Dependencies</w:t>
       </w:r>
-      <w:bookmarkEnd w:id="45"/>
+      <w:bookmarkEnd w:id="44"/>
     </w:p>
     <w:p>
       <w:pPr>
@@ -5578,11 +5822,11 @@
           <w:numId w:val="11"/>
         </w:numPr>
       </w:pPr>
-      <w:bookmarkStart w:id="46" w:name="_Toc335909930"/>
+      <w:bookmarkStart w:id="45" w:name="_Toc335909930"/>
       <w:r>
         <w:t>Build Environment</w:t>
       </w:r>
-      <w:bookmarkEnd w:id="46"/>
+      <w:bookmarkEnd w:id="45"/>
     </w:p>
     <w:p>
       <w:pPr>
@@ -5592,11 +5836,12 @@
           <w:numId w:val="11"/>
         </w:numPr>
       </w:pPr>
-      <w:bookmarkStart w:id="47" w:name="_Toc335909931"/>
+      <w:bookmarkStart w:id="46" w:name="_Toc335909931"/>
       <w:r>
+        <w:lastRenderedPageBreak/>
         <w:t>Development Machine Setup</w:t>
       </w:r>
-      <w:bookmarkEnd w:id="47"/>
+      <w:bookmarkEnd w:id="46"/>
     </w:p>
     <w:p>
       <w:pPr>
@@ -5606,11 +5851,11 @@
           <w:numId w:val="11"/>
         </w:numPr>
       </w:pPr>
-      <w:bookmarkStart w:id="48" w:name="_Toc335909932"/>
+      <w:bookmarkStart w:id="47" w:name="_Toc335909932"/>
       <w:r>
         <w:t>Release | Setup | Deployment</w:t>
       </w:r>
-      <w:bookmarkEnd w:id="48"/>
+      <w:bookmarkEnd w:id="47"/>
     </w:p>
     <w:p>
       <w:pPr>
@@ -5620,11 +5865,11 @@
           <w:numId w:val="11"/>
         </w:numPr>
       </w:pPr>
-      <w:bookmarkStart w:id="49" w:name="_Toc335909933"/>
+      <w:bookmarkStart w:id="48" w:name="_Toc335909933"/>
       <w:r>
         <w:t>Deployment Information and Dependencies</w:t>
       </w:r>
-      <w:bookmarkEnd w:id="49"/>
+      <w:bookmarkEnd w:id="48"/>
     </w:p>
     <w:p>
       <w:pPr>
@@ -5634,11 +5879,11 @@
           <w:numId w:val="11"/>
         </w:numPr>
       </w:pPr>
-      <w:bookmarkStart w:id="50" w:name="_Toc335909934"/>
+      <w:bookmarkStart w:id="49" w:name="_Toc335909934"/>
       <w:r>
         <w:t>Setup Information</w:t>
       </w:r>
-      <w:bookmarkEnd w:id="50"/>
+      <w:bookmarkEnd w:id="49"/>
     </w:p>
     <w:p>
       <w:pPr>
@@ -5648,11 +5893,11 @@
           <w:numId w:val="11"/>
         </w:numPr>
       </w:pPr>
-      <w:bookmarkStart w:id="51" w:name="_Toc335909935"/>
+      <w:bookmarkStart w:id="50" w:name="_Toc335909935"/>
       <w:r>
         <w:t>System Versioning Information</w:t>
       </w:r>
-      <w:bookmarkEnd w:id="51"/>
+      <w:bookmarkEnd w:id="50"/>
     </w:p>
     <w:p>
       <w:pPr>
@@ -5662,13 +5907,62 @@
           <w:numId w:val="11"/>
         </w:numPr>
       </w:pPr>
-      <w:bookmarkStart w:id="52" w:name="_Toc335909936"/>
+      <w:bookmarkStart w:id="51" w:name="_Toc335909936"/>
       <w:r>
-        <w:lastRenderedPageBreak/>
         <w:t>End User Documentation</w:t>
       </w:r>
+      <w:bookmarkEnd w:id="51"/>
+    </w:p>
+    <w:p/>
+    <w:p>
+      <w:pPr>
+        <w:pStyle w:val="Heading1"/>
+      </w:pPr>
+      <w:r>
+        <w:t>Appendix I: List of Figures</w:t>
+      </w:r>
+    </w:p>
+    <w:p/>
+    <w:p>
+      <w:pPr>
+        <w:pStyle w:val="Heading1"/>
+      </w:pPr>
+      <w:r>
+        <w:t>Appendix II: Supporting Information and Details</w:t>
+      </w:r>
+    </w:p>
+    <w:p>
+      <w:pPr>
+        <w:pStyle w:val="Heading1"/>
+      </w:pPr>
+      <w:r>
+        <w:t>Appendix III: Progress | Sprint Reports</w:t>
+      </w:r>
+    </w:p>
+    <w:p>
+      <w:pPr>
+        <w:pStyle w:val="Heading2"/>
+      </w:pPr>
+      <w:r>
+        <w:tab/>
+        <w:t>III.1 Sprint 1 Progress Report</w:t>
+      </w:r>
+    </w:p>
+    <w:p>
+      <w:pPr>
+        <w:pStyle w:val="Heading2"/>
+        <w:ind w:firstLine="720"/>
+      </w:pPr>
+      <w:r>
+        <w:t>III.2 Sprint 2</w:t>
+      </w:r>
+      <w:bookmarkStart w:id="52" w:name="_GoBack"/>
       <w:bookmarkEnd w:id="52"/>
-    </w:p>
+      <w:r>
+        <w:t xml:space="preserve"> Progress Report</w:t>
+      </w:r>
+    </w:p>
+    <w:p/>
     <w:p>
       <w:pPr>
         <w:autoSpaceDE w:val="0"/>
@@ -7231,6 +7525,124 @@
       <w:szCs w:val="18"/>
     </w:rPr>
   </w:style>
+  <w:style w:type="table" w:styleId="TableGrid">
+    <w:name w:val="Table Grid"/>
+    <w:basedOn w:val="TableNormal"/>
+    <w:uiPriority w:val="59"/>
+    <w:rsid w:val="003D553B"/>
+    <w:pPr>
+      <w:spacing w:after="0" w:line="240" w:lineRule="auto"/>
+    </w:pPr>
+    <w:tblPr>
+      <w:tblInd w:w="0" w:type="dxa"/>
+      <w:tblBorders>
+        <w:top w:val="single" w:sz="4" w:space="0" w:color="auto"/>
+        <w:left w:val="single" w:sz="4" w:space="0" w:color="auto"/>
+        <w:bottom w:val="single" w:sz="4" w:space="0" w:color="auto"/>
+        <w:right w:val="single" w:sz="4" w:space="0" w:color="auto"/>
+        <w:insideH w:val="single" w:sz="4" w:space="0" w:color="auto"/>
+        <w:insideV w:val="single" w:sz="4" w:space="0" w:color="auto"/>
+      </w:tblBorders>
+      <w:tblCellMar>
+        <w:top w:w="0" w:type="dxa"/>
+        <w:left w:w="108" w:type="dxa"/>
+        <w:bottom w:w="0" w:type="dxa"/>
+        <w:right w:w="108" w:type="dxa"/>
+      </w:tblCellMar>
+    </w:tblPr>
+  </w:style>
+  <w:style w:type="table" w:styleId="LightList-Accent1">
+    <w:name w:val="Light List Accent 1"/>
+    <w:basedOn w:val="TableNormal"/>
+    <w:uiPriority w:val="61"/>
+    <w:rsid w:val="003D553B"/>
+    <w:pPr>
+      <w:spacing w:after="0" w:line="240" w:lineRule="auto"/>
+    </w:pPr>
+    <w:tblPr>
+      <w:tblStyleRowBandSize w:val="1"/>
+      <w:tblStyleColBandSize w:val="1"/>
+      <w:tblInd w:w="0" w:type="dxa"/>
+      <w:tblBorders>
+        <w:top w:val="single" w:sz="8" w:space="0" w:color="4F81BD" w:themeColor="accent1"/>
+        <w:left w:val="single" w:sz="8" w:space="0" w:color="4F81BD" w:themeColor="accent1"/>
+        <w:bottom w:val="single" w:sz="8" w:space="0" w:color="4F81BD" w:themeColor="accent1"/>
+        <w:right w:val="single" w:sz="8" w:space="0" w:color="4F81BD" w:themeColor="accent1"/>
+      </w:tblBorders>
+      <w:tblCellMar>
+        <w:top w:w="0" w:type="dxa"/>
+        <w:left w:w="108" w:type="dxa"/>
+        <w:bottom w:w="0" w:type="dxa"/>
+        <w:right w:w="108" w:type="dxa"/>
+      </w:tblCellMar>
+    </w:tblPr>
+    <w:tblStylePr w:type="firstRow">
+      <w:pPr>
+        <w:spacing w:before="0" w:after="0" w:line="240" w:lineRule="auto"/>
+      </w:pPr>
+      <w:rPr>
+        <w:b/>
+        <w:bCs/>
+        <w:color w:val="FFFFFF" w:themeColor="background1"/>
+      </w:rPr>
+      <w:tblPr/>
+      <w:tcPr>
+        <w:shd w:val="clear" w:color="auto" w:fill="4F81BD" w:themeFill="accent1"/>
+      </w:tcPr>
+    </w:tblStylePr>
+    <w:tblStylePr w:type="lastRow">
+      <w:pPr>
+        <w:spacing w:before="0" w:after="0" w:line="240" w:lineRule="auto"/>
+      </w:pPr>
+      <w:rPr>
+        <w:b/>
+        <w:bCs/>
+      </w:rPr>
+      <w:tblPr/>
+      <w:tcPr>
+        <w:tcBorders>
+          <w:top w:val="double" w:sz="6" w:space="0" w:color="4F81BD" w:themeColor="accent1"/>
+          <w:left w:val="single" w:sz="8" w:space="0" w:color="4F81BD" w:themeColor="accent1"/>
+          <w:bottom w:val="single" w:sz="8" w:space="0" w:color="4F81BD" w:themeColor="accent1"/>
+          <w:right w:val="single" w:sz="8" w:space="0" w:color="4F81BD" w:themeColor="accent1"/>
+        </w:tcBorders>
+      </w:tcPr>
+    </w:tblStylePr>
+    <w:tblStylePr w:type="firstCol">
+      <w:rPr>
+        <w:b/>
+        <w:bCs/>
+      </w:rPr>
+    </w:tblStylePr>
+    <w:tblStylePr w:type="lastCol">
+      <w:rPr>
+        <w:b/>
+        <w:bCs/>
+      </w:rPr>
+    </w:tblStylePr>
+    <w:tblStylePr w:type="band1Vert">
+      <w:tblPr/>
+      <w:tcPr>
+        <w:tcBorders>
+          <w:top w:val="single" w:sz="8" w:space="0" w:color="4F81BD" w:themeColor="accent1"/>
+          <w:left w:val="single" w:sz="8" w:space="0" w:color="4F81BD" w:themeColor="accent1"/>
+          <w:bottom w:val="single" w:sz="8" w:space="0" w:color="4F81BD" w:themeColor="accent1"/>
+          <w:right w:val="single" w:sz="8" w:space="0" w:color="4F81BD" w:themeColor="accent1"/>
+        </w:tcBorders>
+      </w:tcPr>
+    </w:tblStylePr>
+    <w:tblStylePr w:type="band1Horz">
+      <w:tblPr/>
+      <w:tcPr>
+        <w:tcBorders>
+          <w:top w:val="single" w:sz="8" w:space="0" w:color="4F81BD" w:themeColor="accent1"/>
+          <w:left w:val="single" w:sz="8" w:space="0" w:color="4F81BD" w:themeColor="accent1"/>
+          <w:bottom w:val="single" w:sz="8" w:space="0" w:color="4F81BD" w:themeColor="accent1"/>
+          <w:right w:val="single" w:sz="8" w:space="0" w:color="4F81BD" w:themeColor="accent1"/>
+        </w:tcBorders>
+      </w:tcPr>
+    </w:tblStylePr>
+  </w:style>
 </w:styles>
 </file>
 
@@ -7750,6 +8162,124 @@
       <w:szCs w:val="18"/>
     </w:rPr>
   </w:style>
+  <w:style w:type="table" w:styleId="TableGrid">
+    <w:name w:val="Table Grid"/>
+    <w:basedOn w:val="TableNormal"/>
+    <w:uiPriority w:val="59"/>
+    <w:rsid w:val="003D553B"/>
+    <w:pPr>
+      <w:spacing w:after="0" w:line="240" w:lineRule="auto"/>
+    </w:pPr>
+    <w:tblPr>
+      <w:tblInd w:w="0" w:type="dxa"/>
+      <w:tblBorders>
+        <w:top w:val="single" w:sz="4" w:space="0" w:color="auto"/>
+        <w:left w:val="single" w:sz="4" w:space="0" w:color="auto"/>
+        <w:bottom w:val="single" w:sz="4" w:space="0" w:color="auto"/>
+        <w:right w:val="single" w:sz="4" w:space="0" w:color="auto"/>
+        <w:insideH w:val="single" w:sz="4" w:space="0" w:color="auto"/>
+        <w:insideV w:val="single" w:sz="4" w:space="0" w:color="auto"/>
+      </w:tblBorders>
+      <w:tblCellMar>
+        <w:top w:w="0" w:type="dxa"/>
+        <w:left w:w="108" w:type="dxa"/>
+        <w:bottom w:w="0" w:type="dxa"/>
+        <w:right w:w="108" w:type="dxa"/>
+      </w:tblCellMar>
+    </w:tblPr>
+  </w:style>
+  <w:style w:type="table" w:styleId="LightList-Accent1">
+    <w:name w:val="Light List Accent 1"/>
+    <w:basedOn w:val="TableNormal"/>
+    <w:uiPriority w:val="61"/>
+    <w:rsid w:val="003D553B"/>
+    <w:pPr>
+      <w:spacing w:after="0" w:line="240" w:lineRule="auto"/>
+    </w:pPr>
+    <w:tblPr>
+      <w:tblStyleRowBandSize w:val="1"/>
+      <w:tblStyleColBandSize w:val="1"/>
+      <w:tblInd w:w="0" w:type="dxa"/>
+      <w:tblBorders>
+        <w:top w:val="single" w:sz="8" w:space="0" w:color="4F81BD" w:themeColor="accent1"/>
+        <w:left w:val="single" w:sz="8" w:space="0" w:color="4F81BD" w:themeColor="accent1"/>
+        <w:bottom w:val="single" w:sz="8" w:space="0" w:color="4F81BD" w:themeColor="accent1"/>
+        <w:right w:val="single" w:sz="8" w:space="0" w:color="4F81BD" w:themeColor="accent1"/>
+      </w:tblBorders>
+      <w:tblCellMar>
+        <w:top w:w="0" w:type="dxa"/>
+        <w:left w:w="108" w:type="dxa"/>
+        <w:bottom w:w="0" w:type="dxa"/>
+        <w:right w:w="108" w:type="dxa"/>
+      </w:tblCellMar>
+    </w:tblPr>
+    <w:tblStylePr w:type="firstRow">
+      <w:pPr>
+        <w:spacing w:before="0" w:after="0" w:line="240" w:lineRule="auto"/>
+      </w:pPr>
+      <w:rPr>
+        <w:b/>
+        <w:bCs/>
+        <w:color w:val="FFFFFF" w:themeColor="background1"/>
+      </w:rPr>
+      <w:tblPr/>
+      <w:tcPr>
+        <w:shd w:val="clear" w:color="auto" w:fill="4F81BD" w:themeFill="accent1"/>
+      </w:tcPr>
+    </w:tblStylePr>
+    <w:tblStylePr w:type="lastRow">
+      <w:pPr>
+        <w:spacing w:before="0" w:after="0" w:line="240" w:lineRule="auto"/>
+      </w:pPr>
+      <w:rPr>
+        <w:b/>
+        <w:bCs/>
+      </w:rPr>
+      <w:tblPr/>
+      <w:tcPr>
+        <w:tcBorders>
+          <w:top w:val="double" w:sz="6" w:space="0" w:color="4F81BD" w:themeColor="accent1"/>
+          <w:left w:val="single" w:sz="8" w:space="0" w:color="4F81BD" w:themeColor="accent1"/>
+          <w:bottom w:val="single" w:sz="8" w:space="0" w:color="4F81BD" w:themeColor="accent1"/>
+          <w:right w:val="single" w:sz="8" w:space="0" w:color="4F81BD" w:themeColor="accent1"/>
+        </w:tcBorders>
+      </w:tcPr>
+    </w:tblStylePr>
+    <w:tblStylePr w:type="firstCol">
+      <w:rPr>
+        <w:b/>
+        <w:bCs/>
+      </w:rPr>
+    </w:tblStylePr>
+    <w:tblStylePr w:type="lastCol">
+      <w:rPr>
+        <w:b/>
+        <w:bCs/>
+      </w:rPr>
+    </w:tblStylePr>
+    <w:tblStylePr w:type="band1Vert">
+      <w:tblPr/>
+      <w:tcPr>
+        <w:tcBorders>
+          <w:top w:val="single" w:sz="8" w:space="0" w:color="4F81BD" w:themeColor="accent1"/>
+          <w:left w:val="single" w:sz="8" w:space="0" w:color="4F81BD" w:themeColor="accent1"/>
+          <w:bottom w:val="single" w:sz="8" w:space="0" w:color="4F81BD" w:themeColor="accent1"/>
+          <w:right w:val="single" w:sz="8" w:space="0" w:color="4F81BD" w:themeColor="accent1"/>
+        </w:tcBorders>
+      </w:tcPr>
+    </w:tblStylePr>
+    <w:tblStylePr w:type="band1Horz">
+      <w:tblPr/>
+      <w:tcPr>
+        <w:tcBorders>
+          <w:top w:val="single" w:sz="8" w:space="0" w:color="4F81BD" w:themeColor="accent1"/>
+          <w:left w:val="single" w:sz="8" w:space="0" w:color="4F81BD" w:themeColor="accent1"/>
+          <w:bottom w:val="single" w:sz="8" w:space="0" w:color="4F81BD" w:themeColor="accent1"/>
+          <w:right w:val="single" w:sz="8" w:space="0" w:color="4F81BD" w:themeColor="accent1"/>
+        </w:tcBorders>
+      </w:tcPr>
+    </w:tblStylePr>
+  </w:style>
 </w:styles>
 </file>
 
@@ -8043,7 +8573,7 @@
 </file>
 
 <file path=customXml/itemProps1.xml><?xml version="1.0" encoding="utf-8"?>
-<ds:datastoreItem xmlns:ds="http://schemas.openxmlformats.org/officeDocument/2006/customXml" ds:itemID="{5FDD129E-E46A-4A99-864C-DD23C92C44C1}">
+<ds:datastoreItem xmlns:ds="http://schemas.openxmlformats.org/officeDocument/2006/customXml" ds:itemID="{88E63F08-DF84-412A-868E-CEE8EF2905D2}">
   <ds:schemaRefs>
     <ds:schemaRef ds:uri="http://schemas.openxmlformats.org/officeDocument/2006/bibliography"/>
   </ds:schemaRefs>

--- a/srDesign_Design.docx
+++ b/srDesign_Design.docx
@@ -129,8 +129,17 @@
           <w:rStyle w:val="IntenseEmphasis"/>
           <w:i/>
         </w:rPr>
-        <w:t>Kevin Worner</w:t>
+        <w:t xml:space="preserve">Kevin </w:t>
       </w:r>
+      <w:proofErr w:type="spellStart"/>
+      <w:r>
+        <w:rPr>
+          <w:rStyle w:val="IntenseEmphasis"/>
+          <w:i/>
+        </w:rPr>
+        <w:t>Worner</w:t>
+      </w:r>
+      <w:proofErr w:type="spellEnd"/>
     </w:p>
     <w:p>
       <w:pPr>
@@ -5219,17 +5228,65 @@
     </w:p>
     <w:p>
       <w:pPr>
+        <w:ind w:left="360"/>
+      </w:pPr>
+      <w:r>
+        <w:t>The purpose of this document is to provide an explanation of the design of the STBMF. In addition, it will provide information on unit testing, development environments, and maintaining the STBMF system after deployment.</w:t>
+      </w:r>
+      <w:bookmarkStart w:id="3" w:name="_Toc335909888"/>
+    </w:p>
+    <w:p>
+      <w:pPr>
+        <w:pStyle w:val="ListParagraph"/>
+        <w:ind w:left="360"/>
+      </w:pPr>
+      <w:r>
+        <w:t>Major System Component #1</w:t>
+      </w:r>
+      <w:bookmarkEnd w:id="3"/>
+    </w:p>
+    <w:p>
+      <w:pPr>
+        <w:pStyle w:val="ListParagraph"/>
+        <w:ind w:left="360"/>
+      </w:pPr>
+      <w:r>
+        <w:t xml:space="preserve">One of the major system components in the STBMF system is the STB display mechanism. This mechanism will act as a runtime UI loader, user </w:t>
+      </w:r>
+      <w:r>
+        <w:t>authenticator</w:t>
+      </w:r>
+      <w:r>
+        <w:t xml:space="preserve">, and general game view </w:t>
+      </w:r>
+      <w:r>
+        <w:t>initializer</w:t>
+      </w:r>
+      <w:r>
+        <w:t xml:space="preserve">. Once this mechanism has authenticated a user it will load the list of STB games provided by the game server at run time. When a user selects a game it will setup the game as a single or multiplayer environment. In a single player environment the user will play against </w:t>
+      </w:r>
+      <w:proofErr w:type="gramStart"/>
+      <w:r>
+        <w:t>themselves</w:t>
+      </w:r>
+      <w:proofErr w:type="gramEnd"/>
+      <w:r>
+        <w:t>. On the other hand, a multiplayer environment provides the user with the option of playing against another user on the network or a computer player. Additionally this component will be the base class controlling the derived class features.</w:t>
+      </w:r>
+    </w:p>
+    <w:p>
+      <w:pPr>
         <w:pStyle w:val="Heading3"/>
         <w:numPr>
           <w:ilvl w:val="2"/>
           <w:numId w:val="11"/>
         </w:numPr>
       </w:pPr>
-      <w:bookmarkStart w:id="3" w:name="_Toc335909888"/>
+      <w:bookmarkStart w:id="4" w:name="_Toc335909889"/>
       <w:r>
-        <w:t>Major System Component #1</w:t>
+        <w:t>Major System Component #2</w:t>
       </w:r>
-      <w:bookmarkEnd w:id="3"/>
+      <w:bookmarkEnd w:id="4"/>
     </w:p>
     <w:p>
       <w:pPr>
@@ -5239,11 +5296,198 @@
           <w:numId w:val="11"/>
         </w:numPr>
       </w:pPr>
-      <w:bookmarkStart w:id="4" w:name="_Toc335909889"/>
+      <w:bookmarkStart w:id="5" w:name="_Toc335909890"/>
       <w:r>
-        <w:t>Major System Component #2</w:t>
+        <w:t>Major System Component #3</w:t>
       </w:r>
-      <w:bookmarkEnd w:id="4"/>
+      <w:bookmarkEnd w:id="5"/>
+    </w:p>
+    <w:p>
+      <w:pPr>
+        <w:pStyle w:val="Heading2"/>
+        <w:numPr>
+          <w:ilvl w:val="1"/>
+          <w:numId w:val="11"/>
+        </w:numPr>
+      </w:pPr>
+      <w:bookmarkStart w:id="6" w:name="_Toc335909891"/>
+      <w:r>
+        <w:t>Systems Goals</w:t>
+      </w:r>
+      <w:bookmarkEnd w:id="6"/>
+    </w:p>
+    <w:p>
+      <w:pPr>
+        <w:ind w:left="360"/>
+      </w:pPr>
+      <w:r>
+        <w:t>The goals of this system are to provide users with a multiplayer game environment on the existing STB product. Also providing a system where future developers can add new games easily without having to write completely unique code to implement on the STBMF environment.</w:t>
+      </w:r>
+    </w:p>
+    <w:p>
+      <w:pPr>
+        <w:pStyle w:val="Heading2"/>
+        <w:numPr>
+          <w:ilvl w:val="1"/>
+          <w:numId w:val="11"/>
+        </w:numPr>
+      </w:pPr>
+      <w:bookmarkStart w:id="7" w:name="_Toc335909892"/>
+      <w:r>
+        <w:t>System Overview and Diagram</w:t>
+      </w:r>
+      <w:bookmarkEnd w:id="7"/>
+    </w:p>
+    <w:p>
+      <w:pPr>
+        <w:pStyle w:val="Heading2"/>
+        <w:numPr>
+          <w:ilvl w:val="1"/>
+          <w:numId w:val="11"/>
+        </w:numPr>
+      </w:pPr>
+      <w:bookmarkStart w:id="8" w:name="_Toc335909893"/>
+      <w:r>
+        <w:t>Technologies Overview</w:t>
+      </w:r>
+      <w:bookmarkEnd w:id="8"/>
+    </w:p>
+    <w:p>
+      <w:pPr>
+        <w:ind w:left="360"/>
+      </w:pPr>
+      <w:r>
+        <w:t>The STB will be using QT/C++ and documentation can be</w:t>
+      </w:r>
+      <w:bookmarkStart w:id="9" w:name="_GoBack"/>
+      <w:bookmarkEnd w:id="9"/>
+      <w:r>
+        <w:t xml:space="preserve"> found </w:t>
+      </w:r>
+      <w:hyperlink r:id="rId8" w:history="1">
+        <w:r>
+          <w:rPr>
+            <w:rStyle w:val="Hyperlink"/>
+          </w:rPr>
+          <w:t>here</w:t>
+        </w:r>
+      </w:hyperlink>
+      <w:r>
+        <w:t>.</w:t>
+      </w:r>
+    </w:p>
+    <w:p>
+      <w:pPr>
+        <w:pStyle w:val="Heading1"/>
+        <w:numPr>
+          <w:ilvl w:val="0"/>
+          <w:numId w:val="11"/>
+        </w:numPr>
+      </w:pPr>
+      <w:bookmarkStart w:id="10" w:name="_Toc335909894"/>
+      <w:r>
+        <w:lastRenderedPageBreak/>
+        <w:t>Project Overview</w:t>
+      </w:r>
+      <w:bookmarkEnd w:id="10"/>
+    </w:p>
+    <w:p>
+      <w:pPr>
+        <w:pStyle w:val="Heading2"/>
+        <w:numPr>
+          <w:ilvl w:val="1"/>
+          <w:numId w:val="11"/>
+        </w:numPr>
+      </w:pPr>
+      <w:bookmarkStart w:id="11" w:name="_Toc335909895"/>
+      <w:r>
+        <w:t>Team Members and Roles</w:t>
+      </w:r>
+      <w:bookmarkEnd w:id="11"/>
+    </w:p>
+    <w:p>
+      <w:pPr>
+        <w:pStyle w:val="Heading2"/>
+        <w:numPr>
+          <w:ilvl w:val="1"/>
+          <w:numId w:val="11"/>
+        </w:numPr>
+      </w:pPr>
+      <w:bookmarkStart w:id="12" w:name="_Toc335909896"/>
+      <w:r>
+        <w:t>Project Management Approach</w:t>
+      </w:r>
+      <w:bookmarkEnd w:id="12"/>
+    </w:p>
+    <w:p>
+      <w:pPr>
+        <w:pStyle w:val="Heading2"/>
+        <w:numPr>
+          <w:ilvl w:val="1"/>
+          <w:numId w:val="11"/>
+        </w:numPr>
+      </w:pPr>
+      <w:bookmarkStart w:id="13" w:name="_Toc335909897"/>
+      <w:r>
+        <w:t>Phase Overview</w:t>
+      </w:r>
+      <w:bookmarkEnd w:id="13"/>
+    </w:p>
+    <w:p>
+      <w:pPr>
+        <w:pStyle w:val="Heading2"/>
+        <w:numPr>
+          <w:ilvl w:val="1"/>
+          <w:numId w:val="11"/>
+        </w:numPr>
+      </w:pPr>
+      <w:bookmarkStart w:id="14" w:name="_Toc335909898"/>
+      <w:r>
+        <w:t>Terminology and Acronyms</w:t>
+      </w:r>
+      <w:bookmarkEnd w:id="14"/>
+    </w:p>
+    <w:p>
+      <w:pPr>
+        <w:pStyle w:val="Heading1"/>
+        <w:numPr>
+          <w:ilvl w:val="0"/>
+          <w:numId w:val="11"/>
+        </w:numPr>
+      </w:pPr>
+      <w:bookmarkStart w:id="15" w:name="_Toc335909899"/>
+      <w:r>
+        <w:t>Requirements</w:t>
+      </w:r>
+      <w:bookmarkEnd w:id="15"/>
+    </w:p>
+    <w:p>
+      <w:pPr>
+        <w:pStyle w:val="Heading1"/>
+        <w:numPr>
+          <w:ilvl w:val="0"/>
+          <w:numId w:val="11"/>
+        </w:numPr>
+      </w:pPr>
+      <w:bookmarkStart w:id="16" w:name="_Toc335909900"/>
+      <w:r>
+        <w:t>Design and Implementation</w:t>
+      </w:r>
+      <w:bookmarkEnd w:id="16"/>
+    </w:p>
+    <w:p>
+      <w:pPr>
+        <w:pStyle w:val="Heading2"/>
+        <w:numPr>
+          <w:ilvl w:val="1"/>
+          <w:numId w:val="11"/>
+        </w:numPr>
+      </w:pPr>
+      <w:bookmarkStart w:id="17" w:name="_Toc335909901"/>
+      <w:r>
+        <w:t>Major Component #1</w:t>
+      </w:r>
+      <w:bookmarkEnd w:id="17"/>
     </w:p>
     <w:p>
       <w:pPr>
@@ -5253,11 +5497,86 @@
           <w:numId w:val="11"/>
         </w:numPr>
       </w:pPr>
-      <w:bookmarkStart w:id="5" w:name="_Toc335909890"/>
+      <w:bookmarkStart w:id="18" w:name="_Toc335909902"/>
       <w:r>
-        <w:t>Major System Component #3</w:t>
+        <w:t>Technologies Used</w:t>
       </w:r>
-      <w:bookmarkEnd w:id="5"/>
+      <w:bookmarkEnd w:id="18"/>
+    </w:p>
+    <w:p>
+      <w:pPr>
+        <w:pStyle w:val="Heading3"/>
+        <w:numPr>
+          <w:ilvl w:val="2"/>
+          <w:numId w:val="11"/>
+        </w:numPr>
+      </w:pPr>
+      <w:bookmarkStart w:id="19" w:name="_Toc335909903"/>
+      <w:r>
+        <w:t>Component Overview</w:t>
+      </w:r>
+      <w:bookmarkEnd w:id="19"/>
+    </w:p>
+    <w:p>
+      <w:pPr>
+        <w:pStyle w:val="Heading3"/>
+        <w:numPr>
+          <w:ilvl w:val="2"/>
+          <w:numId w:val="11"/>
+        </w:numPr>
+      </w:pPr>
+      <w:bookmarkStart w:id="20" w:name="_Toc335909904"/>
+      <w:r>
+        <w:t>Phase Overview</w:t>
+      </w:r>
+      <w:bookmarkEnd w:id="20"/>
+    </w:p>
+    <w:p>
+      <w:pPr>
+        <w:pStyle w:val="Heading3"/>
+        <w:numPr>
+          <w:ilvl w:val="2"/>
+          <w:numId w:val="11"/>
+        </w:numPr>
+      </w:pPr>
+      <w:bookmarkStart w:id="21" w:name="_Toc335909905"/>
+      <w:r>
+        <w:t>Architecture Diagram</w:t>
+      </w:r>
+      <w:bookmarkEnd w:id="21"/>
+    </w:p>
+    <w:p>
+      <w:pPr>
+        <w:pStyle w:val="Heading3"/>
+        <w:numPr>
+          <w:ilvl w:val="2"/>
+          <w:numId w:val="11"/>
+        </w:numPr>
+      </w:pPr>
+      <w:bookmarkStart w:id="22" w:name="_Toc335909906"/>
+      <w:r>
+        <w:t>Data Flow Diagram</w:t>
+      </w:r>
+      <w:bookmarkEnd w:id="22"/>
+    </w:p>
+    <w:p>
+      <w:pPr>
+        <w:keepNext/>
+      </w:pPr>
+    </w:p>
+    <w:p>
+      <w:pPr>
+        <w:pStyle w:val="Heading3"/>
+        <w:numPr>
+          <w:ilvl w:val="2"/>
+          <w:numId w:val="11"/>
+        </w:numPr>
+      </w:pPr>
+      <w:bookmarkStart w:id="23" w:name="_Toc335909907"/>
+      <w:r>
+        <w:t>Design Details</w:t>
+      </w:r>
+      <w:bookmarkEnd w:id="23"/>
     </w:p>
     <w:p>
       <w:pPr>
@@ -5267,11 +5586,95 @@
           <w:numId w:val="11"/>
         </w:numPr>
       </w:pPr>
-      <w:bookmarkStart w:id="6" w:name="_Toc335909891"/>
+      <w:bookmarkStart w:id="24" w:name="_Toc335909908"/>
       <w:r>
-        <w:t>Systems Goals</w:t>
+        <w:t>Major Component #2</w:t>
       </w:r>
-      <w:bookmarkEnd w:id="6"/>
+      <w:bookmarkEnd w:id="24"/>
+    </w:p>
+    <w:p>
+      <w:pPr>
+        <w:pStyle w:val="Heading3"/>
+        <w:numPr>
+          <w:ilvl w:val="2"/>
+          <w:numId w:val="11"/>
+        </w:numPr>
+      </w:pPr>
+      <w:bookmarkStart w:id="25" w:name="_Toc335909909"/>
+      <w:r>
+        <w:t>Technologies Used</w:t>
+      </w:r>
+      <w:bookmarkEnd w:id="25"/>
+    </w:p>
+    <w:p>
+      <w:pPr>
+        <w:pStyle w:val="Heading3"/>
+        <w:numPr>
+          <w:ilvl w:val="2"/>
+          <w:numId w:val="11"/>
+        </w:numPr>
+      </w:pPr>
+      <w:bookmarkStart w:id="26" w:name="_Toc335909910"/>
+      <w:r>
+        <w:t>Component Overview</w:t>
+      </w:r>
+      <w:bookmarkEnd w:id="26"/>
+    </w:p>
+    <w:p>
+      <w:pPr>
+        <w:pStyle w:val="Heading3"/>
+        <w:numPr>
+          <w:ilvl w:val="2"/>
+          <w:numId w:val="11"/>
+        </w:numPr>
+      </w:pPr>
+      <w:bookmarkStart w:id="27" w:name="_Toc335909911"/>
+      <w:r>
+        <w:t>Phase Overview</w:t>
+      </w:r>
+      <w:bookmarkEnd w:id="27"/>
+    </w:p>
+    <w:p>
+      <w:pPr>
+        <w:pStyle w:val="Heading3"/>
+        <w:numPr>
+          <w:ilvl w:val="2"/>
+          <w:numId w:val="11"/>
+        </w:numPr>
+      </w:pPr>
+      <w:bookmarkStart w:id="28" w:name="_Toc335909912"/>
+      <w:r>
+        <w:t>Architecture Diagram</w:t>
+      </w:r>
+      <w:bookmarkEnd w:id="28"/>
+    </w:p>
+    <w:p>
+      <w:pPr>
+        <w:pStyle w:val="Heading3"/>
+        <w:numPr>
+          <w:ilvl w:val="2"/>
+          <w:numId w:val="11"/>
+        </w:numPr>
+      </w:pPr>
+      <w:bookmarkStart w:id="29" w:name="_Toc335909913"/>
+      <w:r>
+        <w:t>Data or Logic Flow Diagram</w:t>
+      </w:r>
+      <w:bookmarkEnd w:id="29"/>
+    </w:p>
+    <w:p>
+      <w:pPr>
+        <w:pStyle w:val="Heading3"/>
+        <w:numPr>
+          <w:ilvl w:val="2"/>
+          <w:numId w:val="11"/>
+        </w:numPr>
+      </w:pPr>
+      <w:bookmarkStart w:id="30" w:name="_Toc335909914"/>
+      <w:r>
+        <w:t>Design Details</w:t>
+      </w:r>
+      <w:bookmarkEnd w:id="30"/>
     </w:p>
     <w:p>
       <w:pPr>
@@ -5281,11 +5684,113 @@
           <w:numId w:val="11"/>
         </w:numPr>
       </w:pPr>
-      <w:bookmarkStart w:id="7" w:name="_Toc335909892"/>
+      <w:bookmarkStart w:id="31" w:name="_Toc335909915"/>
       <w:r>
-        <w:t>System Overview and Diagram</w:t>
+        <w:t>Major Component #3</w:t>
       </w:r>
-      <w:bookmarkEnd w:id="7"/>
+      <w:bookmarkEnd w:id="31"/>
+    </w:p>
+    <w:p>
+      <w:pPr>
+        <w:pStyle w:val="Heading3"/>
+        <w:numPr>
+          <w:ilvl w:val="2"/>
+          <w:numId w:val="11"/>
+        </w:numPr>
+      </w:pPr>
+      <w:bookmarkStart w:id="32" w:name="_Toc335909916"/>
+      <w:r>
+        <w:t>Technologies Used</w:t>
+      </w:r>
+      <w:bookmarkEnd w:id="32"/>
+    </w:p>
+    <w:p>
+      <w:pPr>
+        <w:pStyle w:val="Heading3"/>
+        <w:numPr>
+          <w:ilvl w:val="2"/>
+          <w:numId w:val="11"/>
+        </w:numPr>
+      </w:pPr>
+      <w:bookmarkStart w:id="33" w:name="_Toc335909917"/>
+      <w:r>
+        <w:lastRenderedPageBreak/>
+        <w:t>Component Overview</w:t>
+      </w:r>
+      <w:bookmarkEnd w:id="33"/>
+    </w:p>
+    <w:p>
+      <w:pPr>
+        <w:pStyle w:val="Heading3"/>
+        <w:numPr>
+          <w:ilvl w:val="2"/>
+          <w:numId w:val="11"/>
+        </w:numPr>
+      </w:pPr>
+      <w:bookmarkStart w:id="34" w:name="_Toc335909918"/>
+      <w:r>
+        <w:t>Phase Overview</w:t>
+      </w:r>
+      <w:bookmarkEnd w:id="34"/>
+    </w:p>
+    <w:p>
+      <w:pPr>
+        <w:pStyle w:val="Heading3"/>
+        <w:numPr>
+          <w:ilvl w:val="2"/>
+          <w:numId w:val="11"/>
+        </w:numPr>
+      </w:pPr>
+      <w:bookmarkStart w:id="35" w:name="_Toc335909919"/>
+      <w:r>
+        <w:t>Architecture Diagram</w:t>
+      </w:r>
+      <w:bookmarkEnd w:id="35"/>
+    </w:p>
+    <w:p>
+      <w:pPr>
+        <w:pStyle w:val="Heading3"/>
+        <w:numPr>
+          <w:ilvl w:val="2"/>
+          <w:numId w:val="11"/>
+        </w:numPr>
+      </w:pPr>
+      <w:bookmarkStart w:id="36" w:name="_Toc335909920"/>
+      <w:r>
+        <w:t>Data Flow Diagram</w:t>
+      </w:r>
+      <w:bookmarkEnd w:id="36"/>
+      <w:r>
+        <w:t xml:space="preserve"> </w:t>
+      </w:r>
+    </w:p>
+    <w:p>
+      <w:pPr>
+        <w:pStyle w:val="Heading3"/>
+        <w:numPr>
+          <w:ilvl w:val="2"/>
+          <w:numId w:val="11"/>
+        </w:numPr>
+      </w:pPr>
+      <w:bookmarkStart w:id="37" w:name="_Toc335909921"/>
+      <w:r>
+        <w:t>Design Details</w:t>
+      </w:r>
+      <w:bookmarkEnd w:id="37"/>
+    </w:p>
+    <w:p>
+      <w:pPr>
+        <w:pStyle w:val="Heading1"/>
+        <w:numPr>
+          <w:ilvl w:val="0"/>
+          <w:numId w:val="11"/>
+        </w:numPr>
+      </w:pPr>
+      <w:bookmarkStart w:id="38" w:name="_Toc335909922"/>
+      <w:r>
+        <w:t>System and Unit Testing</w:t>
+      </w:r>
+      <w:bookmarkEnd w:id="38"/>
     </w:p>
     <w:p>
       <w:pPr>
@@ -5295,11 +5800,39 @@
           <w:numId w:val="11"/>
         </w:numPr>
       </w:pPr>
-      <w:bookmarkStart w:id="8" w:name="_Toc335909893"/>
+      <w:bookmarkStart w:id="39" w:name="_Toc335909923"/>
       <w:r>
-        <w:t>Technologies Overview</w:t>
+        <w:t>Overview</w:t>
       </w:r>
-      <w:bookmarkEnd w:id="8"/>
+      <w:bookmarkEnd w:id="39"/>
+    </w:p>
+    <w:p>
+      <w:pPr>
+        <w:pStyle w:val="Heading2"/>
+        <w:numPr>
+          <w:ilvl w:val="1"/>
+          <w:numId w:val="11"/>
+        </w:numPr>
+      </w:pPr>
+      <w:bookmarkStart w:id="40" w:name="_Toc335909924"/>
+      <w:r>
+        <w:t>Dependencies</w:t>
+      </w:r>
+      <w:bookmarkEnd w:id="40"/>
+    </w:p>
+    <w:p>
+      <w:pPr>
+        <w:pStyle w:val="Heading2"/>
+        <w:numPr>
+          <w:ilvl w:val="1"/>
+          <w:numId w:val="11"/>
+        </w:numPr>
+      </w:pPr>
+      <w:bookmarkStart w:id="41" w:name="_Toc335909925"/>
+      <w:r>
+        <w:t>Test Setup and Execution</w:t>
+      </w:r>
+      <w:bookmarkEnd w:id="41"/>
     </w:p>
     <w:p>
       <w:pPr>
@@ -5309,11 +5842,11 @@
           <w:numId w:val="11"/>
         </w:numPr>
       </w:pPr>
-      <w:bookmarkStart w:id="9" w:name="_Toc335909894"/>
+      <w:bookmarkStart w:id="42" w:name="_Toc335909926"/>
       <w:r>
-        <w:t>Project Overview</w:t>
+        <w:t>Development Environment</w:t>
       </w:r>
-      <w:bookmarkEnd w:id="9"/>
+      <w:bookmarkEnd w:id="42"/>
     </w:p>
     <w:p>
       <w:pPr>
@@ -5323,11 +5856,11 @@
           <w:numId w:val="11"/>
         </w:numPr>
       </w:pPr>
-      <w:bookmarkStart w:id="10" w:name="_Toc335909895"/>
+      <w:bookmarkStart w:id="43" w:name="_Toc335909927"/>
       <w:r>
-        <w:t>Team Members and Roles</w:t>
+        <w:t>Development IDE and Tools</w:t>
       </w:r>
-      <w:bookmarkEnd w:id="10"/>
+      <w:bookmarkEnd w:id="43"/>
     </w:p>
     <w:p>
       <w:pPr>
@@ -5337,11 +5870,11 @@
           <w:numId w:val="11"/>
         </w:numPr>
       </w:pPr>
-      <w:bookmarkStart w:id="11" w:name="_Toc335909896"/>
+      <w:bookmarkStart w:id="44" w:name="_Toc335909928"/>
       <w:r>
-        <w:t>Project Management Approach</w:t>
+        <w:t>Source Control</w:t>
       </w:r>
-      <w:bookmarkEnd w:id="11"/>
+      <w:bookmarkEnd w:id="44"/>
     </w:p>
     <w:p>
       <w:pPr>
@@ -5351,11 +5884,11 @@
           <w:numId w:val="11"/>
         </w:numPr>
       </w:pPr>
-      <w:bookmarkStart w:id="12" w:name="_Toc335909897"/>
+      <w:bookmarkStart w:id="45" w:name="_Toc335909929"/>
       <w:r>
-        <w:t>Phase Overview</w:t>
+        <w:t>Dependencies</w:t>
       </w:r>
-      <w:bookmarkEnd w:id="12"/>
+      <w:bookmarkEnd w:id="45"/>
     </w:p>
     <w:p>
       <w:pPr>
@@ -5365,11 +5898,25 @@
           <w:numId w:val="11"/>
         </w:numPr>
       </w:pPr>
-      <w:bookmarkStart w:id="13" w:name="_Toc335909898"/>
+      <w:bookmarkStart w:id="46" w:name="_Toc335909930"/>
       <w:r>
-        <w:t>Terminology and Acronyms</w:t>
+        <w:t>Build Environment</w:t>
       </w:r>
-      <w:bookmarkEnd w:id="13"/>
+      <w:bookmarkEnd w:id="46"/>
+    </w:p>
+    <w:p>
+      <w:pPr>
+        <w:pStyle w:val="Heading2"/>
+        <w:numPr>
+          <w:ilvl w:val="1"/>
+          <w:numId w:val="11"/>
+        </w:numPr>
+      </w:pPr>
+      <w:bookmarkStart w:id="47" w:name="_Toc335909931"/>
+      <w:r>
+        <w:t>Development Machine Setup</w:t>
+      </w:r>
+      <w:bookmarkEnd w:id="47"/>
     </w:p>
     <w:p>
       <w:pPr>
@@ -5379,11 +5926,53 @@
           <w:numId w:val="11"/>
         </w:numPr>
       </w:pPr>
-      <w:bookmarkStart w:id="14" w:name="_Toc335909899"/>
+      <w:bookmarkStart w:id="48" w:name="_Toc335909932"/>
       <w:r>
-        <w:t>Requirements</w:t>
+        <w:t>Release | Setup | Deployment</w:t>
       </w:r>
-      <w:bookmarkEnd w:id="14"/>
+      <w:bookmarkEnd w:id="48"/>
+    </w:p>
+    <w:p>
+      <w:pPr>
+        <w:pStyle w:val="Heading2"/>
+        <w:numPr>
+          <w:ilvl w:val="1"/>
+          <w:numId w:val="11"/>
+        </w:numPr>
+      </w:pPr>
+      <w:bookmarkStart w:id="49" w:name="_Toc335909933"/>
+      <w:r>
+        <w:t>Deployment Information and Dependencies</w:t>
+      </w:r>
+      <w:bookmarkEnd w:id="49"/>
+    </w:p>
+    <w:p>
+      <w:pPr>
+        <w:pStyle w:val="Heading2"/>
+        <w:numPr>
+          <w:ilvl w:val="1"/>
+          <w:numId w:val="11"/>
+        </w:numPr>
+      </w:pPr>
+      <w:bookmarkStart w:id="50" w:name="_Toc335909934"/>
+      <w:r>
+        <w:t>Setup Information</w:t>
+      </w:r>
+      <w:bookmarkEnd w:id="50"/>
+    </w:p>
+    <w:p>
+      <w:pPr>
+        <w:pStyle w:val="Heading2"/>
+        <w:numPr>
+          <w:ilvl w:val="1"/>
+          <w:numId w:val="11"/>
+        </w:numPr>
+      </w:pPr>
+      <w:bookmarkStart w:id="51" w:name="_Toc335909935"/>
+      <w:r>
+        <w:t>System Versioning Information</w:t>
+      </w:r>
+      <w:bookmarkEnd w:id="51"/>
     </w:p>
     <w:p>
       <w:pPr>
@@ -5393,525 +5982,11 @@
           <w:numId w:val="11"/>
         </w:numPr>
       </w:pPr>
-      <w:bookmarkStart w:id="15" w:name="_Toc335909900"/>
-      <w:r>
-        <w:t>Design and Implementation</w:t>
-      </w:r>
-      <w:bookmarkEnd w:id="15"/>
-    </w:p>
-    <w:p>
-      <w:pPr>
-        <w:pStyle w:val="Heading2"/>
-        <w:numPr>
-          <w:ilvl w:val="1"/>
-          <w:numId w:val="11"/>
-        </w:numPr>
-      </w:pPr>
-      <w:bookmarkStart w:id="16" w:name="_Toc335909901"/>
-      <w:r>
-        <w:t>Major Component #1</w:t>
-      </w:r>
-      <w:bookmarkEnd w:id="16"/>
-    </w:p>
-    <w:p>
-      <w:pPr>
-        <w:pStyle w:val="Heading3"/>
-        <w:numPr>
-          <w:ilvl w:val="2"/>
-          <w:numId w:val="11"/>
-        </w:numPr>
-      </w:pPr>
-      <w:bookmarkStart w:id="17" w:name="_Toc335909902"/>
-      <w:r>
-        <w:t>Technologies Used</w:t>
-      </w:r>
-      <w:bookmarkEnd w:id="17"/>
-    </w:p>
-    <w:p>
-      <w:pPr>
-        <w:pStyle w:val="Heading3"/>
-        <w:numPr>
-          <w:ilvl w:val="2"/>
-          <w:numId w:val="11"/>
-        </w:numPr>
-      </w:pPr>
-      <w:bookmarkStart w:id="18" w:name="_Toc335909903"/>
-      <w:r>
-        <w:t>Component Overview</w:t>
-      </w:r>
-      <w:bookmarkEnd w:id="18"/>
-    </w:p>
-    <w:p>
-      <w:pPr>
-        <w:pStyle w:val="Heading3"/>
-        <w:numPr>
-          <w:ilvl w:val="2"/>
-          <w:numId w:val="11"/>
-        </w:numPr>
-      </w:pPr>
-      <w:bookmarkStart w:id="19" w:name="_Toc335909904"/>
-      <w:r>
-        <w:t>Phase Overview</w:t>
-      </w:r>
-      <w:bookmarkEnd w:id="19"/>
-    </w:p>
-    <w:p>
-      <w:pPr>
-        <w:pStyle w:val="Heading3"/>
-        <w:numPr>
-          <w:ilvl w:val="2"/>
-          <w:numId w:val="11"/>
-        </w:numPr>
-      </w:pPr>
-      <w:bookmarkStart w:id="20" w:name="_Toc335909905"/>
-      <w:r>
-        <w:t>Architecture Diagram</w:t>
-      </w:r>
-      <w:bookmarkEnd w:id="20"/>
-    </w:p>
-    <w:p>
-      <w:pPr>
-        <w:pStyle w:val="Heading3"/>
-        <w:numPr>
-          <w:ilvl w:val="2"/>
-          <w:numId w:val="11"/>
-        </w:numPr>
-      </w:pPr>
-      <w:bookmarkStart w:id="21" w:name="_Toc335909906"/>
-      <w:r>
-        <w:t>Data Flow Diagram</w:t>
-      </w:r>
-      <w:bookmarkEnd w:id="21"/>
-    </w:p>
-    <w:p>
-      <w:pPr>
-        <w:keepNext/>
-      </w:pPr>
-    </w:p>
-    <w:p>
-      <w:pPr>
-        <w:pStyle w:val="Heading3"/>
-        <w:numPr>
-          <w:ilvl w:val="2"/>
-          <w:numId w:val="11"/>
-        </w:numPr>
-      </w:pPr>
-      <w:bookmarkStart w:id="22" w:name="_Toc335909907"/>
-      <w:r>
-        <w:lastRenderedPageBreak/>
-        <w:t>Design Details</w:t>
-      </w:r>
-      <w:bookmarkEnd w:id="22"/>
-    </w:p>
-    <w:p>
-      <w:pPr>
-        <w:pStyle w:val="Heading2"/>
-        <w:numPr>
-          <w:ilvl w:val="1"/>
-          <w:numId w:val="11"/>
-        </w:numPr>
-      </w:pPr>
-      <w:bookmarkStart w:id="23" w:name="_Toc335909908"/>
-      <w:r>
-        <w:t>Major Component #2</w:t>
-      </w:r>
-      <w:bookmarkEnd w:id="23"/>
-    </w:p>
-    <w:p>
-      <w:pPr>
-        <w:pStyle w:val="Heading3"/>
-        <w:numPr>
-          <w:ilvl w:val="2"/>
-          <w:numId w:val="11"/>
-        </w:numPr>
-      </w:pPr>
-      <w:bookmarkStart w:id="24" w:name="_Toc335909909"/>
-      <w:r>
-        <w:t>Technologies Used</w:t>
-      </w:r>
-      <w:bookmarkEnd w:id="24"/>
-    </w:p>
-    <w:p>
-      <w:pPr>
-        <w:pStyle w:val="Heading3"/>
-        <w:numPr>
-          <w:ilvl w:val="2"/>
-          <w:numId w:val="11"/>
-        </w:numPr>
-      </w:pPr>
-      <w:bookmarkStart w:id="25" w:name="_Toc335909910"/>
-      <w:r>
-        <w:t>Component Overview</w:t>
-      </w:r>
-      <w:bookmarkEnd w:id="25"/>
-    </w:p>
-    <w:p>
-      <w:pPr>
-        <w:pStyle w:val="Heading3"/>
-        <w:numPr>
-          <w:ilvl w:val="2"/>
-          <w:numId w:val="11"/>
-        </w:numPr>
-      </w:pPr>
-      <w:bookmarkStart w:id="26" w:name="_Toc335909911"/>
-      <w:r>
-        <w:t>Phase Overview</w:t>
-      </w:r>
-      <w:bookmarkEnd w:id="26"/>
-    </w:p>
-    <w:p>
-      <w:pPr>
-        <w:pStyle w:val="Heading3"/>
-        <w:numPr>
-          <w:ilvl w:val="2"/>
-          <w:numId w:val="11"/>
-        </w:numPr>
-      </w:pPr>
-      <w:bookmarkStart w:id="27" w:name="_Toc335909912"/>
-      <w:r>
-        <w:t>Architecture Diagram</w:t>
-      </w:r>
-      <w:bookmarkEnd w:id="27"/>
-    </w:p>
-    <w:p>
-      <w:pPr>
-        <w:pStyle w:val="Heading3"/>
-        <w:numPr>
-          <w:ilvl w:val="2"/>
-          <w:numId w:val="11"/>
-        </w:numPr>
-      </w:pPr>
-      <w:bookmarkStart w:id="28" w:name="_Toc335909913"/>
-      <w:r>
-        <w:t>Data or Logic Flow Diagram</w:t>
-      </w:r>
-      <w:bookmarkEnd w:id="28"/>
-    </w:p>
-    <w:p>
-      <w:pPr>
-        <w:pStyle w:val="Heading3"/>
-        <w:numPr>
-          <w:ilvl w:val="2"/>
-          <w:numId w:val="11"/>
-        </w:numPr>
-      </w:pPr>
-      <w:bookmarkStart w:id="29" w:name="_Toc335909914"/>
-      <w:r>
-        <w:t>Design Details</w:t>
-      </w:r>
-      <w:bookmarkEnd w:id="29"/>
-    </w:p>
-    <w:p>
-      <w:pPr>
-        <w:pStyle w:val="Heading2"/>
-        <w:numPr>
-          <w:ilvl w:val="1"/>
-          <w:numId w:val="11"/>
-        </w:numPr>
-      </w:pPr>
-      <w:bookmarkStart w:id="30" w:name="_Toc335909915"/>
-      <w:r>
-        <w:t>Major Component #3</w:t>
-      </w:r>
-      <w:bookmarkEnd w:id="30"/>
-    </w:p>
-    <w:p>
-      <w:pPr>
-        <w:pStyle w:val="Heading3"/>
-        <w:numPr>
-          <w:ilvl w:val="2"/>
-          <w:numId w:val="11"/>
-        </w:numPr>
-      </w:pPr>
-      <w:bookmarkStart w:id="31" w:name="_Toc335909916"/>
-      <w:r>
-        <w:t>Technologies Used</w:t>
-      </w:r>
-      <w:bookmarkEnd w:id="31"/>
-    </w:p>
-    <w:p>
-      <w:pPr>
-        <w:pStyle w:val="Heading3"/>
-        <w:numPr>
-          <w:ilvl w:val="2"/>
-          <w:numId w:val="11"/>
-        </w:numPr>
-      </w:pPr>
-      <w:bookmarkStart w:id="32" w:name="_Toc335909917"/>
-      <w:r>
-        <w:t>Component Overview</w:t>
-      </w:r>
-      <w:bookmarkEnd w:id="32"/>
-    </w:p>
-    <w:p>
-      <w:pPr>
-        <w:pStyle w:val="Heading3"/>
-        <w:numPr>
-          <w:ilvl w:val="2"/>
-          <w:numId w:val="11"/>
-        </w:numPr>
-      </w:pPr>
-      <w:bookmarkStart w:id="33" w:name="_Toc335909918"/>
-      <w:r>
-        <w:t>Phase Overview</w:t>
-      </w:r>
-      <w:bookmarkEnd w:id="33"/>
-    </w:p>
-    <w:p>
-      <w:pPr>
-        <w:pStyle w:val="Heading3"/>
-        <w:numPr>
-          <w:ilvl w:val="2"/>
-          <w:numId w:val="11"/>
-        </w:numPr>
-      </w:pPr>
-      <w:bookmarkStart w:id="34" w:name="_Toc335909919"/>
-      <w:r>
-        <w:t>Architecture Diagram</w:t>
-      </w:r>
-      <w:bookmarkEnd w:id="34"/>
-    </w:p>
-    <w:p>
-      <w:pPr>
-        <w:pStyle w:val="Heading3"/>
-        <w:numPr>
-          <w:ilvl w:val="2"/>
-          <w:numId w:val="11"/>
-        </w:numPr>
-      </w:pPr>
-      <w:bookmarkStart w:id="35" w:name="_Toc335909920"/>
-      <w:r>
-        <w:t>Data Flow Diagram</w:t>
-      </w:r>
-      <w:bookmarkEnd w:id="35"/>
-      <w:r>
-        <w:t xml:space="preserve"> </w:t>
-      </w:r>
-    </w:p>
-    <w:p>
-      <w:pPr>
-        <w:pStyle w:val="Heading3"/>
-        <w:numPr>
-          <w:ilvl w:val="2"/>
-          <w:numId w:val="11"/>
-        </w:numPr>
-      </w:pPr>
-      <w:bookmarkStart w:id="36" w:name="_Toc335909921"/>
-      <w:r>
-        <w:t>Design Details</w:t>
-      </w:r>
-      <w:bookmarkEnd w:id="36"/>
-    </w:p>
-    <w:p>
-      <w:pPr>
-        <w:pStyle w:val="Heading1"/>
-        <w:numPr>
-          <w:ilvl w:val="0"/>
-          <w:numId w:val="11"/>
-        </w:numPr>
-      </w:pPr>
-      <w:bookmarkStart w:id="37" w:name="_Toc335909922"/>
-      <w:r>
-        <w:t>System and Unit Testing</w:t>
-      </w:r>
-      <w:bookmarkEnd w:id="37"/>
-    </w:p>
-    <w:p>
-      <w:pPr>
-        <w:pStyle w:val="Heading2"/>
-        <w:numPr>
-          <w:ilvl w:val="1"/>
-          <w:numId w:val="11"/>
-        </w:numPr>
-      </w:pPr>
-      <w:bookmarkStart w:id="38" w:name="_Toc335909923"/>
-      <w:r>
-        <w:t>Overview</w:t>
-      </w:r>
-      <w:bookmarkEnd w:id="38"/>
-    </w:p>
-    <w:p>
-      <w:pPr>
-        <w:pStyle w:val="Heading2"/>
-        <w:numPr>
-          <w:ilvl w:val="1"/>
-          <w:numId w:val="11"/>
-        </w:numPr>
-      </w:pPr>
-      <w:bookmarkStart w:id="39" w:name="_Toc335909924"/>
-      <w:r>
-        <w:t>Dependencies</w:t>
-      </w:r>
-      <w:bookmarkEnd w:id="39"/>
-    </w:p>
-    <w:p>
-      <w:pPr>
-        <w:pStyle w:val="Heading2"/>
-        <w:numPr>
-          <w:ilvl w:val="1"/>
-          <w:numId w:val="11"/>
-        </w:numPr>
-      </w:pPr>
-      <w:bookmarkStart w:id="40" w:name="_Toc335909925"/>
-      <w:r>
-        <w:t>Test Setup and Execution</w:t>
-      </w:r>
-      <w:bookmarkEnd w:id="40"/>
-    </w:p>
-    <w:p>
-      <w:pPr>
-        <w:pStyle w:val="Heading1"/>
-        <w:numPr>
-          <w:ilvl w:val="0"/>
-          <w:numId w:val="11"/>
-        </w:numPr>
-      </w:pPr>
-      <w:bookmarkStart w:id="41" w:name="_Toc335909926"/>
-      <w:r>
-        <w:t>Development Environment</w:t>
-      </w:r>
-      <w:bookmarkEnd w:id="41"/>
-    </w:p>
-    <w:p>
-      <w:pPr>
-        <w:pStyle w:val="Heading2"/>
-        <w:numPr>
-          <w:ilvl w:val="1"/>
-          <w:numId w:val="11"/>
-        </w:numPr>
-      </w:pPr>
-      <w:bookmarkStart w:id="42" w:name="_Toc335909927"/>
-      <w:r>
-        <w:t>Development IDE and Tools</w:t>
-      </w:r>
-      <w:bookmarkEnd w:id="42"/>
-    </w:p>
-    <w:p>
-      <w:pPr>
-        <w:pStyle w:val="Heading2"/>
-        <w:numPr>
-          <w:ilvl w:val="1"/>
-          <w:numId w:val="11"/>
-        </w:numPr>
-      </w:pPr>
-      <w:bookmarkStart w:id="43" w:name="_Toc335909928"/>
-      <w:r>
-        <w:t>Source Control</w:t>
-      </w:r>
-      <w:bookmarkEnd w:id="43"/>
-    </w:p>
-    <w:p>
-      <w:pPr>
-        <w:pStyle w:val="Heading2"/>
-        <w:numPr>
-          <w:ilvl w:val="1"/>
-          <w:numId w:val="11"/>
-        </w:numPr>
-      </w:pPr>
-      <w:bookmarkStart w:id="44" w:name="_Toc335909929"/>
-      <w:r>
-        <w:t>Dependencies</w:t>
-      </w:r>
-      <w:bookmarkEnd w:id="44"/>
-    </w:p>
-    <w:p>
-      <w:pPr>
-        <w:pStyle w:val="Heading2"/>
-        <w:numPr>
-          <w:ilvl w:val="1"/>
-          <w:numId w:val="11"/>
-        </w:numPr>
-      </w:pPr>
-      <w:bookmarkStart w:id="45" w:name="_Toc335909930"/>
-      <w:r>
-        <w:t>Build Environment</w:t>
-      </w:r>
-      <w:bookmarkEnd w:id="45"/>
-    </w:p>
-    <w:p>
-      <w:pPr>
-        <w:pStyle w:val="Heading2"/>
-        <w:numPr>
-          <w:ilvl w:val="1"/>
-          <w:numId w:val="11"/>
-        </w:numPr>
-      </w:pPr>
-      <w:bookmarkStart w:id="46" w:name="_Toc335909931"/>
-      <w:r>
-        <w:lastRenderedPageBreak/>
-        <w:t>Development Machine Setup</w:t>
-      </w:r>
-      <w:bookmarkEnd w:id="46"/>
-    </w:p>
-    <w:p>
-      <w:pPr>
-        <w:pStyle w:val="Heading1"/>
-        <w:numPr>
-          <w:ilvl w:val="0"/>
-          <w:numId w:val="11"/>
-        </w:numPr>
-      </w:pPr>
-      <w:bookmarkStart w:id="47" w:name="_Toc335909932"/>
-      <w:r>
-        <w:t>Release | Setup | Deployment</w:t>
-      </w:r>
-      <w:bookmarkEnd w:id="47"/>
-    </w:p>
-    <w:p>
-      <w:pPr>
-        <w:pStyle w:val="Heading2"/>
-        <w:numPr>
-          <w:ilvl w:val="1"/>
-          <w:numId w:val="11"/>
-        </w:numPr>
-      </w:pPr>
-      <w:bookmarkStart w:id="48" w:name="_Toc335909933"/>
-      <w:r>
-        <w:t>Deployment Information and Dependencies</w:t>
-      </w:r>
-      <w:bookmarkEnd w:id="48"/>
-    </w:p>
-    <w:p>
-      <w:pPr>
-        <w:pStyle w:val="Heading2"/>
-        <w:numPr>
-          <w:ilvl w:val="1"/>
-          <w:numId w:val="11"/>
-        </w:numPr>
-      </w:pPr>
-      <w:bookmarkStart w:id="49" w:name="_Toc335909934"/>
-      <w:r>
-        <w:t>Setup Information</w:t>
-      </w:r>
-      <w:bookmarkEnd w:id="49"/>
-    </w:p>
-    <w:p>
-      <w:pPr>
-        <w:pStyle w:val="Heading2"/>
-        <w:numPr>
-          <w:ilvl w:val="1"/>
-          <w:numId w:val="11"/>
-        </w:numPr>
-      </w:pPr>
-      <w:bookmarkStart w:id="50" w:name="_Toc335909935"/>
-      <w:r>
-        <w:t>System Versioning Information</w:t>
-      </w:r>
-      <w:bookmarkEnd w:id="50"/>
-    </w:p>
-    <w:p>
-      <w:pPr>
-        <w:pStyle w:val="Heading1"/>
-        <w:numPr>
-          <w:ilvl w:val="0"/>
-          <w:numId w:val="11"/>
-        </w:numPr>
-      </w:pPr>
-      <w:bookmarkStart w:id="51" w:name="_Toc335909936"/>
+      <w:bookmarkStart w:id="52" w:name="_Toc335909936"/>
       <w:r>
         <w:t>End User Documentation</w:t>
       </w:r>
-      <w:bookmarkEnd w:id="51"/>
+      <w:bookmarkEnd w:id="52"/>
     </w:p>
     <w:p/>
     <w:p>
@@ -5919,6 +5994,7 @@
         <w:pStyle w:val="Heading1"/>
       </w:pPr>
       <w:r>
+        <w:lastRenderedPageBreak/>
         <w:t>Appendix I: List of Figures</w:t>
       </w:r>
     </w:p>
@@ -5956,8 +6032,6 @@
       <w:r>
         <w:t>III.2 Sprint 2</w:t>
       </w:r>
-      <w:bookmarkStart w:id="52" w:name="_GoBack"/>
-      <w:bookmarkEnd w:id="52"/>
       <w:r>
         <w:t xml:space="preserve"> Progress Report</w:t>
       </w:r>
@@ -6458,6 +6532,178 @@
     </w:lvl>
   </w:abstractNum>
   <w:abstractNum w:abstractNumId="5">
+    <w:nsid w:val="3B707E62"/>
+    <w:multiLevelType w:val="multilevel"/>
+    <w:tmpl w:val="0409001F"/>
+    <w:lvl w:ilvl="0">
+      <w:start w:val="1"/>
+      <w:numFmt w:val="decimal"/>
+      <w:lvlText w:val="%1."/>
+      <w:lvlJc w:val="left"/>
+      <w:pPr>
+        <w:ind w:left="1080" w:hanging="360"/>
+      </w:pPr>
+    </w:lvl>
+    <w:lvl w:ilvl="1">
+      <w:start w:val="1"/>
+      <w:numFmt w:val="decimal"/>
+      <w:lvlText w:val="%1.%2."/>
+      <w:lvlJc w:val="left"/>
+      <w:pPr>
+        <w:ind w:left="1512" w:hanging="432"/>
+      </w:pPr>
+    </w:lvl>
+    <w:lvl w:ilvl="2">
+      <w:start w:val="1"/>
+      <w:numFmt w:val="decimal"/>
+      <w:lvlText w:val="%1.%2.%3."/>
+      <w:lvlJc w:val="left"/>
+      <w:pPr>
+        <w:ind w:left="1944" w:hanging="504"/>
+      </w:pPr>
+    </w:lvl>
+    <w:lvl w:ilvl="3">
+      <w:start w:val="1"/>
+      <w:numFmt w:val="decimal"/>
+      <w:lvlText w:val="%1.%2.%3.%4."/>
+      <w:lvlJc w:val="left"/>
+      <w:pPr>
+        <w:ind w:left="2448" w:hanging="648"/>
+      </w:pPr>
+    </w:lvl>
+    <w:lvl w:ilvl="4">
+      <w:start w:val="1"/>
+      <w:numFmt w:val="decimal"/>
+      <w:lvlText w:val="%1.%2.%3.%4.%5."/>
+      <w:lvlJc w:val="left"/>
+      <w:pPr>
+        <w:ind w:left="2952" w:hanging="792"/>
+      </w:pPr>
+    </w:lvl>
+    <w:lvl w:ilvl="5">
+      <w:start w:val="1"/>
+      <w:numFmt w:val="decimal"/>
+      <w:lvlText w:val="%1.%2.%3.%4.%5.%6."/>
+      <w:lvlJc w:val="left"/>
+      <w:pPr>
+        <w:ind w:left="3456" w:hanging="936"/>
+      </w:pPr>
+    </w:lvl>
+    <w:lvl w:ilvl="6">
+      <w:start w:val="1"/>
+      <w:numFmt w:val="decimal"/>
+      <w:lvlText w:val="%1.%2.%3.%4.%5.%6.%7."/>
+      <w:lvlJc w:val="left"/>
+      <w:pPr>
+        <w:ind w:left="3960" w:hanging="1080"/>
+      </w:pPr>
+    </w:lvl>
+    <w:lvl w:ilvl="7">
+      <w:start w:val="1"/>
+      <w:numFmt w:val="decimal"/>
+      <w:lvlText w:val="%1.%2.%3.%4.%5.%6.%7.%8."/>
+      <w:lvlJc w:val="left"/>
+      <w:pPr>
+        <w:ind w:left="4464" w:hanging="1224"/>
+      </w:pPr>
+    </w:lvl>
+    <w:lvl w:ilvl="8">
+      <w:start w:val="1"/>
+      <w:numFmt w:val="decimal"/>
+      <w:lvlText w:val="%1.%2.%3.%4.%5.%6.%7.%8.%9."/>
+      <w:lvlJc w:val="left"/>
+      <w:pPr>
+        <w:ind w:left="5040" w:hanging="1440"/>
+      </w:pPr>
+    </w:lvl>
+  </w:abstractNum>
+  <w:abstractNum w:abstractNumId="6">
+    <w:nsid w:val="4A736F8D"/>
+    <w:multiLevelType w:val="hybridMultilevel"/>
+    <w:tmpl w:val="94C27E84"/>
+    <w:lvl w:ilvl="0" w:tplc="0409000F">
+      <w:start w:val="1"/>
+      <w:numFmt w:val="decimal"/>
+      <w:lvlText w:val="%1."/>
+      <w:lvlJc w:val="left"/>
+      <w:pPr>
+        <w:ind w:left="1584" w:hanging="360"/>
+      </w:pPr>
+    </w:lvl>
+    <w:lvl w:ilvl="1" w:tplc="04090019" w:tentative="1">
+      <w:start w:val="1"/>
+      <w:numFmt w:val="lowerLetter"/>
+      <w:lvlText w:val="%2."/>
+      <w:lvlJc w:val="left"/>
+      <w:pPr>
+        <w:ind w:left="1944" w:hanging="360"/>
+      </w:pPr>
+    </w:lvl>
+    <w:lvl w:ilvl="2" w:tplc="0409001B" w:tentative="1">
+      <w:start w:val="1"/>
+      <w:numFmt w:val="lowerRoman"/>
+      <w:lvlText w:val="%3."/>
+      <w:lvlJc w:val="right"/>
+      <w:pPr>
+        <w:ind w:left="2664" w:hanging="180"/>
+      </w:pPr>
+    </w:lvl>
+    <w:lvl w:ilvl="3" w:tplc="0409000F" w:tentative="1">
+      <w:start w:val="1"/>
+      <w:numFmt w:val="decimal"/>
+      <w:lvlText w:val="%4."/>
+      <w:lvlJc w:val="left"/>
+      <w:pPr>
+        <w:ind w:left="3384" w:hanging="360"/>
+      </w:pPr>
+    </w:lvl>
+    <w:lvl w:ilvl="4" w:tplc="04090019" w:tentative="1">
+      <w:start w:val="1"/>
+      <w:numFmt w:val="lowerLetter"/>
+      <w:lvlText w:val="%5."/>
+      <w:lvlJc w:val="left"/>
+      <w:pPr>
+        <w:ind w:left="4104" w:hanging="360"/>
+      </w:pPr>
+    </w:lvl>
+    <w:lvl w:ilvl="5" w:tplc="0409001B" w:tentative="1">
+      <w:start w:val="1"/>
+      <w:numFmt w:val="lowerRoman"/>
+      <w:lvlText w:val="%6."/>
+      <w:lvlJc w:val="right"/>
+      <w:pPr>
+        <w:ind w:left="4824" w:hanging="180"/>
+      </w:pPr>
+    </w:lvl>
+    <w:lvl w:ilvl="6" w:tplc="0409000F" w:tentative="1">
+      <w:start w:val="1"/>
+      <w:numFmt w:val="decimal"/>
+      <w:lvlText w:val="%7."/>
+      <w:lvlJc w:val="left"/>
+      <w:pPr>
+        <w:ind w:left="5544" w:hanging="360"/>
+      </w:pPr>
+    </w:lvl>
+    <w:lvl w:ilvl="7" w:tplc="04090019" w:tentative="1">
+      <w:start w:val="1"/>
+      <w:numFmt w:val="lowerLetter"/>
+      <w:lvlText w:val="%8."/>
+      <w:lvlJc w:val="left"/>
+      <w:pPr>
+        <w:ind w:left="6264" w:hanging="360"/>
+      </w:pPr>
+    </w:lvl>
+    <w:lvl w:ilvl="8" w:tplc="0409001B" w:tentative="1">
+      <w:start w:val="1"/>
+      <w:numFmt w:val="lowerRoman"/>
+      <w:lvlText w:val="%9."/>
+      <w:lvlJc w:val="right"/>
+      <w:pPr>
+        <w:ind w:left="6984" w:hanging="180"/>
+      </w:pPr>
+    </w:lvl>
+  </w:abstractNum>
+  <w:abstractNum w:abstractNumId="7">
     <w:nsid w:val="4AEE518E"/>
     <w:multiLevelType w:val="multilevel"/>
     <w:tmpl w:val="0409001F"/>
@@ -6543,7 +6789,7 @@
       </w:pPr>
     </w:lvl>
   </w:abstractNum>
-  <w:abstractNum w:abstractNumId="6">
+  <w:abstractNum w:abstractNumId="8">
     <w:nsid w:val="56B0613A"/>
     <w:multiLevelType w:val="hybridMultilevel"/>
     <w:tmpl w:val="57FA7CF4"/>
@@ -6629,7 +6875,179 @@
       </w:pPr>
     </w:lvl>
   </w:abstractNum>
-  <w:abstractNum w:abstractNumId="7">
+  <w:abstractNum w:abstractNumId="9">
+    <w:nsid w:val="594E5EA9"/>
+    <w:multiLevelType w:val="multilevel"/>
+    <w:tmpl w:val="0409001F"/>
+    <w:lvl w:ilvl="0">
+      <w:start w:val="1"/>
+      <w:numFmt w:val="decimal"/>
+      <w:lvlText w:val="%1."/>
+      <w:lvlJc w:val="left"/>
+      <w:pPr>
+        <w:ind w:left="360" w:hanging="360"/>
+      </w:pPr>
+    </w:lvl>
+    <w:lvl w:ilvl="1">
+      <w:start w:val="1"/>
+      <w:numFmt w:val="decimal"/>
+      <w:lvlText w:val="%1.%2."/>
+      <w:lvlJc w:val="left"/>
+      <w:pPr>
+        <w:ind w:left="792" w:hanging="432"/>
+      </w:pPr>
+    </w:lvl>
+    <w:lvl w:ilvl="2">
+      <w:start w:val="1"/>
+      <w:numFmt w:val="decimal"/>
+      <w:lvlText w:val="%1.%2.%3."/>
+      <w:lvlJc w:val="left"/>
+      <w:pPr>
+        <w:ind w:left="1224" w:hanging="504"/>
+      </w:pPr>
+    </w:lvl>
+    <w:lvl w:ilvl="3">
+      <w:start w:val="1"/>
+      <w:numFmt w:val="decimal"/>
+      <w:lvlText w:val="%1.%2.%3.%4."/>
+      <w:lvlJc w:val="left"/>
+      <w:pPr>
+        <w:ind w:left="1728" w:hanging="648"/>
+      </w:pPr>
+    </w:lvl>
+    <w:lvl w:ilvl="4">
+      <w:start w:val="1"/>
+      <w:numFmt w:val="decimal"/>
+      <w:lvlText w:val="%1.%2.%3.%4.%5."/>
+      <w:lvlJc w:val="left"/>
+      <w:pPr>
+        <w:ind w:left="2232" w:hanging="792"/>
+      </w:pPr>
+    </w:lvl>
+    <w:lvl w:ilvl="5">
+      <w:start w:val="1"/>
+      <w:numFmt w:val="decimal"/>
+      <w:lvlText w:val="%1.%2.%3.%4.%5.%6."/>
+      <w:lvlJc w:val="left"/>
+      <w:pPr>
+        <w:ind w:left="2736" w:hanging="936"/>
+      </w:pPr>
+    </w:lvl>
+    <w:lvl w:ilvl="6">
+      <w:start w:val="1"/>
+      <w:numFmt w:val="decimal"/>
+      <w:lvlText w:val="%1.%2.%3.%4.%5.%6.%7."/>
+      <w:lvlJc w:val="left"/>
+      <w:pPr>
+        <w:ind w:left="3240" w:hanging="1080"/>
+      </w:pPr>
+    </w:lvl>
+    <w:lvl w:ilvl="7">
+      <w:start w:val="1"/>
+      <w:numFmt w:val="decimal"/>
+      <w:lvlText w:val="%1.%2.%3.%4.%5.%6.%7.%8."/>
+      <w:lvlJc w:val="left"/>
+      <w:pPr>
+        <w:ind w:left="3744" w:hanging="1224"/>
+      </w:pPr>
+    </w:lvl>
+    <w:lvl w:ilvl="8">
+      <w:start w:val="1"/>
+      <w:numFmt w:val="decimal"/>
+      <w:lvlText w:val="%1.%2.%3.%4.%5.%6.%7.%8.%9."/>
+      <w:lvlJc w:val="left"/>
+      <w:pPr>
+        <w:ind w:left="4320" w:hanging="1440"/>
+      </w:pPr>
+    </w:lvl>
+  </w:abstractNum>
+  <w:abstractNum w:abstractNumId="10">
+    <w:nsid w:val="61F40A2C"/>
+    <w:multiLevelType w:val="multilevel"/>
+    <w:tmpl w:val="0409001F"/>
+    <w:lvl w:ilvl="0">
+      <w:start w:val="1"/>
+      <w:numFmt w:val="decimal"/>
+      <w:lvlText w:val="%1."/>
+      <w:lvlJc w:val="left"/>
+      <w:pPr>
+        <w:ind w:left="360" w:hanging="360"/>
+      </w:pPr>
+    </w:lvl>
+    <w:lvl w:ilvl="1">
+      <w:start w:val="1"/>
+      <w:numFmt w:val="decimal"/>
+      <w:lvlText w:val="%1.%2."/>
+      <w:lvlJc w:val="left"/>
+      <w:pPr>
+        <w:ind w:left="792" w:hanging="432"/>
+      </w:pPr>
+    </w:lvl>
+    <w:lvl w:ilvl="2">
+      <w:start w:val="1"/>
+      <w:numFmt w:val="decimal"/>
+      <w:lvlText w:val="%1.%2.%3."/>
+      <w:lvlJc w:val="left"/>
+      <w:pPr>
+        <w:ind w:left="1224" w:hanging="504"/>
+      </w:pPr>
+    </w:lvl>
+    <w:lvl w:ilvl="3">
+      <w:start w:val="1"/>
+      <w:numFmt w:val="decimal"/>
+      <w:lvlText w:val="%1.%2.%3.%4."/>
+      <w:lvlJc w:val="left"/>
+      <w:pPr>
+        <w:ind w:left="1728" w:hanging="648"/>
+      </w:pPr>
+    </w:lvl>
+    <w:lvl w:ilvl="4">
+      <w:start w:val="1"/>
+      <w:numFmt w:val="decimal"/>
+      <w:lvlText w:val="%1.%2.%3.%4.%5."/>
+      <w:lvlJc w:val="left"/>
+      <w:pPr>
+        <w:ind w:left="2232" w:hanging="792"/>
+      </w:pPr>
+    </w:lvl>
+    <w:lvl w:ilvl="5">
+      <w:start w:val="1"/>
+      <w:numFmt w:val="decimal"/>
+      <w:lvlText w:val="%1.%2.%3.%4.%5.%6."/>
+      <w:lvlJc w:val="left"/>
+      <w:pPr>
+        <w:ind w:left="2736" w:hanging="936"/>
+      </w:pPr>
+    </w:lvl>
+    <w:lvl w:ilvl="6">
+      <w:start w:val="1"/>
+      <w:numFmt w:val="decimal"/>
+      <w:lvlText w:val="%1.%2.%3.%4.%5.%6.%7."/>
+      <w:lvlJc w:val="left"/>
+      <w:pPr>
+        <w:ind w:left="3240" w:hanging="1080"/>
+      </w:pPr>
+    </w:lvl>
+    <w:lvl w:ilvl="7">
+      <w:start w:val="1"/>
+      <w:numFmt w:val="decimal"/>
+      <w:lvlText w:val="%1.%2.%3.%4.%5.%6.%7.%8."/>
+      <w:lvlJc w:val="left"/>
+      <w:pPr>
+        <w:ind w:left="3744" w:hanging="1224"/>
+      </w:pPr>
+    </w:lvl>
+    <w:lvl w:ilvl="8">
+      <w:start w:val="1"/>
+      <w:numFmt w:val="decimal"/>
+      <w:lvlText w:val="%1.%2.%3.%4.%5.%6.%7.%8.%9."/>
+      <w:lvlJc w:val="left"/>
+      <w:pPr>
+        <w:ind w:left="4320" w:hanging="1440"/>
+      </w:pPr>
+    </w:lvl>
+  </w:abstractNum>
+  <w:abstractNum w:abstractNumId="11">
     <w:nsid w:val="65B631B7"/>
     <w:multiLevelType w:val="multilevel"/>
     <w:tmpl w:val="0409001F"/>
@@ -6715,7 +7133,7 @@
       </w:pPr>
     </w:lvl>
   </w:abstractNum>
-  <w:abstractNum w:abstractNumId="8">
+  <w:abstractNum w:abstractNumId="12">
     <w:nsid w:val="67E75781"/>
     <w:multiLevelType w:val="multilevel"/>
     <w:tmpl w:val="0409001F"/>
@@ -6801,7 +7219,7 @@
       </w:pPr>
     </w:lvl>
   </w:abstractNum>
-  <w:abstractNum w:abstractNumId="9">
+  <w:abstractNum w:abstractNumId="13">
     <w:nsid w:val="70C75C85"/>
     <w:multiLevelType w:val="multilevel"/>
     <w:tmpl w:val="0409001F"/>
@@ -6887,7 +7305,93 @@
       </w:pPr>
     </w:lvl>
   </w:abstractNum>
-  <w:abstractNum w:abstractNumId="10">
+  <w:abstractNum w:abstractNumId="14">
+    <w:nsid w:val="714C4E71"/>
+    <w:multiLevelType w:val="multilevel"/>
+    <w:tmpl w:val="0409001F"/>
+    <w:lvl w:ilvl="0">
+      <w:start w:val="1"/>
+      <w:numFmt w:val="decimal"/>
+      <w:lvlText w:val="%1."/>
+      <w:lvlJc w:val="left"/>
+      <w:pPr>
+        <w:ind w:left="360" w:hanging="360"/>
+      </w:pPr>
+    </w:lvl>
+    <w:lvl w:ilvl="1">
+      <w:start w:val="1"/>
+      <w:numFmt w:val="decimal"/>
+      <w:lvlText w:val="%1.%2."/>
+      <w:lvlJc w:val="left"/>
+      <w:pPr>
+        <w:ind w:left="792" w:hanging="432"/>
+      </w:pPr>
+    </w:lvl>
+    <w:lvl w:ilvl="2">
+      <w:start w:val="1"/>
+      <w:numFmt w:val="decimal"/>
+      <w:lvlText w:val="%1.%2.%3."/>
+      <w:lvlJc w:val="left"/>
+      <w:pPr>
+        <w:ind w:left="1224" w:hanging="504"/>
+      </w:pPr>
+    </w:lvl>
+    <w:lvl w:ilvl="3">
+      <w:start w:val="1"/>
+      <w:numFmt w:val="decimal"/>
+      <w:lvlText w:val="%1.%2.%3.%4."/>
+      <w:lvlJc w:val="left"/>
+      <w:pPr>
+        <w:ind w:left="1728" w:hanging="648"/>
+      </w:pPr>
+    </w:lvl>
+    <w:lvl w:ilvl="4">
+      <w:start w:val="1"/>
+      <w:numFmt w:val="decimal"/>
+      <w:lvlText w:val="%1.%2.%3.%4.%5."/>
+      <w:lvlJc w:val="left"/>
+      <w:pPr>
+        <w:ind w:left="2232" w:hanging="792"/>
+      </w:pPr>
+    </w:lvl>
+    <w:lvl w:ilvl="5">
+      <w:start w:val="1"/>
+      <w:numFmt w:val="decimal"/>
+      <w:lvlText w:val="%1.%2.%3.%4.%5.%6."/>
+      <w:lvlJc w:val="left"/>
+      <w:pPr>
+        <w:ind w:left="2736" w:hanging="936"/>
+      </w:pPr>
+    </w:lvl>
+    <w:lvl w:ilvl="6">
+      <w:start w:val="1"/>
+      <w:numFmt w:val="decimal"/>
+      <w:lvlText w:val="%1.%2.%3.%4.%5.%6.%7."/>
+      <w:lvlJc w:val="left"/>
+      <w:pPr>
+        <w:ind w:left="3240" w:hanging="1080"/>
+      </w:pPr>
+    </w:lvl>
+    <w:lvl w:ilvl="7">
+      <w:start w:val="1"/>
+      <w:numFmt w:val="decimal"/>
+      <w:lvlText w:val="%1.%2.%3.%4.%5.%6.%7.%8."/>
+      <w:lvlJc w:val="left"/>
+      <w:pPr>
+        <w:ind w:left="3744" w:hanging="1224"/>
+      </w:pPr>
+    </w:lvl>
+    <w:lvl w:ilvl="8">
+      <w:start w:val="1"/>
+      <w:numFmt w:val="decimal"/>
+      <w:lvlText w:val="%1.%2.%3.%4.%5.%6.%7.%8.%9."/>
+      <w:lvlJc w:val="left"/>
+      <w:pPr>
+        <w:ind w:left="4320" w:hanging="1440"/>
+      </w:pPr>
+    </w:lvl>
+  </w:abstractNum>
+  <w:abstractNum w:abstractNumId="15">
     <w:nsid w:val="727A7DAC"/>
     <w:multiLevelType w:val="multilevel"/>
     <w:tmpl w:val="0409001F"/>
@@ -6973,26 +7477,112 @@
       </w:pPr>
     </w:lvl>
   </w:abstractNum>
+  <w:abstractNum w:abstractNumId="16">
+    <w:nsid w:val="76963661"/>
+    <w:multiLevelType w:val="hybridMultilevel"/>
+    <w:tmpl w:val="E9E829C2"/>
+    <w:lvl w:ilvl="0" w:tplc="0409000F">
+      <w:start w:val="1"/>
+      <w:numFmt w:val="decimal"/>
+      <w:lvlText w:val="%1."/>
+      <w:lvlJc w:val="left"/>
+      <w:pPr>
+        <w:ind w:left="1080" w:hanging="360"/>
+      </w:pPr>
+    </w:lvl>
+    <w:lvl w:ilvl="1" w:tplc="04090019" w:tentative="1">
+      <w:start w:val="1"/>
+      <w:numFmt w:val="lowerLetter"/>
+      <w:lvlText w:val="%2."/>
+      <w:lvlJc w:val="left"/>
+      <w:pPr>
+        <w:ind w:left="1800" w:hanging="360"/>
+      </w:pPr>
+    </w:lvl>
+    <w:lvl w:ilvl="2" w:tplc="0409001B" w:tentative="1">
+      <w:start w:val="1"/>
+      <w:numFmt w:val="lowerRoman"/>
+      <w:lvlText w:val="%3."/>
+      <w:lvlJc w:val="right"/>
+      <w:pPr>
+        <w:ind w:left="2520" w:hanging="180"/>
+      </w:pPr>
+    </w:lvl>
+    <w:lvl w:ilvl="3" w:tplc="0409000F" w:tentative="1">
+      <w:start w:val="1"/>
+      <w:numFmt w:val="decimal"/>
+      <w:lvlText w:val="%4."/>
+      <w:lvlJc w:val="left"/>
+      <w:pPr>
+        <w:ind w:left="3240" w:hanging="360"/>
+      </w:pPr>
+    </w:lvl>
+    <w:lvl w:ilvl="4" w:tplc="04090019" w:tentative="1">
+      <w:start w:val="1"/>
+      <w:numFmt w:val="lowerLetter"/>
+      <w:lvlText w:val="%5."/>
+      <w:lvlJc w:val="left"/>
+      <w:pPr>
+        <w:ind w:left="3960" w:hanging="360"/>
+      </w:pPr>
+    </w:lvl>
+    <w:lvl w:ilvl="5" w:tplc="0409001B" w:tentative="1">
+      <w:start w:val="1"/>
+      <w:numFmt w:val="lowerRoman"/>
+      <w:lvlText w:val="%6."/>
+      <w:lvlJc w:val="right"/>
+      <w:pPr>
+        <w:ind w:left="4680" w:hanging="180"/>
+      </w:pPr>
+    </w:lvl>
+    <w:lvl w:ilvl="6" w:tplc="0409000F" w:tentative="1">
+      <w:start w:val="1"/>
+      <w:numFmt w:val="decimal"/>
+      <w:lvlText w:val="%7."/>
+      <w:lvlJc w:val="left"/>
+      <w:pPr>
+        <w:ind w:left="5400" w:hanging="360"/>
+      </w:pPr>
+    </w:lvl>
+    <w:lvl w:ilvl="7" w:tplc="04090019" w:tentative="1">
+      <w:start w:val="1"/>
+      <w:numFmt w:val="lowerLetter"/>
+      <w:lvlText w:val="%8."/>
+      <w:lvlJc w:val="left"/>
+      <w:pPr>
+        <w:ind w:left="6120" w:hanging="360"/>
+      </w:pPr>
+    </w:lvl>
+    <w:lvl w:ilvl="8" w:tplc="0409001B" w:tentative="1">
+      <w:start w:val="1"/>
+      <w:numFmt w:val="lowerRoman"/>
+      <w:lvlText w:val="%9."/>
+      <w:lvlJc w:val="right"/>
+      <w:pPr>
+        <w:ind w:left="6840" w:hanging="180"/>
+      </w:pPr>
+    </w:lvl>
+  </w:abstractNum>
   <w:num w:numId="1">
-    <w:abstractNumId w:val="10"/>
+    <w:abstractNumId w:val="15"/>
   </w:num>
   <w:num w:numId="2">
     <w:abstractNumId w:val="3"/>
   </w:num>
   <w:num w:numId="3">
-    <w:abstractNumId w:val="7"/>
+    <w:abstractNumId w:val="11"/>
   </w:num>
   <w:num w:numId="4">
-    <w:abstractNumId w:val="5"/>
+    <w:abstractNumId w:val="7"/>
   </w:num>
   <w:num w:numId="5">
     <w:abstractNumId w:val="0"/>
   </w:num>
   <w:num w:numId="6">
-    <w:abstractNumId w:val="6"/>
+    <w:abstractNumId w:val="8"/>
   </w:num>
   <w:num w:numId="7">
-    <w:abstractNumId w:val="9"/>
+    <w:abstractNumId w:val="13"/>
   </w:num>
   <w:num w:numId="8">
     <w:abstractNumId w:val="2"/>
@@ -7004,7 +7594,25 @@
     <w:abstractNumId w:val="4"/>
   </w:num>
   <w:num w:numId="11">
-    <w:abstractNumId w:val="8"/>
+    <w:abstractNumId w:val="12"/>
+  </w:num>
+  <w:num w:numId="12">
+    <w:abstractNumId w:val="16"/>
+  </w:num>
+  <w:num w:numId="13">
+    <w:abstractNumId w:val="6"/>
+  </w:num>
+  <w:num w:numId="14">
+    <w:abstractNumId w:val="9"/>
+  </w:num>
+  <w:num w:numId="15">
+    <w:abstractNumId w:val="5"/>
+  </w:num>
+  <w:num w:numId="16">
+    <w:abstractNumId w:val="10"/>
+  </w:num>
+  <w:num w:numId="17">
+    <w:abstractNumId w:val="14"/>
   </w:num>
 </w:numbering>
 </file>
@@ -8573,7 +9181,7 @@
 </file>
 
 <file path=customXml/itemProps1.xml><?xml version="1.0" encoding="utf-8"?>
-<ds:datastoreItem xmlns:ds="http://schemas.openxmlformats.org/officeDocument/2006/customXml" ds:itemID="{88E63F08-DF84-412A-868E-CEE8EF2905D2}">
+<ds:datastoreItem xmlns:ds="http://schemas.openxmlformats.org/officeDocument/2006/customXml" ds:itemID="{93615479-DC6F-4FDB-BD35-3C4285D1AEBF}">
   <ds:schemaRefs>
     <ds:schemaRef ds:uri="http://schemas.openxmlformats.org/officeDocument/2006/bibliography"/>
   </ds:schemaRefs>

--- a/srDesign_Design.docx
+++ b/srDesign_Design.docx
@@ -129,17 +129,8 @@
           <w:rStyle w:val="IntenseEmphasis"/>
           <w:i/>
         </w:rPr>
-        <w:t xml:space="preserve">Kevin </w:t>
+        <w:t>Kevin Worner</w:t>
       </w:r>
-      <w:proofErr w:type="spellStart"/>
-      <w:r>
-        <w:rPr>
-          <w:rStyle w:val="IntenseEmphasis"/>
-          <w:i/>
-        </w:rPr>
-        <w:t>Worner</w:t>
-      </w:r>
-      <w:proofErr w:type="spellEnd"/>
     </w:p>
     <w:p>
       <w:pPr>
@@ -483,10 +474,12 @@
       <w:pPr>
         <w:pStyle w:val="Heading1"/>
       </w:pPr>
+      <w:bookmarkStart w:id="0" w:name="_Toc336939598"/>
       <w:r>
         <w:lastRenderedPageBreak/>
         <w:t>Revision History</w:t>
       </w:r>
+      <w:bookmarkEnd w:id="0"/>
     </w:p>
     <w:tbl>
       <w:tblPr>
@@ -741,17 +734,22 @@
             <w:pStyle w:val="TOCHeading"/>
           </w:pPr>
           <w:r>
-            <w:t>Table of Contents</w:t>
+            <w:t>Table of</w:t>
+          </w:r>
+          <w:bookmarkStart w:id="1" w:name="_GoBack"/>
+          <w:bookmarkEnd w:id="1"/>
+          <w:r>
+            <w:t xml:space="preserve"> Contents</w:t>
           </w:r>
         </w:p>
         <w:p>
           <w:pPr>
             <w:pStyle w:val="TOC1"/>
             <w:tabs>
-              <w:tab w:val="left" w:pos="440"/>
               <w:tab w:val="right" w:leader="dot" w:pos="9350"/>
             </w:tabs>
             <w:rPr>
+              <w:rFonts w:eastAsiaTheme="minorEastAsia"/>
               <w:noProof/>
             </w:rPr>
           </w:pPr>
@@ -764,7 +762,77 @@
           <w:r>
             <w:fldChar w:fldCharType="separate"/>
           </w:r>
-          <w:hyperlink w:anchor="_Toc335909885" w:history="1">
+          <w:hyperlink w:anchor="_Toc336939598" w:history="1">
+            <w:r>
+              <w:rPr>
+                <w:rStyle w:val="Hyperlink"/>
+                <w:noProof/>
+              </w:rPr>
+              <w:t>Revision History</w:t>
+            </w:r>
+            <w:r>
+              <w:rPr>
+                <w:noProof/>
+                <w:webHidden/>
+              </w:rPr>
+              <w:tab/>
+            </w:r>
+            <w:r>
+              <w:rPr>
+                <w:noProof/>
+                <w:webHidden/>
+              </w:rPr>
+              <w:fldChar w:fldCharType="begin"/>
+            </w:r>
+            <w:r>
+              <w:rPr>
+                <w:noProof/>
+                <w:webHidden/>
+              </w:rPr>
+              <w:instrText xml:space="preserve"> PAGEREF _Toc336939598 \h </w:instrText>
+            </w:r>
+            <w:r>
+              <w:rPr>
+                <w:noProof/>
+                <w:webHidden/>
+              </w:rPr>
+            </w:r>
+            <w:r>
+              <w:rPr>
+                <w:noProof/>
+                <w:webHidden/>
+              </w:rPr>
+              <w:fldChar w:fldCharType="separate"/>
+            </w:r>
+            <w:r>
+              <w:rPr>
+                <w:noProof/>
+                <w:webHidden/>
+              </w:rPr>
+              <w:t>2</w:t>
+            </w:r>
+            <w:r>
+              <w:rPr>
+                <w:noProof/>
+                <w:webHidden/>
+              </w:rPr>
+              <w:fldChar w:fldCharType="end"/>
+            </w:r>
+          </w:hyperlink>
+        </w:p>
+        <w:p>
+          <w:pPr>
+            <w:pStyle w:val="TOC1"/>
+            <w:tabs>
+              <w:tab w:val="left" w:pos="440"/>
+              <w:tab w:val="right" w:leader="dot" w:pos="9350"/>
+            </w:tabs>
+            <w:rPr>
+              <w:rFonts w:eastAsiaTheme="minorEastAsia"/>
+              <w:noProof/>
+            </w:rPr>
+          </w:pPr>
+          <w:hyperlink w:anchor="_Toc336939599" w:history="1">
             <w:r>
               <w:rPr>
                 <w:rStyle w:val="Hyperlink"/>
@@ -774,6 +842,7 @@
             </w:r>
             <w:r>
               <w:rPr>
+                <w:rFonts w:eastAsiaTheme="minorEastAsia"/>
                 <w:noProof/>
               </w:rPr>
               <w:tab/>
@@ -804,7 +873,7 @@
                 <w:noProof/>
                 <w:webHidden/>
               </w:rPr>
-              <w:instrText xml:space="preserve"> PAGEREF _Toc335909885 \h </w:instrText>
+              <w:instrText xml:space="preserve"> PAGEREF _Toc336939599 \h </w:instrText>
             </w:r>
             <w:r>
               <w:rPr>
@@ -843,10 +912,11 @@
               <w:tab w:val="right" w:leader="dot" w:pos="9350"/>
             </w:tabs>
             <w:rPr>
+              <w:rFonts w:eastAsiaTheme="minorEastAsia"/>
               <w:noProof/>
             </w:rPr>
           </w:pPr>
-          <w:hyperlink w:anchor="_Toc335909886" w:history="1">
+          <w:hyperlink w:anchor="_Toc336939600" w:history="1">
             <w:r>
               <w:rPr>
                 <w:rStyle w:val="Hyperlink"/>
@@ -856,6 +926,7 @@
             </w:r>
             <w:r>
               <w:rPr>
+                <w:rFonts w:eastAsiaTheme="minorEastAsia"/>
                 <w:noProof/>
               </w:rPr>
               <w:tab/>
@@ -886,7 +957,7 @@
                 <w:noProof/>
                 <w:webHidden/>
               </w:rPr>
-              <w:instrText xml:space="preserve"> PAGEREF _Toc335909886 \h </w:instrText>
+              <w:instrText xml:space="preserve"> PAGEREF _Toc336939600 \h </w:instrText>
             </w:r>
             <w:r>
               <w:rPr>
@@ -925,10 +996,11 @@
               <w:tab w:val="right" w:leader="dot" w:pos="9350"/>
             </w:tabs>
             <w:rPr>
+              <w:rFonts w:eastAsiaTheme="minorEastAsia"/>
               <w:noProof/>
             </w:rPr>
           </w:pPr>
-          <w:hyperlink w:anchor="_Toc335909887" w:history="1">
+          <w:hyperlink w:anchor="_Toc336939601" w:history="1">
             <w:r>
               <w:rPr>
                 <w:rStyle w:val="Hyperlink"/>
@@ -938,6 +1010,7 @@
             </w:r>
             <w:r>
               <w:rPr>
+                <w:rFonts w:eastAsiaTheme="minorEastAsia"/>
                 <w:noProof/>
               </w:rPr>
               <w:tab/>
@@ -968,7 +1041,7 @@
                 <w:noProof/>
                 <w:webHidden/>
               </w:rPr>
-              <w:instrText xml:space="preserve"> PAGEREF _Toc335909887 \h </w:instrText>
+              <w:instrText xml:space="preserve"> PAGEREF _Toc336939601 \h </w:instrText>
             </w:r>
             <w:r>
               <w:rPr>
@@ -1007,10 +1080,11 @@
               <w:tab w:val="right" w:leader="dot" w:pos="9350"/>
             </w:tabs>
             <w:rPr>
+              <w:rFonts w:eastAsiaTheme="minorEastAsia"/>
               <w:noProof/>
             </w:rPr>
           </w:pPr>
-          <w:hyperlink w:anchor="_Toc335909888" w:history="1">
+          <w:hyperlink w:anchor="_Toc336939602" w:history="1">
             <w:r>
               <w:rPr>
                 <w:rStyle w:val="Hyperlink"/>
@@ -1020,6 +1094,7 @@
             </w:r>
             <w:r>
               <w:rPr>
+                <w:rFonts w:eastAsiaTheme="minorEastAsia"/>
                 <w:noProof/>
               </w:rPr>
               <w:tab/>
@@ -1050,7 +1125,7 @@
                 <w:noProof/>
                 <w:webHidden/>
               </w:rPr>
-              <w:instrText xml:space="preserve"> PAGEREF _Toc335909888 \h </w:instrText>
+              <w:instrText xml:space="preserve"> PAGEREF _Toc336939602 \h </w:instrText>
             </w:r>
             <w:r>
               <w:rPr>
@@ -1089,10 +1164,11 @@
               <w:tab w:val="right" w:leader="dot" w:pos="9350"/>
             </w:tabs>
             <w:rPr>
+              <w:rFonts w:eastAsiaTheme="minorEastAsia"/>
               <w:noProof/>
             </w:rPr>
           </w:pPr>
-          <w:hyperlink w:anchor="_Toc335909889" w:history="1">
+          <w:hyperlink w:anchor="_Toc336939603" w:history="1">
             <w:r>
               <w:rPr>
                 <w:rStyle w:val="Hyperlink"/>
@@ -1102,6 +1178,7 @@
             </w:r>
             <w:r>
               <w:rPr>
+                <w:rFonts w:eastAsiaTheme="minorEastAsia"/>
                 <w:noProof/>
               </w:rPr>
               <w:tab/>
@@ -1132,7 +1209,7 @@
                 <w:noProof/>
                 <w:webHidden/>
               </w:rPr>
-              <w:instrText xml:space="preserve"> PAGEREF _Toc335909889 \h </w:instrText>
+              <w:instrText xml:space="preserve"> PAGEREF _Toc336939603 \h </w:instrText>
             </w:r>
             <w:r>
               <w:rPr>
@@ -1171,10 +1248,11 @@
               <w:tab w:val="right" w:leader="dot" w:pos="9350"/>
             </w:tabs>
             <w:rPr>
+              <w:rFonts w:eastAsiaTheme="minorEastAsia"/>
               <w:noProof/>
             </w:rPr>
           </w:pPr>
-          <w:hyperlink w:anchor="_Toc335909890" w:history="1">
+          <w:hyperlink w:anchor="_Toc336939604" w:history="1">
             <w:r>
               <w:rPr>
                 <w:rStyle w:val="Hyperlink"/>
@@ -1184,6 +1262,7 @@
             </w:r>
             <w:r>
               <w:rPr>
+                <w:rFonts w:eastAsiaTheme="minorEastAsia"/>
                 <w:noProof/>
               </w:rPr>
               <w:tab/>
@@ -1214,7 +1293,7 @@
                 <w:noProof/>
                 <w:webHidden/>
               </w:rPr>
-              <w:instrText xml:space="preserve"> PAGEREF _Toc335909890 \h </w:instrText>
+              <w:instrText xml:space="preserve"> PAGEREF _Toc336939604 \h </w:instrText>
             </w:r>
             <w:r>
               <w:rPr>
@@ -1253,10 +1332,11 @@
               <w:tab w:val="right" w:leader="dot" w:pos="9350"/>
             </w:tabs>
             <w:rPr>
+              <w:rFonts w:eastAsiaTheme="minorEastAsia"/>
               <w:noProof/>
             </w:rPr>
           </w:pPr>
-          <w:hyperlink w:anchor="_Toc335909891" w:history="1">
+          <w:hyperlink w:anchor="_Toc336939605" w:history="1">
             <w:r>
               <w:rPr>
                 <w:rStyle w:val="Hyperlink"/>
@@ -1266,6 +1346,7 @@
             </w:r>
             <w:r>
               <w:rPr>
+                <w:rFonts w:eastAsiaTheme="minorEastAsia"/>
                 <w:noProof/>
               </w:rPr>
               <w:tab/>
@@ -1296,7 +1377,7 @@
                 <w:noProof/>
                 <w:webHidden/>
               </w:rPr>
-              <w:instrText xml:space="preserve"> PAGEREF _Toc335909891 \h </w:instrText>
+              <w:instrText xml:space="preserve"> PAGEREF _Toc336939605 \h </w:instrText>
             </w:r>
             <w:r>
               <w:rPr>
@@ -1335,10 +1416,11 @@
               <w:tab w:val="right" w:leader="dot" w:pos="9350"/>
             </w:tabs>
             <w:rPr>
+              <w:rFonts w:eastAsiaTheme="minorEastAsia"/>
               <w:noProof/>
             </w:rPr>
           </w:pPr>
-          <w:hyperlink w:anchor="_Toc335909892" w:history="1">
+          <w:hyperlink w:anchor="_Toc336939606" w:history="1">
             <w:r>
               <w:rPr>
                 <w:rStyle w:val="Hyperlink"/>
@@ -1348,6 +1430,7 @@
             </w:r>
             <w:r>
               <w:rPr>
+                <w:rFonts w:eastAsiaTheme="minorEastAsia"/>
                 <w:noProof/>
               </w:rPr>
               <w:tab/>
@@ -1378,7 +1461,7 @@
                 <w:noProof/>
                 <w:webHidden/>
               </w:rPr>
-              <w:instrText xml:space="preserve"> PAGEREF _Toc335909892 \h </w:instrText>
+              <w:instrText xml:space="preserve"> PAGEREF _Toc336939606 \h </w:instrText>
             </w:r>
             <w:r>
               <w:rPr>
@@ -1417,10 +1500,11 @@
               <w:tab w:val="right" w:leader="dot" w:pos="9350"/>
             </w:tabs>
             <w:rPr>
+              <w:rFonts w:eastAsiaTheme="minorEastAsia"/>
               <w:noProof/>
             </w:rPr>
           </w:pPr>
-          <w:hyperlink w:anchor="_Toc335909893" w:history="1">
+          <w:hyperlink w:anchor="_Toc336939607" w:history="1">
             <w:r>
               <w:rPr>
                 <w:rStyle w:val="Hyperlink"/>
@@ -1430,6 +1514,7 @@
             </w:r>
             <w:r>
               <w:rPr>
+                <w:rFonts w:eastAsiaTheme="minorEastAsia"/>
                 <w:noProof/>
               </w:rPr>
               <w:tab/>
@@ -1460,7 +1545,7 @@
                 <w:noProof/>
                 <w:webHidden/>
               </w:rPr>
-              <w:instrText xml:space="preserve"> PAGEREF _Toc335909893 \h </w:instrText>
+              <w:instrText xml:space="preserve"> PAGEREF _Toc336939607 \h </w:instrText>
             </w:r>
             <w:r>
               <w:rPr>
@@ -1499,10 +1584,11 @@
               <w:tab w:val="right" w:leader="dot" w:pos="9350"/>
             </w:tabs>
             <w:rPr>
+              <w:rFonts w:eastAsiaTheme="minorEastAsia"/>
               <w:noProof/>
             </w:rPr>
           </w:pPr>
-          <w:hyperlink w:anchor="_Toc335909894" w:history="1">
+          <w:hyperlink w:anchor="_Toc336939608" w:history="1">
             <w:r>
               <w:rPr>
                 <w:rStyle w:val="Hyperlink"/>
@@ -1512,6 +1598,7 @@
             </w:r>
             <w:r>
               <w:rPr>
+                <w:rFonts w:eastAsiaTheme="minorEastAsia"/>
                 <w:noProof/>
               </w:rPr>
               <w:tab/>
@@ -1542,7 +1629,7 @@
                 <w:noProof/>
                 <w:webHidden/>
               </w:rPr>
-              <w:instrText xml:space="preserve"> PAGEREF _Toc335909894 \h </w:instrText>
+              <w:instrText xml:space="preserve"> PAGEREF _Toc336939608 \h </w:instrText>
             </w:r>
             <w:r>
               <w:rPr>
@@ -1581,10 +1668,11 @@
               <w:tab w:val="right" w:leader="dot" w:pos="9350"/>
             </w:tabs>
             <w:rPr>
+              <w:rFonts w:eastAsiaTheme="minorEastAsia"/>
               <w:noProof/>
             </w:rPr>
           </w:pPr>
-          <w:hyperlink w:anchor="_Toc335909895" w:history="1">
+          <w:hyperlink w:anchor="_Toc336939609" w:history="1">
             <w:r>
               <w:rPr>
                 <w:rStyle w:val="Hyperlink"/>
@@ -1594,6 +1682,7 @@
             </w:r>
             <w:r>
               <w:rPr>
+                <w:rFonts w:eastAsiaTheme="minorEastAsia"/>
                 <w:noProof/>
               </w:rPr>
               <w:tab/>
@@ -1624,7 +1713,7 @@
                 <w:noProof/>
                 <w:webHidden/>
               </w:rPr>
-              <w:instrText xml:space="preserve"> PAGEREF _Toc335909895 \h </w:instrText>
+              <w:instrText xml:space="preserve"> PAGEREF _Toc336939609 \h </w:instrText>
             </w:r>
             <w:r>
               <w:rPr>
@@ -1663,10 +1752,11 @@
               <w:tab w:val="right" w:leader="dot" w:pos="9350"/>
             </w:tabs>
             <w:rPr>
+              <w:rFonts w:eastAsiaTheme="minorEastAsia"/>
               <w:noProof/>
             </w:rPr>
           </w:pPr>
-          <w:hyperlink w:anchor="_Toc335909896" w:history="1">
+          <w:hyperlink w:anchor="_Toc336939610" w:history="1">
             <w:r>
               <w:rPr>
                 <w:rStyle w:val="Hyperlink"/>
@@ -1676,6 +1766,7 @@
             </w:r>
             <w:r>
               <w:rPr>
+                <w:rFonts w:eastAsiaTheme="minorEastAsia"/>
                 <w:noProof/>
               </w:rPr>
               <w:tab/>
@@ -1706,7 +1797,7 @@
                 <w:noProof/>
                 <w:webHidden/>
               </w:rPr>
-              <w:instrText xml:space="preserve"> PAGEREF _Toc335909896 \h </w:instrText>
+              <w:instrText xml:space="preserve"> PAGEREF _Toc336939610 \h </w:instrText>
             </w:r>
             <w:r>
               <w:rPr>
@@ -1745,10 +1836,11 @@
               <w:tab w:val="right" w:leader="dot" w:pos="9350"/>
             </w:tabs>
             <w:rPr>
+              <w:rFonts w:eastAsiaTheme="minorEastAsia"/>
               <w:noProof/>
             </w:rPr>
           </w:pPr>
-          <w:hyperlink w:anchor="_Toc335909897" w:history="1">
+          <w:hyperlink w:anchor="_Toc336939611" w:history="1">
             <w:r>
               <w:rPr>
                 <w:rStyle w:val="Hyperlink"/>
@@ -1758,6 +1850,7 @@
             </w:r>
             <w:r>
               <w:rPr>
+                <w:rFonts w:eastAsiaTheme="minorEastAsia"/>
                 <w:noProof/>
               </w:rPr>
               <w:tab/>
@@ -1788,7 +1881,7 @@
                 <w:noProof/>
                 <w:webHidden/>
               </w:rPr>
-              <w:instrText xml:space="preserve"> PAGEREF _Toc335909897 \h </w:instrText>
+              <w:instrText xml:space="preserve"> PAGEREF _Toc336939611 \h </w:instrText>
             </w:r>
             <w:r>
               <w:rPr>
@@ -1827,10 +1920,11 @@
               <w:tab w:val="right" w:leader="dot" w:pos="9350"/>
             </w:tabs>
             <w:rPr>
+              <w:rFonts w:eastAsiaTheme="minorEastAsia"/>
               <w:noProof/>
             </w:rPr>
           </w:pPr>
-          <w:hyperlink w:anchor="_Toc335909898" w:history="1">
+          <w:hyperlink w:anchor="_Toc336939612" w:history="1">
             <w:r>
               <w:rPr>
                 <w:rStyle w:val="Hyperlink"/>
@@ -1840,6 +1934,7 @@
             </w:r>
             <w:r>
               <w:rPr>
+                <w:rFonts w:eastAsiaTheme="minorEastAsia"/>
                 <w:noProof/>
               </w:rPr>
               <w:tab/>
@@ -1870,7 +1965,7 @@
                 <w:noProof/>
                 <w:webHidden/>
               </w:rPr>
-              <w:instrText xml:space="preserve"> PAGEREF _Toc335909898 \h </w:instrText>
+              <w:instrText xml:space="preserve"> PAGEREF _Toc336939612 \h </w:instrText>
             </w:r>
             <w:r>
               <w:rPr>
@@ -1890,7 +1985,7 @@
                 <w:noProof/>
                 <w:webHidden/>
               </w:rPr>
-              <w:t>5</w:t>
+              <w:t>6</w:t>
             </w:r>
             <w:r>
               <w:rPr>
@@ -1909,10 +2004,11 @@
               <w:tab w:val="right" w:leader="dot" w:pos="9350"/>
             </w:tabs>
             <w:rPr>
+              <w:rFonts w:eastAsiaTheme="minorEastAsia"/>
               <w:noProof/>
             </w:rPr>
           </w:pPr>
-          <w:hyperlink w:anchor="_Toc335909899" w:history="1">
+          <w:hyperlink w:anchor="_Toc336939613" w:history="1">
             <w:r>
               <w:rPr>
                 <w:rStyle w:val="Hyperlink"/>
@@ -1922,6 +2018,7 @@
             </w:r>
             <w:r>
               <w:rPr>
+                <w:rFonts w:eastAsiaTheme="minorEastAsia"/>
                 <w:noProof/>
               </w:rPr>
               <w:tab/>
@@ -1952,7 +2049,7 @@
                 <w:noProof/>
                 <w:webHidden/>
               </w:rPr>
-              <w:instrText xml:space="preserve"> PAGEREF _Toc335909899 \h </w:instrText>
+              <w:instrText xml:space="preserve"> PAGEREF _Toc336939613 \h </w:instrText>
             </w:r>
             <w:r>
               <w:rPr>
@@ -1972,7 +2069,7 @@
                 <w:noProof/>
                 <w:webHidden/>
               </w:rPr>
-              <w:t>5</w:t>
+              <w:t>7</w:t>
             </w:r>
             <w:r>
               <w:rPr>
@@ -1991,10 +2088,11 @@
               <w:tab w:val="right" w:leader="dot" w:pos="9350"/>
             </w:tabs>
             <w:rPr>
+              <w:rFonts w:eastAsiaTheme="minorEastAsia"/>
               <w:noProof/>
             </w:rPr>
           </w:pPr>
-          <w:hyperlink w:anchor="_Toc335909900" w:history="1">
+          <w:hyperlink w:anchor="_Toc336939614" w:history="1">
             <w:r>
               <w:rPr>
                 <w:rStyle w:val="Hyperlink"/>
@@ -2004,6 +2102,7 @@
             </w:r>
             <w:r>
               <w:rPr>
+                <w:rFonts w:eastAsiaTheme="minorEastAsia"/>
                 <w:noProof/>
               </w:rPr>
               <w:tab/>
@@ -2034,7 +2133,7 @@
                 <w:noProof/>
                 <w:webHidden/>
               </w:rPr>
-              <w:instrText xml:space="preserve"> PAGEREF _Toc335909900 \h </w:instrText>
+              <w:instrText xml:space="preserve"> PAGEREF _Toc336939614 \h </w:instrText>
             </w:r>
             <w:r>
               <w:rPr>
@@ -2054,7 +2153,7 @@
                 <w:noProof/>
                 <w:webHidden/>
               </w:rPr>
-              <w:t>5</w:t>
+              <w:t>7</w:t>
             </w:r>
             <w:r>
               <w:rPr>
@@ -2073,10 +2172,11 @@
               <w:tab w:val="right" w:leader="dot" w:pos="9350"/>
             </w:tabs>
             <w:rPr>
+              <w:rFonts w:eastAsiaTheme="minorEastAsia"/>
               <w:noProof/>
             </w:rPr>
           </w:pPr>
-          <w:hyperlink w:anchor="_Toc335909901" w:history="1">
+          <w:hyperlink w:anchor="_Toc336939615" w:history="1">
             <w:r>
               <w:rPr>
                 <w:rStyle w:val="Hyperlink"/>
@@ -2086,6 +2186,7 @@
             </w:r>
             <w:r>
               <w:rPr>
+                <w:rFonts w:eastAsiaTheme="minorEastAsia"/>
                 <w:noProof/>
               </w:rPr>
               <w:tab/>
@@ -2116,7 +2217,7 @@
                 <w:noProof/>
                 <w:webHidden/>
               </w:rPr>
-              <w:instrText xml:space="preserve"> PAGEREF _Toc335909901 \h </w:instrText>
+              <w:instrText xml:space="preserve"> PAGEREF _Toc336939615 \h </w:instrText>
             </w:r>
             <w:r>
               <w:rPr>
@@ -2136,7 +2237,7 @@
                 <w:noProof/>
                 <w:webHidden/>
               </w:rPr>
-              <w:t>5</w:t>
+              <w:t>7</w:t>
             </w:r>
             <w:r>
               <w:rPr>
@@ -2155,10 +2256,11 @@
               <w:tab w:val="right" w:leader="dot" w:pos="9350"/>
             </w:tabs>
             <w:rPr>
+              <w:rFonts w:eastAsiaTheme="minorEastAsia"/>
               <w:noProof/>
             </w:rPr>
           </w:pPr>
-          <w:hyperlink w:anchor="_Toc335909902" w:history="1">
+          <w:hyperlink w:anchor="_Toc336939616" w:history="1">
             <w:r>
               <w:rPr>
                 <w:rStyle w:val="Hyperlink"/>
@@ -2168,6 +2270,7 @@
             </w:r>
             <w:r>
               <w:rPr>
+                <w:rFonts w:eastAsiaTheme="minorEastAsia"/>
                 <w:noProof/>
               </w:rPr>
               <w:tab/>
@@ -2198,7 +2301,7 @@
                 <w:noProof/>
                 <w:webHidden/>
               </w:rPr>
-              <w:instrText xml:space="preserve"> PAGEREF _Toc335909902 \h </w:instrText>
+              <w:instrText xml:space="preserve"> PAGEREF _Toc336939616 \h </w:instrText>
             </w:r>
             <w:r>
               <w:rPr>
@@ -2218,7 +2321,7 @@
                 <w:noProof/>
                 <w:webHidden/>
               </w:rPr>
-              <w:t>5</w:t>
+              <w:t>7</w:t>
             </w:r>
             <w:r>
               <w:rPr>
@@ -2237,10 +2340,11 @@
               <w:tab w:val="right" w:leader="dot" w:pos="9350"/>
             </w:tabs>
             <w:rPr>
+              <w:rFonts w:eastAsiaTheme="minorEastAsia"/>
               <w:noProof/>
             </w:rPr>
           </w:pPr>
-          <w:hyperlink w:anchor="_Toc335909903" w:history="1">
+          <w:hyperlink w:anchor="_Toc336939617" w:history="1">
             <w:r>
               <w:rPr>
                 <w:rStyle w:val="Hyperlink"/>
@@ -2250,6 +2354,7 @@
             </w:r>
             <w:r>
               <w:rPr>
+                <w:rFonts w:eastAsiaTheme="minorEastAsia"/>
                 <w:noProof/>
               </w:rPr>
               <w:tab/>
@@ -2280,7 +2385,7 @@
                 <w:noProof/>
                 <w:webHidden/>
               </w:rPr>
-              <w:instrText xml:space="preserve"> PAGEREF _Toc335909903 \h </w:instrText>
+              <w:instrText xml:space="preserve"> PAGEREF _Toc336939617 \h </w:instrText>
             </w:r>
             <w:r>
               <w:rPr>
@@ -2300,7 +2405,7 @@
                 <w:noProof/>
                 <w:webHidden/>
               </w:rPr>
-              <w:t>5</w:t>
+              <w:t>7</w:t>
             </w:r>
             <w:r>
               <w:rPr>
@@ -2319,10 +2424,11 @@
               <w:tab w:val="right" w:leader="dot" w:pos="9350"/>
             </w:tabs>
             <w:rPr>
+              <w:rFonts w:eastAsiaTheme="minorEastAsia"/>
               <w:noProof/>
             </w:rPr>
           </w:pPr>
-          <w:hyperlink w:anchor="_Toc335909904" w:history="1">
+          <w:hyperlink w:anchor="_Toc336939618" w:history="1">
             <w:r>
               <w:rPr>
                 <w:rStyle w:val="Hyperlink"/>
@@ -2332,6 +2438,7 @@
             </w:r>
             <w:r>
               <w:rPr>
+                <w:rFonts w:eastAsiaTheme="minorEastAsia"/>
                 <w:noProof/>
               </w:rPr>
               <w:tab/>
@@ -2362,7 +2469,7 @@
                 <w:noProof/>
                 <w:webHidden/>
               </w:rPr>
-              <w:instrText xml:space="preserve"> PAGEREF _Toc335909904 \h </w:instrText>
+              <w:instrText xml:space="preserve"> PAGEREF _Toc336939618 \h </w:instrText>
             </w:r>
             <w:r>
               <w:rPr>
@@ -2382,7 +2489,7 @@
                 <w:noProof/>
                 <w:webHidden/>
               </w:rPr>
-              <w:t>5</w:t>
+              <w:t>7</w:t>
             </w:r>
             <w:r>
               <w:rPr>
@@ -2401,10 +2508,11 @@
               <w:tab w:val="right" w:leader="dot" w:pos="9350"/>
             </w:tabs>
             <w:rPr>
+              <w:rFonts w:eastAsiaTheme="minorEastAsia"/>
               <w:noProof/>
             </w:rPr>
           </w:pPr>
-          <w:hyperlink w:anchor="_Toc335909905" w:history="1">
+          <w:hyperlink w:anchor="_Toc336939619" w:history="1">
             <w:r>
               <w:rPr>
                 <w:rStyle w:val="Hyperlink"/>
@@ -2414,6 +2522,7 @@
             </w:r>
             <w:r>
               <w:rPr>
+                <w:rFonts w:eastAsiaTheme="minorEastAsia"/>
                 <w:noProof/>
               </w:rPr>
               <w:tab/>
@@ -2444,7 +2553,7 @@
                 <w:noProof/>
                 <w:webHidden/>
               </w:rPr>
-              <w:instrText xml:space="preserve"> PAGEREF _Toc335909905 \h </w:instrText>
+              <w:instrText xml:space="preserve"> PAGEREF _Toc336939619 \h </w:instrText>
             </w:r>
             <w:r>
               <w:rPr>
@@ -2464,7 +2573,7 @@
                 <w:noProof/>
                 <w:webHidden/>
               </w:rPr>
-              <w:t>5</w:t>
+              <w:t>7</w:t>
             </w:r>
             <w:r>
               <w:rPr>
@@ -2483,10 +2592,11 @@
               <w:tab w:val="right" w:leader="dot" w:pos="9350"/>
             </w:tabs>
             <w:rPr>
+              <w:rFonts w:eastAsiaTheme="minorEastAsia"/>
               <w:noProof/>
             </w:rPr>
           </w:pPr>
-          <w:hyperlink w:anchor="_Toc335909906" w:history="1">
+          <w:hyperlink w:anchor="_Toc336939620" w:history="1">
             <w:r>
               <w:rPr>
                 <w:rStyle w:val="Hyperlink"/>
@@ -2496,6 +2606,7 @@
             </w:r>
             <w:r>
               <w:rPr>
+                <w:rFonts w:eastAsiaTheme="minorEastAsia"/>
                 <w:noProof/>
               </w:rPr>
               <w:tab/>
@@ -2526,7 +2637,7 @@
                 <w:noProof/>
                 <w:webHidden/>
               </w:rPr>
-              <w:instrText xml:space="preserve"> PAGEREF _Toc335909906 \h </w:instrText>
+              <w:instrText xml:space="preserve"> PAGEREF _Toc336939620 \h </w:instrText>
             </w:r>
             <w:r>
               <w:rPr>
@@ -2546,7 +2657,7 @@
                 <w:noProof/>
                 <w:webHidden/>
               </w:rPr>
-              <w:t>5</w:t>
+              <w:t>7</w:t>
             </w:r>
             <w:r>
               <w:rPr>
@@ -2565,10 +2676,11 @@
               <w:tab w:val="right" w:leader="dot" w:pos="9350"/>
             </w:tabs>
             <w:rPr>
+              <w:rFonts w:eastAsiaTheme="minorEastAsia"/>
               <w:noProof/>
             </w:rPr>
           </w:pPr>
-          <w:hyperlink w:anchor="_Toc335909907" w:history="1">
+          <w:hyperlink w:anchor="_Toc336939621" w:history="1">
             <w:r>
               <w:rPr>
                 <w:rStyle w:val="Hyperlink"/>
@@ -2578,6 +2690,7 @@
             </w:r>
             <w:r>
               <w:rPr>
+                <w:rFonts w:eastAsiaTheme="minorEastAsia"/>
                 <w:noProof/>
               </w:rPr>
               <w:tab/>
@@ -2608,7 +2721,7 @@
                 <w:noProof/>
                 <w:webHidden/>
               </w:rPr>
-              <w:instrText xml:space="preserve"> PAGEREF _Toc335909907 \h </w:instrText>
+              <w:instrText xml:space="preserve"> PAGEREF _Toc336939621 \h </w:instrText>
             </w:r>
             <w:r>
               <w:rPr>
@@ -2628,7 +2741,7 @@
                 <w:noProof/>
                 <w:webHidden/>
               </w:rPr>
-              <w:t>5</w:t>
+              <w:t>7</w:t>
             </w:r>
             <w:r>
               <w:rPr>
@@ -2647,10 +2760,11 @@
               <w:tab w:val="right" w:leader="dot" w:pos="9350"/>
             </w:tabs>
             <w:rPr>
+              <w:rFonts w:eastAsiaTheme="minorEastAsia"/>
               <w:noProof/>
             </w:rPr>
           </w:pPr>
-          <w:hyperlink w:anchor="_Toc335909908" w:history="1">
+          <w:hyperlink w:anchor="_Toc336939622" w:history="1">
             <w:r>
               <w:rPr>
                 <w:rStyle w:val="Hyperlink"/>
@@ -2660,6 +2774,7 @@
             </w:r>
             <w:r>
               <w:rPr>
+                <w:rFonts w:eastAsiaTheme="minorEastAsia"/>
                 <w:noProof/>
               </w:rPr>
               <w:tab/>
@@ -2690,7 +2805,7 @@
                 <w:noProof/>
                 <w:webHidden/>
               </w:rPr>
-              <w:instrText xml:space="preserve"> PAGEREF _Toc335909908 \h </w:instrText>
+              <w:instrText xml:space="preserve"> PAGEREF _Toc336939622 \h </w:instrText>
             </w:r>
             <w:r>
               <w:rPr>
@@ -2710,7 +2825,7 @@
                 <w:noProof/>
                 <w:webHidden/>
               </w:rPr>
-              <w:t>6</w:t>
+              <w:t>7</w:t>
             </w:r>
             <w:r>
               <w:rPr>
@@ -2729,10 +2844,11 @@
               <w:tab w:val="right" w:leader="dot" w:pos="9350"/>
             </w:tabs>
             <w:rPr>
+              <w:rFonts w:eastAsiaTheme="minorEastAsia"/>
               <w:noProof/>
             </w:rPr>
           </w:pPr>
-          <w:hyperlink w:anchor="_Toc335909909" w:history="1">
+          <w:hyperlink w:anchor="_Toc336939623" w:history="1">
             <w:r>
               <w:rPr>
                 <w:rStyle w:val="Hyperlink"/>
@@ -2742,6 +2858,7 @@
             </w:r>
             <w:r>
               <w:rPr>
+                <w:rFonts w:eastAsiaTheme="minorEastAsia"/>
                 <w:noProof/>
               </w:rPr>
               <w:tab/>
@@ -2772,7 +2889,7 @@
                 <w:noProof/>
                 <w:webHidden/>
               </w:rPr>
-              <w:instrText xml:space="preserve"> PAGEREF _Toc335909909 \h </w:instrText>
+              <w:instrText xml:space="preserve"> PAGEREF _Toc336939623 \h </w:instrText>
             </w:r>
             <w:r>
               <w:rPr>
@@ -2792,7 +2909,7 @@
                 <w:noProof/>
                 <w:webHidden/>
               </w:rPr>
-              <w:t>6</w:t>
+              <w:t>7</w:t>
             </w:r>
             <w:r>
               <w:rPr>
@@ -2811,10 +2928,11 @@
               <w:tab w:val="right" w:leader="dot" w:pos="9350"/>
             </w:tabs>
             <w:rPr>
+              <w:rFonts w:eastAsiaTheme="minorEastAsia"/>
               <w:noProof/>
             </w:rPr>
           </w:pPr>
-          <w:hyperlink w:anchor="_Toc335909910" w:history="1">
+          <w:hyperlink w:anchor="_Toc336939624" w:history="1">
             <w:r>
               <w:rPr>
                 <w:rStyle w:val="Hyperlink"/>
@@ -2824,6 +2942,7 @@
             </w:r>
             <w:r>
               <w:rPr>
+                <w:rFonts w:eastAsiaTheme="minorEastAsia"/>
                 <w:noProof/>
               </w:rPr>
               <w:tab/>
@@ -2854,7 +2973,7 @@
                 <w:noProof/>
                 <w:webHidden/>
               </w:rPr>
-              <w:instrText xml:space="preserve"> PAGEREF _Toc335909910 \h </w:instrText>
+              <w:instrText xml:space="preserve"> PAGEREF _Toc336939624 \h </w:instrText>
             </w:r>
             <w:r>
               <w:rPr>
@@ -2874,7 +2993,7 @@
                 <w:noProof/>
                 <w:webHidden/>
               </w:rPr>
-              <w:t>6</w:t>
+              <w:t>7</w:t>
             </w:r>
             <w:r>
               <w:rPr>
@@ -2893,10 +3012,11 @@
               <w:tab w:val="right" w:leader="dot" w:pos="9350"/>
             </w:tabs>
             <w:rPr>
+              <w:rFonts w:eastAsiaTheme="minorEastAsia"/>
               <w:noProof/>
             </w:rPr>
           </w:pPr>
-          <w:hyperlink w:anchor="_Toc335909911" w:history="1">
+          <w:hyperlink w:anchor="_Toc336939625" w:history="1">
             <w:r>
               <w:rPr>
                 <w:rStyle w:val="Hyperlink"/>
@@ -2906,6 +3026,7 @@
             </w:r>
             <w:r>
               <w:rPr>
+                <w:rFonts w:eastAsiaTheme="minorEastAsia"/>
                 <w:noProof/>
               </w:rPr>
               <w:tab/>
@@ -2936,7 +3057,7 @@
                 <w:noProof/>
                 <w:webHidden/>
               </w:rPr>
-              <w:instrText xml:space="preserve"> PAGEREF _Toc335909911 \h </w:instrText>
+              <w:instrText xml:space="preserve"> PAGEREF _Toc336939625 \h </w:instrText>
             </w:r>
             <w:r>
               <w:rPr>
@@ -2956,7 +3077,7 @@
                 <w:noProof/>
                 <w:webHidden/>
               </w:rPr>
-              <w:t>6</w:t>
+              <w:t>7</w:t>
             </w:r>
             <w:r>
               <w:rPr>
@@ -2975,10 +3096,11 @@
               <w:tab w:val="right" w:leader="dot" w:pos="9350"/>
             </w:tabs>
             <w:rPr>
+              <w:rFonts w:eastAsiaTheme="minorEastAsia"/>
               <w:noProof/>
             </w:rPr>
           </w:pPr>
-          <w:hyperlink w:anchor="_Toc335909912" w:history="1">
+          <w:hyperlink w:anchor="_Toc336939626" w:history="1">
             <w:r>
               <w:rPr>
                 <w:rStyle w:val="Hyperlink"/>
@@ -2988,6 +3110,7 @@
             </w:r>
             <w:r>
               <w:rPr>
+                <w:rFonts w:eastAsiaTheme="minorEastAsia"/>
                 <w:noProof/>
               </w:rPr>
               <w:tab/>
@@ -3018,7 +3141,7 @@
                 <w:noProof/>
                 <w:webHidden/>
               </w:rPr>
-              <w:instrText xml:space="preserve"> PAGEREF _Toc335909912 \h </w:instrText>
+              <w:instrText xml:space="preserve"> PAGEREF _Toc336939626 \h </w:instrText>
             </w:r>
             <w:r>
               <w:rPr>
@@ -3038,7 +3161,7 @@
                 <w:noProof/>
                 <w:webHidden/>
               </w:rPr>
-              <w:t>6</w:t>
+              <w:t>7</w:t>
             </w:r>
             <w:r>
               <w:rPr>
@@ -3057,10 +3180,11 @@
               <w:tab w:val="right" w:leader="dot" w:pos="9350"/>
             </w:tabs>
             <w:rPr>
+              <w:rFonts w:eastAsiaTheme="minorEastAsia"/>
               <w:noProof/>
             </w:rPr>
           </w:pPr>
-          <w:hyperlink w:anchor="_Toc335909913" w:history="1">
+          <w:hyperlink w:anchor="_Toc336939627" w:history="1">
             <w:r>
               <w:rPr>
                 <w:rStyle w:val="Hyperlink"/>
@@ -3070,6 +3194,7 @@
             </w:r>
             <w:r>
               <w:rPr>
+                <w:rFonts w:eastAsiaTheme="minorEastAsia"/>
                 <w:noProof/>
               </w:rPr>
               <w:tab/>
@@ -3100,7 +3225,7 @@
                 <w:noProof/>
                 <w:webHidden/>
               </w:rPr>
-              <w:instrText xml:space="preserve"> PAGEREF _Toc335909913 \h </w:instrText>
+              <w:instrText xml:space="preserve"> PAGEREF _Toc336939627 \h </w:instrText>
             </w:r>
             <w:r>
               <w:rPr>
@@ -3120,7 +3245,7 @@
                 <w:noProof/>
                 <w:webHidden/>
               </w:rPr>
-              <w:t>6</w:t>
+              <w:t>7</w:t>
             </w:r>
             <w:r>
               <w:rPr>
@@ -3139,10 +3264,11 @@
               <w:tab w:val="right" w:leader="dot" w:pos="9350"/>
             </w:tabs>
             <w:rPr>
+              <w:rFonts w:eastAsiaTheme="minorEastAsia"/>
               <w:noProof/>
             </w:rPr>
           </w:pPr>
-          <w:hyperlink w:anchor="_Toc335909914" w:history="1">
+          <w:hyperlink w:anchor="_Toc336939628" w:history="1">
             <w:r>
               <w:rPr>
                 <w:rStyle w:val="Hyperlink"/>
@@ -3152,6 +3278,7 @@
             </w:r>
             <w:r>
               <w:rPr>
+                <w:rFonts w:eastAsiaTheme="minorEastAsia"/>
                 <w:noProof/>
               </w:rPr>
               <w:tab/>
@@ -3182,7 +3309,7 @@
                 <w:noProof/>
                 <w:webHidden/>
               </w:rPr>
-              <w:instrText xml:space="preserve"> PAGEREF _Toc335909914 \h </w:instrText>
+              <w:instrText xml:space="preserve"> PAGEREF _Toc336939628 \h </w:instrText>
             </w:r>
             <w:r>
               <w:rPr>
@@ -3202,7 +3329,7 @@
                 <w:noProof/>
                 <w:webHidden/>
               </w:rPr>
-              <w:t>6</w:t>
+              <w:t>7</w:t>
             </w:r>
             <w:r>
               <w:rPr>
@@ -3221,10 +3348,11 @@
               <w:tab w:val="right" w:leader="dot" w:pos="9350"/>
             </w:tabs>
             <w:rPr>
+              <w:rFonts w:eastAsiaTheme="minorEastAsia"/>
               <w:noProof/>
             </w:rPr>
           </w:pPr>
-          <w:hyperlink w:anchor="_Toc335909915" w:history="1">
+          <w:hyperlink w:anchor="_Toc336939629" w:history="1">
             <w:r>
               <w:rPr>
                 <w:rStyle w:val="Hyperlink"/>
@@ -3234,6 +3362,7 @@
             </w:r>
             <w:r>
               <w:rPr>
+                <w:rFonts w:eastAsiaTheme="minorEastAsia"/>
                 <w:noProof/>
               </w:rPr>
               <w:tab/>
@@ -3264,7 +3393,7 @@
                 <w:noProof/>
                 <w:webHidden/>
               </w:rPr>
-              <w:instrText xml:space="preserve"> PAGEREF _Toc335909915 \h </w:instrText>
+              <w:instrText xml:space="preserve"> PAGEREF _Toc336939629 \h </w:instrText>
             </w:r>
             <w:r>
               <w:rPr>
@@ -3284,7 +3413,7 @@
                 <w:noProof/>
                 <w:webHidden/>
               </w:rPr>
-              <w:t>6</w:t>
+              <w:t>7</w:t>
             </w:r>
             <w:r>
               <w:rPr>
@@ -3303,10 +3432,11 @@
               <w:tab w:val="right" w:leader="dot" w:pos="9350"/>
             </w:tabs>
             <w:rPr>
+              <w:rFonts w:eastAsiaTheme="minorEastAsia"/>
               <w:noProof/>
             </w:rPr>
           </w:pPr>
-          <w:hyperlink w:anchor="_Toc335909916" w:history="1">
+          <w:hyperlink w:anchor="_Toc336939630" w:history="1">
             <w:r>
               <w:rPr>
                 <w:rStyle w:val="Hyperlink"/>
@@ -3316,6 +3446,7 @@
             </w:r>
             <w:r>
               <w:rPr>
+                <w:rFonts w:eastAsiaTheme="minorEastAsia"/>
                 <w:noProof/>
               </w:rPr>
               <w:tab/>
@@ -3346,7 +3477,7 @@
                 <w:noProof/>
                 <w:webHidden/>
               </w:rPr>
-              <w:instrText xml:space="preserve"> PAGEREF _Toc335909916 \h </w:instrText>
+              <w:instrText xml:space="preserve"> PAGEREF _Toc336939630 \h </w:instrText>
             </w:r>
             <w:r>
               <w:rPr>
@@ -3366,7 +3497,7 @@
                 <w:noProof/>
                 <w:webHidden/>
               </w:rPr>
-              <w:t>6</w:t>
+              <w:t>7</w:t>
             </w:r>
             <w:r>
               <w:rPr>
@@ -3385,10 +3516,11 @@
               <w:tab w:val="right" w:leader="dot" w:pos="9350"/>
             </w:tabs>
             <w:rPr>
+              <w:rFonts w:eastAsiaTheme="minorEastAsia"/>
               <w:noProof/>
             </w:rPr>
           </w:pPr>
-          <w:hyperlink w:anchor="_Toc335909917" w:history="1">
+          <w:hyperlink w:anchor="_Toc336939631" w:history="1">
             <w:r>
               <w:rPr>
                 <w:rStyle w:val="Hyperlink"/>
@@ -3398,6 +3530,7 @@
             </w:r>
             <w:r>
               <w:rPr>
+                <w:rFonts w:eastAsiaTheme="minorEastAsia"/>
                 <w:noProof/>
               </w:rPr>
               <w:tab/>
@@ -3428,7 +3561,7 @@
                 <w:noProof/>
                 <w:webHidden/>
               </w:rPr>
-              <w:instrText xml:space="preserve"> PAGEREF _Toc335909917 \h </w:instrText>
+              <w:instrText xml:space="preserve"> PAGEREF _Toc336939631 \h </w:instrText>
             </w:r>
             <w:r>
               <w:rPr>
@@ -3448,7 +3581,7 @@
                 <w:noProof/>
                 <w:webHidden/>
               </w:rPr>
-              <w:t>6</w:t>
+              <w:t>7</w:t>
             </w:r>
             <w:r>
               <w:rPr>
@@ -3467,10 +3600,11 @@
               <w:tab w:val="right" w:leader="dot" w:pos="9350"/>
             </w:tabs>
             <w:rPr>
+              <w:rFonts w:eastAsiaTheme="minorEastAsia"/>
               <w:noProof/>
             </w:rPr>
           </w:pPr>
-          <w:hyperlink w:anchor="_Toc335909918" w:history="1">
+          <w:hyperlink w:anchor="_Toc336939632" w:history="1">
             <w:r>
               <w:rPr>
                 <w:rStyle w:val="Hyperlink"/>
@@ -3480,6 +3614,7 @@
             </w:r>
             <w:r>
               <w:rPr>
+                <w:rFonts w:eastAsiaTheme="minorEastAsia"/>
                 <w:noProof/>
               </w:rPr>
               <w:tab/>
@@ -3510,7 +3645,7 @@
                 <w:noProof/>
                 <w:webHidden/>
               </w:rPr>
-              <w:instrText xml:space="preserve"> PAGEREF _Toc335909918 \h </w:instrText>
+              <w:instrText xml:space="preserve"> PAGEREF _Toc336939632 \h </w:instrText>
             </w:r>
             <w:r>
               <w:rPr>
@@ -3530,7 +3665,7 @@
                 <w:noProof/>
                 <w:webHidden/>
               </w:rPr>
-              <w:t>6</w:t>
+              <w:t>7</w:t>
             </w:r>
             <w:r>
               <w:rPr>
@@ -3549,10 +3684,11 @@
               <w:tab w:val="right" w:leader="dot" w:pos="9350"/>
             </w:tabs>
             <w:rPr>
+              <w:rFonts w:eastAsiaTheme="minorEastAsia"/>
               <w:noProof/>
             </w:rPr>
           </w:pPr>
-          <w:hyperlink w:anchor="_Toc335909919" w:history="1">
+          <w:hyperlink w:anchor="_Toc336939633" w:history="1">
             <w:r>
               <w:rPr>
                 <w:rStyle w:val="Hyperlink"/>
@@ -3562,6 +3698,7 @@
             </w:r>
             <w:r>
               <w:rPr>
+                <w:rFonts w:eastAsiaTheme="minorEastAsia"/>
                 <w:noProof/>
               </w:rPr>
               <w:tab/>
@@ -3592,7 +3729,7 @@
                 <w:noProof/>
                 <w:webHidden/>
               </w:rPr>
-              <w:instrText xml:space="preserve"> PAGEREF _Toc335909919 \h </w:instrText>
+              <w:instrText xml:space="preserve"> PAGEREF _Toc336939633 \h </w:instrText>
             </w:r>
             <w:r>
               <w:rPr>
@@ -3612,7 +3749,7 @@
                 <w:noProof/>
                 <w:webHidden/>
               </w:rPr>
-              <w:t>6</w:t>
+              <w:t>7</w:t>
             </w:r>
             <w:r>
               <w:rPr>
@@ -3631,10 +3768,11 @@
               <w:tab w:val="right" w:leader="dot" w:pos="9350"/>
             </w:tabs>
             <w:rPr>
+              <w:rFonts w:eastAsiaTheme="minorEastAsia"/>
               <w:noProof/>
             </w:rPr>
           </w:pPr>
-          <w:hyperlink w:anchor="_Toc335909920" w:history="1">
+          <w:hyperlink w:anchor="_Toc336939634" w:history="1">
             <w:r>
               <w:rPr>
                 <w:rStyle w:val="Hyperlink"/>
@@ -3644,6 +3782,7 @@
             </w:r>
             <w:r>
               <w:rPr>
+                <w:rFonts w:eastAsiaTheme="minorEastAsia"/>
                 <w:noProof/>
               </w:rPr>
               <w:tab/>
@@ -3674,7 +3813,7 @@
                 <w:noProof/>
                 <w:webHidden/>
               </w:rPr>
-              <w:instrText xml:space="preserve"> PAGEREF _Toc335909920 \h </w:instrText>
+              <w:instrText xml:space="preserve"> PAGEREF _Toc336939634 \h </w:instrText>
             </w:r>
             <w:r>
               <w:rPr>
@@ -3694,7 +3833,7 @@
                 <w:noProof/>
                 <w:webHidden/>
               </w:rPr>
-              <w:t>6</w:t>
+              <w:t>7</w:t>
             </w:r>
             <w:r>
               <w:rPr>
@@ -3713,10 +3852,11 @@
               <w:tab w:val="right" w:leader="dot" w:pos="9350"/>
             </w:tabs>
             <w:rPr>
+              <w:rFonts w:eastAsiaTheme="minorEastAsia"/>
               <w:noProof/>
             </w:rPr>
           </w:pPr>
-          <w:hyperlink w:anchor="_Toc335909921" w:history="1">
+          <w:hyperlink w:anchor="_Toc336939635" w:history="1">
             <w:r>
               <w:rPr>
                 <w:rStyle w:val="Hyperlink"/>
@@ -3726,6 +3866,7 @@
             </w:r>
             <w:r>
               <w:rPr>
+                <w:rFonts w:eastAsiaTheme="minorEastAsia"/>
                 <w:noProof/>
               </w:rPr>
               <w:tab/>
@@ -3756,7 +3897,7 @@
                 <w:noProof/>
                 <w:webHidden/>
               </w:rPr>
-              <w:instrText xml:space="preserve"> PAGEREF _Toc335909921 \h </w:instrText>
+              <w:instrText xml:space="preserve"> PAGEREF _Toc336939635 \h </w:instrText>
             </w:r>
             <w:r>
               <w:rPr>
@@ -3776,7 +3917,7 @@
                 <w:noProof/>
                 <w:webHidden/>
               </w:rPr>
-              <w:t>6</w:t>
+              <w:t>7</w:t>
             </w:r>
             <w:r>
               <w:rPr>
@@ -3795,10 +3936,11 @@
               <w:tab w:val="right" w:leader="dot" w:pos="9350"/>
             </w:tabs>
             <w:rPr>
+              <w:rFonts w:eastAsiaTheme="minorEastAsia"/>
               <w:noProof/>
             </w:rPr>
           </w:pPr>
-          <w:hyperlink w:anchor="_Toc335909922" w:history="1">
+          <w:hyperlink w:anchor="_Toc336939636" w:history="1">
             <w:r>
               <w:rPr>
                 <w:rStyle w:val="Hyperlink"/>
@@ -3808,6 +3950,7 @@
             </w:r>
             <w:r>
               <w:rPr>
+                <w:rFonts w:eastAsiaTheme="minorEastAsia"/>
                 <w:noProof/>
               </w:rPr>
               <w:tab/>
@@ -3838,7 +3981,7 @@
                 <w:noProof/>
                 <w:webHidden/>
               </w:rPr>
-              <w:instrText xml:space="preserve"> PAGEREF _Toc335909922 \h </w:instrText>
+              <w:instrText xml:space="preserve"> PAGEREF _Toc336939636 \h </w:instrText>
             </w:r>
             <w:r>
               <w:rPr>
@@ -3858,7 +4001,7 @@
                 <w:noProof/>
                 <w:webHidden/>
               </w:rPr>
-              <w:t>6</w:t>
+              <w:t>7</w:t>
             </w:r>
             <w:r>
               <w:rPr>
@@ -3877,10 +4020,11 @@
               <w:tab w:val="right" w:leader="dot" w:pos="9350"/>
             </w:tabs>
             <w:rPr>
+              <w:rFonts w:eastAsiaTheme="minorEastAsia"/>
               <w:noProof/>
             </w:rPr>
           </w:pPr>
-          <w:hyperlink w:anchor="_Toc335909923" w:history="1">
+          <w:hyperlink w:anchor="_Toc336939637" w:history="1">
             <w:r>
               <w:rPr>
                 <w:rStyle w:val="Hyperlink"/>
@@ -3890,6 +4034,7 @@
             </w:r>
             <w:r>
               <w:rPr>
+                <w:rFonts w:eastAsiaTheme="minorEastAsia"/>
                 <w:noProof/>
               </w:rPr>
               <w:tab/>
@@ -3920,7 +4065,7 @@
                 <w:noProof/>
                 <w:webHidden/>
               </w:rPr>
-              <w:instrText xml:space="preserve"> PAGEREF _Toc335909923 \h </w:instrText>
+              <w:instrText xml:space="preserve"> PAGEREF _Toc336939637 \h </w:instrText>
             </w:r>
             <w:r>
               <w:rPr>
@@ -3940,7 +4085,7 @@
                 <w:noProof/>
                 <w:webHidden/>
               </w:rPr>
-              <w:t>6</w:t>
+              <w:t>8</w:t>
             </w:r>
             <w:r>
               <w:rPr>
@@ -3959,10 +4104,11 @@
               <w:tab w:val="right" w:leader="dot" w:pos="9350"/>
             </w:tabs>
             <w:rPr>
+              <w:rFonts w:eastAsiaTheme="minorEastAsia"/>
               <w:noProof/>
             </w:rPr>
           </w:pPr>
-          <w:hyperlink w:anchor="_Toc335909924" w:history="1">
+          <w:hyperlink w:anchor="_Toc336939638" w:history="1">
             <w:r>
               <w:rPr>
                 <w:rStyle w:val="Hyperlink"/>
@@ -3972,6 +4118,7 @@
             </w:r>
             <w:r>
               <w:rPr>
+                <w:rFonts w:eastAsiaTheme="minorEastAsia"/>
                 <w:noProof/>
               </w:rPr>
               <w:tab/>
@@ -4002,7 +4149,7 @@
                 <w:noProof/>
                 <w:webHidden/>
               </w:rPr>
-              <w:instrText xml:space="preserve"> PAGEREF _Toc335909924 \h </w:instrText>
+              <w:instrText xml:space="preserve"> PAGEREF _Toc336939638 \h </w:instrText>
             </w:r>
             <w:r>
               <w:rPr>
@@ -4022,7 +4169,7 @@
                 <w:noProof/>
                 <w:webHidden/>
               </w:rPr>
-              <w:t>6</w:t>
+              <w:t>8</w:t>
             </w:r>
             <w:r>
               <w:rPr>
@@ -4041,10 +4188,11 @@
               <w:tab w:val="right" w:leader="dot" w:pos="9350"/>
             </w:tabs>
             <w:rPr>
+              <w:rFonts w:eastAsiaTheme="minorEastAsia"/>
               <w:noProof/>
             </w:rPr>
           </w:pPr>
-          <w:hyperlink w:anchor="_Toc335909925" w:history="1">
+          <w:hyperlink w:anchor="_Toc336939639" w:history="1">
             <w:r>
               <w:rPr>
                 <w:rStyle w:val="Hyperlink"/>
@@ -4054,6 +4202,7 @@
             </w:r>
             <w:r>
               <w:rPr>
+                <w:rFonts w:eastAsiaTheme="minorEastAsia"/>
                 <w:noProof/>
               </w:rPr>
               <w:tab/>
@@ -4084,7 +4233,7 @@
                 <w:noProof/>
                 <w:webHidden/>
               </w:rPr>
-              <w:instrText xml:space="preserve"> PAGEREF _Toc335909925 \h </w:instrText>
+              <w:instrText xml:space="preserve"> PAGEREF _Toc336939639 \h </w:instrText>
             </w:r>
             <w:r>
               <w:rPr>
@@ -4104,7 +4253,7 @@
                 <w:noProof/>
                 <w:webHidden/>
               </w:rPr>
-              <w:t>6</w:t>
+              <w:t>8</w:t>
             </w:r>
             <w:r>
               <w:rPr>
@@ -4123,10 +4272,11 @@
               <w:tab w:val="right" w:leader="dot" w:pos="9350"/>
             </w:tabs>
             <w:rPr>
+              <w:rFonts w:eastAsiaTheme="minorEastAsia"/>
               <w:noProof/>
             </w:rPr>
           </w:pPr>
-          <w:hyperlink w:anchor="_Toc335909926" w:history="1">
+          <w:hyperlink w:anchor="_Toc336939640" w:history="1">
             <w:r>
               <w:rPr>
                 <w:rStyle w:val="Hyperlink"/>
@@ -4136,6 +4286,7 @@
             </w:r>
             <w:r>
               <w:rPr>
+                <w:rFonts w:eastAsiaTheme="minorEastAsia"/>
                 <w:noProof/>
               </w:rPr>
               <w:tab/>
@@ -4166,7 +4317,7 @@
                 <w:noProof/>
                 <w:webHidden/>
               </w:rPr>
-              <w:instrText xml:space="preserve"> PAGEREF _Toc335909926 \h </w:instrText>
+              <w:instrText xml:space="preserve"> PAGEREF _Toc336939640 \h </w:instrText>
             </w:r>
             <w:r>
               <w:rPr>
@@ -4186,7 +4337,7 @@
                 <w:noProof/>
                 <w:webHidden/>
               </w:rPr>
-              <w:t>6</w:t>
+              <w:t>8</w:t>
             </w:r>
             <w:r>
               <w:rPr>
@@ -4205,10 +4356,11 @@
               <w:tab w:val="right" w:leader="dot" w:pos="9350"/>
             </w:tabs>
             <w:rPr>
+              <w:rFonts w:eastAsiaTheme="minorEastAsia"/>
               <w:noProof/>
             </w:rPr>
           </w:pPr>
-          <w:hyperlink w:anchor="_Toc335909927" w:history="1">
+          <w:hyperlink w:anchor="_Toc336939641" w:history="1">
             <w:r>
               <w:rPr>
                 <w:rStyle w:val="Hyperlink"/>
@@ -4218,6 +4370,7 @@
             </w:r>
             <w:r>
               <w:rPr>
+                <w:rFonts w:eastAsiaTheme="minorEastAsia"/>
                 <w:noProof/>
               </w:rPr>
               <w:tab/>
@@ -4248,7 +4401,7 @@
                 <w:noProof/>
                 <w:webHidden/>
               </w:rPr>
-              <w:instrText xml:space="preserve"> PAGEREF _Toc335909927 \h </w:instrText>
+              <w:instrText xml:space="preserve"> PAGEREF _Toc336939641 \h </w:instrText>
             </w:r>
             <w:r>
               <w:rPr>
@@ -4268,7 +4421,7 @@
                 <w:noProof/>
                 <w:webHidden/>
               </w:rPr>
-              <w:t>6</w:t>
+              <w:t>8</w:t>
             </w:r>
             <w:r>
               <w:rPr>
@@ -4287,10 +4440,11 @@
               <w:tab w:val="right" w:leader="dot" w:pos="9350"/>
             </w:tabs>
             <w:rPr>
+              <w:rFonts w:eastAsiaTheme="minorEastAsia"/>
               <w:noProof/>
             </w:rPr>
           </w:pPr>
-          <w:hyperlink w:anchor="_Toc335909928" w:history="1">
+          <w:hyperlink w:anchor="_Toc336939642" w:history="1">
             <w:r>
               <w:rPr>
                 <w:rStyle w:val="Hyperlink"/>
@@ -4300,6 +4454,7 @@
             </w:r>
             <w:r>
               <w:rPr>
+                <w:rFonts w:eastAsiaTheme="minorEastAsia"/>
                 <w:noProof/>
               </w:rPr>
               <w:tab/>
@@ -4330,7 +4485,7 @@
                 <w:noProof/>
                 <w:webHidden/>
               </w:rPr>
-              <w:instrText xml:space="preserve"> PAGEREF _Toc335909928 \h </w:instrText>
+              <w:instrText xml:space="preserve"> PAGEREF _Toc336939642 \h </w:instrText>
             </w:r>
             <w:r>
               <w:rPr>
@@ -4350,7 +4505,7 @@
                 <w:noProof/>
                 <w:webHidden/>
               </w:rPr>
-              <w:t>6</w:t>
+              <w:t>8</w:t>
             </w:r>
             <w:r>
               <w:rPr>
@@ -4369,10 +4524,11 @@
               <w:tab w:val="right" w:leader="dot" w:pos="9350"/>
             </w:tabs>
             <w:rPr>
+              <w:rFonts w:eastAsiaTheme="minorEastAsia"/>
               <w:noProof/>
             </w:rPr>
           </w:pPr>
-          <w:hyperlink w:anchor="_Toc335909929" w:history="1">
+          <w:hyperlink w:anchor="_Toc336939643" w:history="1">
             <w:r>
               <w:rPr>
                 <w:rStyle w:val="Hyperlink"/>
@@ -4382,6 +4538,7 @@
             </w:r>
             <w:r>
               <w:rPr>
+                <w:rFonts w:eastAsiaTheme="minorEastAsia"/>
                 <w:noProof/>
               </w:rPr>
               <w:tab/>
@@ -4412,7 +4569,7 @@
                 <w:noProof/>
                 <w:webHidden/>
               </w:rPr>
-              <w:instrText xml:space="preserve"> PAGEREF _Toc335909929 \h </w:instrText>
+              <w:instrText xml:space="preserve"> PAGEREF _Toc336939643 \h </w:instrText>
             </w:r>
             <w:r>
               <w:rPr>
@@ -4432,7 +4589,7 @@
                 <w:noProof/>
                 <w:webHidden/>
               </w:rPr>
-              <w:t>6</w:t>
+              <w:t>8</w:t>
             </w:r>
             <w:r>
               <w:rPr>
@@ -4451,10 +4608,11 @@
               <w:tab w:val="right" w:leader="dot" w:pos="9350"/>
             </w:tabs>
             <w:rPr>
+              <w:rFonts w:eastAsiaTheme="minorEastAsia"/>
               <w:noProof/>
             </w:rPr>
           </w:pPr>
-          <w:hyperlink w:anchor="_Toc335909930" w:history="1">
+          <w:hyperlink w:anchor="_Toc336939644" w:history="1">
             <w:r>
               <w:rPr>
                 <w:rStyle w:val="Hyperlink"/>
@@ -4464,6 +4622,7 @@
             </w:r>
             <w:r>
               <w:rPr>
+                <w:rFonts w:eastAsiaTheme="minorEastAsia"/>
                 <w:noProof/>
               </w:rPr>
               <w:tab/>
@@ -4494,7 +4653,7 @@
                 <w:noProof/>
                 <w:webHidden/>
               </w:rPr>
-              <w:instrText xml:space="preserve"> PAGEREF _Toc335909930 \h </w:instrText>
+              <w:instrText xml:space="preserve"> PAGEREF _Toc336939644 \h </w:instrText>
             </w:r>
             <w:r>
               <w:rPr>
@@ -4514,7 +4673,7 @@
                 <w:noProof/>
                 <w:webHidden/>
               </w:rPr>
-              <w:t>6</w:t>
+              <w:t>8</w:t>
             </w:r>
             <w:r>
               <w:rPr>
@@ -4533,10 +4692,11 @@
               <w:tab w:val="right" w:leader="dot" w:pos="9350"/>
             </w:tabs>
             <w:rPr>
+              <w:rFonts w:eastAsiaTheme="minorEastAsia"/>
               <w:noProof/>
             </w:rPr>
           </w:pPr>
-          <w:hyperlink w:anchor="_Toc335909931" w:history="1">
+          <w:hyperlink w:anchor="_Toc336939645" w:history="1">
             <w:r>
               <w:rPr>
                 <w:rStyle w:val="Hyperlink"/>
@@ -4546,6 +4706,7 @@
             </w:r>
             <w:r>
               <w:rPr>
+                <w:rFonts w:eastAsiaTheme="minorEastAsia"/>
                 <w:noProof/>
               </w:rPr>
               <w:tab/>
@@ -4576,7 +4737,7 @@
                 <w:noProof/>
                 <w:webHidden/>
               </w:rPr>
-              <w:instrText xml:space="preserve"> PAGEREF _Toc335909931 \h </w:instrText>
+              <w:instrText xml:space="preserve"> PAGEREF _Toc336939645 \h </w:instrText>
             </w:r>
             <w:r>
               <w:rPr>
@@ -4596,7 +4757,7 @@
                 <w:noProof/>
                 <w:webHidden/>
               </w:rPr>
-              <w:t>6</w:t>
+              <w:t>8</w:t>
             </w:r>
             <w:r>
               <w:rPr>
@@ -4615,10 +4776,11 @@
               <w:tab w:val="right" w:leader="dot" w:pos="9350"/>
             </w:tabs>
             <w:rPr>
+              <w:rFonts w:eastAsiaTheme="minorEastAsia"/>
               <w:noProof/>
             </w:rPr>
           </w:pPr>
-          <w:hyperlink w:anchor="_Toc335909932" w:history="1">
+          <w:hyperlink w:anchor="_Toc336939646" w:history="1">
             <w:r>
               <w:rPr>
                 <w:rStyle w:val="Hyperlink"/>
@@ -4628,6 +4790,7 @@
             </w:r>
             <w:r>
               <w:rPr>
+                <w:rFonts w:eastAsiaTheme="minorEastAsia"/>
                 <w:noProof/>
               </w:rPr>
               <w:tab/>
@@ -4658,7 +4821,7 @@
                 <w:noProof/>
                 <w:webHidden/>
               </w:rPr>
-              <w:instrText xml:space="preserve"> PAGEREF _Toc335909932 \h </w:instrText>
+              <w:instrText xml:space="preserve"> PAGEREF _Toc336939646 \h </w:instrText>
             </w:r>
             <w:r>
               <w:rPr>
@@ -4678,7 +4841,7 @@
                 <w:noProof/>
                 <w:webHidden/>
               </w:rPr>
-              <w:t>7</w:t>
+              <w:t>8</w:t>
             </w:r>
             <w:r>
               <w:rPr>
@@ -4697,10 +4860,11 @@
               <w:tab w:val="right" w:leader="dot" w:pos="9350"/>
             </w:tabs>
             <w:rPr>
+              <w:rFonts w:eastAsiaTheme="minorEastAsia"/>
               <w:noProof/>
             </w:rPr>
           </w:pPr>
-          <w:hyperlink w:anchor="_Toc335909933" w:history="1">
+          <w:hyperlink w:anchor="_Toc336939647" w:history="1">
             <w:r>
               <w:rPr>
                 <w:rStyle w:val="Hyperlink"/>
@@ -4710,6 +4874,7 @@
             </w:r>
             <w:r>
               <w:rPr>
+                <w:rFonts w:eastAsiaTheme="minorEastAsia"/>
                 <w:noProof/>
               </w:rPr>
               <w:tab/>
@@ -4740,7 +4905,7 @@
                 <w:noProof/>
                 <w:webHidden/>
               </w:rPr>
-              <w:instrText xml:space="preserve"> PAGEREF _Toc335909933 \h </w:instrText>
+              <w:instrText xml:space="preserve"> PAGEREF _Toc336939647 \h </w:instrText>
             </w:r>
             <w:r>
               <w:rPr>
@@ -4760,7 +4925,7 @@
                 <w:noProof/>
                 <w:webHidden/>
               </w:rPr>
-              <w:t>7</w:t>
+              <w:t>8</w:t>
             </w:r>
             <w:r>
               <w:rPr>
@@ -4779,10 +4944,11 @@
               <w:tab w:val="right" w:leader="dot" w:pos="9350"/>
             </w:tabs>
             <w:rPr>
+              <w:rFonts w:eastAsiaTheme="minorEastAsia"/>
               <w:noProof/>
             </w:rPr>
           </w:pPr>
-          <w:hyperlink w:anchor="_Toc335909934" w:history="1">
+          <w:hyperlink w:anchor="_Toc336939648" w:history="1">
             <w:r>
               <w:rPr>
                 <w:rStyle w:val="Hyperlink"/>
@@ -4792,6 +4958,7 @@
             </w:r>
             <w:r>
               <w:rPr>
+                <w:rFonts w:eastAsiaTheme="minorEastAsia"/>
                 <w:noProof/>
               </w:rPr>
               <w:tab/>
@@ -4822,7 +4989,7 @@
                 <w:noProof/>
                 <w:webHidden/>
               </w:rPr>
-              <w:instrText xml:space="preserve"> PAGEREF _Toc335909934 \h </w:instrText>
+              <w:instrText xml:space="preserve"> PAGEREF _Toc336939648 \h </w:instrText>
             </w:r>
             <w:r>
               <w:rPr>
@@ -4842,7 +5009,7 @@
                 <w:noProof/>
                 <w:webHidden/>
               </w:rPr>
-              <w:t>7</w:t>
+              <w:t>8</w:t>
             </w:r>
             <w:r>
               <w:rPr>
@@ -4861,10 +5028,11 @@
               <w:tab w:val="right" w:leader="dot" w:pos="9350"/>
             </w:tabs>
             <w:rPr>
+              <w:rFonts w:eastAsiaTheme="minorEastAsia"/>
               <w:noProof/>
             </w:rPr>
           </w:pPr>
-          <w:hyperlink w:anchor="_Toc335909935" w:history="1">
+          <w:hyperlink w:anchor="_Toc336939649" w:history="1">
             <w:r>
               <w:rPr>
                 <w:rStyle w:val="Hyperlink"/>
@@ -4874,6 +5042,7 @@
             </w:r>
             <w:r>
               <w:rPr>
+                <w:rFonts w:eastAsiaTheme="minorEastAsia"/>
                 <w:noProof/>
               </w:rPr>
               <w:tab/>
@@ -4904,7 +5073,7 @@
                 <w:noProof/>
                 <w:webHidden/>
               </w:rPr>
-              <w:instrText xml:space="preserve"> PAGEREF _Toc335909935 \h </w:instrText>
+              <w:instrText xml:space="preserve"> PAGEREF _Toc336939649 \h </w:instrText>
             </w:r>
             <w:r>
               <w:rPr>
@@ -4924,7 +5093,7 @@
                 <w:noProof/>
                 <w:webHidden/>
               </w:rPr>
-              <w:t>7</w:t>
+              <w:t>8</w:t>
             </w:r>
             <w:r>
               <w:rPr>
@@ -4943,10 +5112,11 @@
               <w:tab w:val="right" w:leader="dot" w:pos="9350"/>
             </w:tabs>
             <w:rPr>
+              <w:rFonts w:eastAsiaTheme="minorEastAsia"/>
               <w:noProof/>
             </w:rPr>
           </w:pPr>
-          <w:hyperlink w:anchor="_Toc335909936" w:history="1">
+          <w:hyperlink w:anchor="_Toc336939650" w:history="1">
             <w:r>
               <w:rPr>
                 <w:rStyle w:val="Hyperlink"/>
@@ -4956,6 +5126,7 @@
             </w:r>
             <w:r>
               <w:rPr>
+                <w:rFonts w:eastAsiaTheme="minorEastAsia"/>
                 <w:noProof/>
               </w:rPr>
               <w:tab/>
@@ -4986,7 +5157,7 @@
                 <w:noProof/>
                 <w:webHidden/>
               </w:rPr>
-              <w:instrText xml:space="preserve"> PAGEREF _Toc335909936 \h </w:instrText>
+              <w:instrText xml:space="preserve"> PAGEREF _Toc336939650 \h </w:instrText>
             </w:r>
             <w:r>
               <w:rPr>
@@ -5006,7 +5177,352 @@
                 <w:noProof/>
                 <w:webHidden/>
               </w:rPr>
-              <w:t>7</w:t>
+              <w:t>8</w:t>
+            </w:r>
+            <w:r>
+              <w:rPr>
+                <w:noProof/>
+                <w:webHidden/>
+              </w:rPr>
+              <w:fldChar w:fldCharType="end"/>
+            </w:r>
+          </w:hyperlink>
+        </w:p>
+        <w:p>
+          <w:pPr>
+            <w:pStyle w:val="TOC1"/>
+            <w:tabs>
+              <w:tab w:val="right" w:leader="dot" w:pos="9350"/>
+            </w:tabs>
+            <w:rPr>
+              <w:rFonts w:eastAsiaTheme="minorEastAsia"/>
+              <w:noProof/>
+            </w:rPr>
+          </w:pPr>
+          <w:hyperlink w:anchor="_Toc336939651" w:history="1">
+            <w:r>
+              <w:rPr>
+                <w:rStyle w:val="Hyperlink"/>
+                <w:noProof/>
+              </w:rPr>
+              <w:t>Appendix I: List of Figures</w:t>
+            </w:r>
+            <w:r>
+              <w:rPr>
+                <w:noProof/>
+                <w:webHidden/>
+              </w:rPr>
+              <w:tab/>
+            </w:r>
+            <w:r>
+              <w:rPr>
+                <w:noProof/>
+                <w:webHidden/>
+              </w:rPr>
+              <w:fldChar w:fldCharType="begin"/>
+            </w:r>
+            <w:r>
+              <w:rPr>
+                <w:noProof/>
+                <w:webHidden/>
+              </w:rPr>
+              <w:instrText xml:space="preserve"> PAGEREF _Toc336939651 \h </w:instrText>
+            </w:r>
+            <w:r>
+              <w:rPr>
+                <w:noProof/>
+                <w:webHidden/>
+              </w:rPr>
+            </w:r>
+            <w:r>
+              <w:rPr>
+                <w:noProof/>
+                <w:webHidden/>
+              </w:rPr>
+              <w:fldChar w:fldCharType="separate"/>
+            </w:r>
+            <w:r>
+              <w:rPr>
+                <w:noProof/>
+                <w:webHidden/>
+              </w:rPr>
+              <w:t>8</w:t>
+            </w:r>
+            <w:r>
+              <w:rPr>
+                <w:noProof/>
+                <w:webHidden/>
+              </w:rPr>
+              <w:fldChar w:fldCharType="end"/>
+            </w:r>
+          </w:hyperlink>
+        </w:p>
+        <w:p>
+          <w:pPr>
+            <w:pStyle w:val="TOC1"/>
+            <w:tabs>
+              <w:tab w:val="right" w:leader="dot" w:pos="9350"/>
+            </w:tabs>
+            <w:rPr>
+              <w:rFonts w:eastAsiaTheme="minorEastAsia"/>
+              <w:noProof/>
+            </w:rPr>
+          </w:pPr>
+          <w:hyperlink w:anchor="_Toc336939652" w:history="1">
+            <w:r>
+              <w:rPr>
+                <w:rStyle w:val="Hyperlink"/>
+                <w:noProof/>
+              </w:rPr>
+              <w:t>Appendix II: Supporting Information and Details</w:t>
+            </w:r>
+            <w:r>
+              <w:rPr>
+                <w:noProof/>
+                <w:webHidden/>
+              </w:rPr>
+              <w:tab/>
+            </w:r>
+            <w:r>
+              <w:rPr>
+                <w:noProof/>
+                <w:webHidden/>
+              </w:rPr>
+              <w:fldChar w:fldCharType="begin"/>
+            </w:r>
+            <w:r>
+              <w:rPr>
+                <w:noProof/>
+                <w:webHidden/>
+              </w:rPr>
+              <w:instrText xml:space="preserve"> PAGEREF _Toc336939652 \h </w:instrText>
+            </w:r>
+            <w:r>
+              <w:rPr>
+                <w:noProof/>
+                <w:webHidden/>
+              </w:rPr>
+            </w:r>
+            <w:r>
+              <w:rPr>
+                <w:noProof/>
+                <w:webHidden/>
+              </w:rPr>
+              <w:fldChar w:fldCharType="separate"/>
+            </w:r>
+            <w:r>
+              <w:rPr>
+                <w:noProof/>
+                <w:webHidden/>
+              </w:rPr>
+              <w:t>8</w:t>
+            </w:r>
+            <w:r>
+              <w:rPr>
+                <w:noProof/>
+                <w:webHidden/>
+              </w:rPr>
+              <w:fldChar w:fldCharType="end"/>
+            </w:r>
+          </w:hyperlink>
+        </w:p>
+        <w:p>
+          <w:pPr>
+            <w:pStyle w:val="TOC1"/>
+            <w:tabs>
+              <w:tab w:val="right" w:leader="dot" w:pos="9350"/>
+            </w:tabs>
+            <w:rPr>
+              <w:rFonts w:eastAsiaTheme="minorEastAsia"/>
+              <w:noProof/>
+            </w:rPr>
+          </w:pPr>
+          <w:hyperlink w:anchor="_Toc336939653" w:history="1">
+            <w:r>
+              <w:rPr>
+                <w:rStyle w:val="Hyperlink"/>
+                <w:noProof/>
+              </w:rPr>
+              <w:t>Appendix III: Progress | Sprint Reports</w:t>
+            </w:r>
+            <w:r>
+              <w:rPr>
+                <w:noProof/>
+                <w:webHidden/>
+              </w:rPr>
+              <w:tab/>
+            </w:r>
+            <w:r>
+              <w:rPr>
+                <w:noProof/>
+                <w:webHidden/>
+              </w:rPr>
+              <w:fldChar w:fldCharType="begin"/>
+            </w:r>
+            <w:r>
+              <w:rPr>
+                <w:noProof/>
+                <w:webHidden/>
+              </w:rPr>
+              <w:instrText xml:space="preserve"> PAGEREF _Toc336939653 \h </w:instrText>
+            </w:r>
+            <w:r>
+              <w:rPr>
+                <w:noProof/>
+                <w:webHidden/>
+              </w:rPr>
+            </w:r>
+            <w:r>
+              <w:rPr>
+                <w:noProof/>
+                <w:webHidden/>
+              </w:rPr>
+              <w:fldChar w:fldCharType="separate"/>
+            </w:r>
+            <w:r>
+              <w:rPr>
+                <w:noProof/>
+                <w:webHidden/>
+              </w:rPr>
+              <w:t>8</w:t>
+            </w:r>
+            <w:r>
+              <w:rPr>
+                <w:noProof/>
+                <w:webHidden/>
+              </w:rPr>
+              <w:fldChar w:fldCharType="end"/>
+            </w:r>
+          </w:hyperlink>
+        </w:p>
+        <w:p>
+          <w:pPr>
+            <w:pStyle w:val="TOC2"/>
+            <w:tabs>
+              <w:tab w:val="right" w:leader="dot" w:pos="9350"/>
+            </w:tabs>
+            <w:rPr>
+              <w:rFonts w:eastAsiaTheme="minorEastAsia"/>
+              <w:noProof/>
+            </w:rPr>
+          </w:pPr>
+          <w:hyperlink w:anchor="_Toc336939654" w:history="1">
+            <w:r>
+              <w:rPr>
+                <w:rStyle w:val="Hyperlink"/>
+                <w:noProof/>
+              </w:rPr>
+              <w:t>III.1 Sprint 1 Progress Report</w:t>
+            </w:r>
+            <w:r>
+              <w:rPr>
+                <w:noProof/>
+                <w:webHidden/>
+              </w:rPr>
+              <w:tab/>
+            </w:r>
+            <w:r>
+              <w:rPr>
+                <w:noProof/>
+                <w:webHidden/>
+              </w:rPr>
+              <w:fldChar w:fldCharType="begin"/>
+            </w:r>
+            <w:r>
+              <w:rPr>
+                <w:noProof/>
+                <w:webHidden/>
+              </w:rPr>
+              <w:instrText xml:space="preserve"> PAGEREF _Toc336939654 \h </w:instrText>
+            </w:r>
+            <w:r>
+              <w:rPr>
+                <w:noProof/>
+                <w:webHidden/>
+              </w:rPr>
+            </w:r>
+            <w:r>
+              <w:rPr>
+                <w:noProof/>
+                <w:webHidden/>
+              </w:rPr>
+              <w:fldChar w:fldCharType="separate"/>
+            </w:r>
+            <w:r>
+              <w:rPr>
+                <w:noProof/>
+                <w:webHidden/>
+              </w:rPr>
+              <w:t>8</w:t>
+            </w:r>
+            <w:r>
+              <w:rPr>
+                <w:noProof/>
+                <w:webHidden/>
+              </w:rPr>
+              <w:fldChar w:fldCharType="end"/>
+            </w:r>
+          </w:hyperlink>
+        </w:p>
+        <w:p>
+          <w:pPr>
+            <w:pStyle w:val="TOC2"/>
+            <w:tabs>
+              <w:tab w:val="right" w:leader="dot" w:pos="9350"/>
+            </w:tabs>
+            <w:rPr>
+              <w:rFonts w:eastAsiaTheme="minorEastAsia"/>
+              <w:noProof/>
+            </w:rPr>
+          </w:pPr>
+          <w:hyperlink w:anchor="_Toc336939655" w:history="1">
+            <w:r>
+              <w:rPr>
+                <w:rStyle w:val="Hyperlink"/>
+                <w:noProof/>
+              </w:rPr>
+              <w:t>III.2 Sprint 2 Progress Report</w:t>
+            </w:r>
+            <w:r>
+              <w:rPr>
+                <w:noProof/>
+                <w:webHidden/>
+              </w:rPr>
+              <w:tab/>
+            </w:r>
+            <w:r>
+              <w:rPr>
+                <w:noProof/>
+                <w:webHidden/>
+              </w:rPr>
+              <w:fldChar w:fldCharType="begin"/>
+            </w:r>
+            <w:r>
+              <w:rPr>
+                <w:noProof/>
+                <w:webHidden/>
+              </w:rPr>
+              <w:instrText xml:space="preserve"> PAGEREF _Toc336939655 \h </w:instrText>
+            </w:r>
+            <w:r>
+              <w:rPr>
+                <w:noProof/>
+                <w:webHidden/>
+              </w:rPr>
+            </w:r>
+            <w:r>
+              <w:rPr>
+                <w:noProof/>
+                <w:webHidden/>
+              </w:rPr>
+              <w:fldChar w:fldCharType="separate"/>
+            </w:r>
+            <w:r>
+              <w:rPr>
+                <w:noProof/>
+                <w:webHidden/>
+              </w:rPr>
+              <w:t>8</w:t>
             </w:r>
             <w:r>
               <w:rPr>
@@ -5087,116 +5603,18 @@
     </w:p>
     <w:p>
       <w:pPr>
-        <w:autoSpaceDE w:val="0"/>
-        <w:autoSpaceDN w:val="0"/>
-        <w:adjustRightInd w:val="0"/>
-        <w:spacing w:after="0" w:line="240" w:lineRule="auto"/>
-        <w:rPr>
-          <w:rFonts w:ascii="CMSS12" w:hAnsi="CMSS12" w:cs="CMSS12"/>
-          <w:color w:val="F7CE03"/>
-          <w:sz w:val="29"/>
-          <w:szCs w:val="29"/>
-        </w:rPr>
-      </w:pPr>
-    </w:p>
-    <w:p>
-      <w:pPr>
-        <w:autoSpaceDE w:val="0"/>
-        <w:autoSpaceDN w:val="0"/>
-        <w:adjustRightInd w:val="0"/>
-        <w:spacing w:after="0" w:line="240" w:lineRule="auto"/>
-        <w:rPr>
-          <w:rFonts w:ascii="CMSS12" w:hAnsi="CMSS12" w:cs="CMSS12"/>
-          <w:color w:val="F7CE03"/>
-          <w:sz w:val="29"/>
-          <w:szCs w:val="29"/>
-        </w:rPr>
-      </w:pPr>
-    </w:p>
-    <w:p>
-      <w:pPr>
-        <w:autoSpaceDE w:val="0"/>
-        <w:autoSpaceDN w:val="0"/>
-        <w:adjustRightInd w:val="0"/>
-        <w:spacing w:after="0" w:line="240" w:lineRule="auto"/>
-        <w:rPr>
-          <w:rFonts w:ascii="CMSS12" w:hAnsi="CMSS12" w:cs="CMSS12"/>
-          <w:color w:val="F7CE03"/>
-          <w:sz w:val="29"/>
-          <w:szCs w:val="29"/>
-        </w:rPr>
-      </w:pPr>
-    </w:p>
-    <w:p>
-      <w:pPr>
-        <w:autoSpaceDE w:val="0"/>
-        <w:autoSpaceDN w:val="0"/>
-        <w:adjustRightInd w:val="0"/>
-        <w:spacing w:after="0" w:line="240" w:lineRule="auto"/>
-        <w:rPr>
-          <w:rFonts w:ascii="CMSS12" w:hAnsi="CMSS12" w:cs="CMSS12"/>
-          <w:color w:val="F7CE03"/>
-          <w:sz w:val="29"/>
-          <w:szCs w:val="29"/>
-        </w:rPr>
-      </w:pPr>
-    </w:p>
-    <w:p>
-      <w:pPr>
-        <w:autoSpaceDE w:val="0"/>
-        <w:autoSpaceDN w:val="0"/>
-        <w:adjustRightInd w:val="0"/>
-        <w:spacing w:after="0" w:line="240" w:lineRule="auto"/>
-        <w:rPr>
-          <w:rFonts w:ascii="CMSS12" w:hAnsi="CMSS12" w:cs="CMSS12"/>
-          <w:color w:val="F7CE03"/>
-          <w:sz w:val="29"/>
-          <w:szCs w:val="29"/>
-        </w:rPr>
-      </w:pPr>
-    </w:p>
-    <w:p>
-      <w:pPr>
-        <w:autoSpaceDE w:val="0"/>
-        <w:autoSpaceDN w:val="0"/>
-        <w:adjustRightInd w:val="0"/>
-        <w:spacing w:after="0" w:line="240" w:lineRule="auto"/>
-        <w:rPr>
-          <w:rFonts w:ascii="CMSS12" w:hAnsi="CMSS12" w:cs="CMSS12"/>
-          <w:color w:val="F7CE03"/>
-          <w:sz w:val="29"/>
-          <w:szCs w:val="29"/>
-        </w:rPr>
-      </w:pPr>
-    </w:p>
-    <w:p>
-      <w:pPr>
-        <w:autoSpaceDE w:val="0"/>
-        <w:autoSpaceDN w:val="0"/>
-        <w:adjustRightInd w:val="0"/>
-        <w:spacing w:after="0" w:line="240" w:lineRule="auto"/>
-        <w:rPr>
-          <w:rFonts w:ascii="CMSS12" w:hAnsi="CMSS12" w:cs="CMSS12"/>
-          <w:color w:val="F7CE03"/>
-          <w:sz w:val="29"/>
-          <w:szCs w:val="29"/>
-        </w:rPr>
-      </w:pPr>
-    </w:p>
-    <w:p>
-      <w:pPr>
         <w:pStyle w:val="Heading1"/>
         <w:numPr>
           <w:ilvl w:val="0"/>
           <w:numId w:val="11"/>
         </w:numPr>
       </w:pPr>
-      <w:bookmarkStart w:id="0" w:name="_Toc335909885"/>
+      <w:bookmarkStart w:id="2" w:name="_Toc336939599"/>
       <w:r>
         <w:lastRenderedPageBreak/>
         <w:t>Design Document</w:t>
       </w:r>
-      <w:bookmarkEnd w:id="0"/>
+      <w:bookmarkEnd w:id="2"/>
     </w:p>
     <w:p>
       <w:pPr>
@@ -5206,11 +5624,11 @@
           <w:numId w:val="11"/>
         </w:numPr>
       </w:pPr>
-      <w:bookmarkStart w:id="1" w:name="_Toc335909886"/>
+      <w:bookmarkStart w:id="3" w:name="_Toc336939600"/>
       <w:r>
         <w:t>Scope</w:t>
       </w:r>
-      <w:bookmarkEnd w:id="1"/>
+      <w:bookmarkEnd w:id="3"/>
     </w:p>
     <w:p>
       <w:pPr>
@@ -5220,11 +5638,11 @@
           <w:numId w:val="11"/>
         </w:numPr>
       </w:pPr>
-      <w:bookmarkStart w:id="2" w:name="_Toc335909887"/>
+      <w:bookmarkStart w:id="4" w:name="_Toc336939601"/>
       <w:r>
         <w:t>Purpose</w:t>
       </w:r>
-      <w:bookmarkEnd w:id="2"/>
+      <w:bookmarkEnd w:id="4"/>
     </w:p>
     <w:p>
       <w:pPr>
@@ -5233,22 +5651,47 @@
       <w:r>
         <w:t>The purpose of this document is to provide an explanation of the design of the STBMF. In addition, it will provide information on unit testing, development environments, and maintaining the STBMF system after deployment.</w:t>
       </w:r>
-      <w:bookmarkStart w:id="3" w:name="_Toc335909888"/>
+    </w:p>
+    <w:p>
+      <w:pPr>
+        <w:pStyle w:val="Heading3"/>
+        <w:numPr>
+          <w:ilvl w:val="2"/>
+          <w:numId w:val="11"/>
+        </w:numPr>
+        <w:rPr>
+          <w:b w:val="0"/>
+        </w:rPr>
+      </w:pPr>
+      <w:r>
+        <w:rPr>
+          <w:rStyle w:val="Heading3Char"/>
+          <w:b/>
+        </w:rPr>
+        <w:t xml:space="preserve"> </w:t>
+      </w:r>
+      <w:bookmarkStart w:id="5" w:name="_Toc336939602"/>
+      <w:r>
+        <w:rPr>
+          <w:rStyle w:val="Heading3Char"/>
+          <w:b/>
+        </w:rPr>
+        <w:t xml:space="preserve">Major System Component </w:t>
+      </w:r>
+      <w:r>
+        <w:rPr>
+          <w:rStyle w:val="Heading3Char"/>
+        </w:rPr>
+        <w:t>#</w:t>
+      </w:r>
+      <w:r>
+        <w:t>1</w:t>
+      </w:r>
+      <w:bookmarkEnd w:id="5"/>
     </w:p>
     <w:p>
       <w:pPr>
         <w:pStyle w:val="ListParagraph"/>
-        <w:ind w:left="360"/>
-      </w:pPr>
-      <w:r>
-        <w:t>Major System Component #1</w:t>
-      </w:r>
-      <w:bookmarkEnd w:id="3"/>
-    </w:p>
-    <w:p>
-      <w:pPr>
-        <w:pStyle w:val="ListParagraph"/>
-        <w:ind w:left="360"/>
       </w:pPr>
       <w:r>
         <w:t xml:space="preserve">One of the major system components in the STBMF system is the STB display mechanism. This mechanism will act as a runtime UI loader, user </w:t>
@@ -5282,11 +5725,11 @@
           <w:numId w:val="11"/>
         </w:numPr>
       </w:pPr>
-      <w:bookmarkStart w:id="4" w:name="_Toc335909889"/>
+      <w:bookmarkStart w:id="6" w:name="_Toc336939603"/>
       <w:r>
         <w:t>Major System Component #2</w:t>
       </w:r>
-      <w:bookmarkEnd w:id="4"/>
+      <w:bookmarkEnd w:id="6"/>
     </w:p>
     <w:p>
       <w:pPr>
@@ -5296,11 +5739,11 @@
           <w:numId w:val="11"/>
         </w:numPr>
       </w:pPr>
-      <w:bookmarkStart w:id="5" w:name="_Toc335909890"/>
+      <w:bookmarkStart w:id="7" w:name="_Toc336939604"/>
       <w:r>
         <w:t>Major System Component #3</w:t>
       </w:r>
-      <w:bookmarkEnd w:id="5"/>
+      <w:bookmarkEnd w:id="7"/>
     </w:p>
     <w:p>
       <w:pPr>
@@ -5310,11 +5753,11 @@
           <w:numId w:val="11"/>
         </w:numPr>
       </w:pPr>
-      <w:bookmarkStart w:id="6" w:name="_Toc335909891"/>
+      <w:bookmarkStart w:id="8" w:name="_Toc336939605"/>
       <w:r>
         <w:t>Systems Goals</w:t>
       </w:r>
-      <w:bookmarkEnd w:id="6"/>
+      <w:bookmarkEnd w:id="8"/>
     </w:p>
     <w:p>
       <w:pPr>
@@ -5332,11 +5775,11 @@
           <w:numId w:val="11"/>
         </w:numPr>
       </w:pPr>
-      <w:bookmarkStart w:id="7" w:name="_Toc335909892"/>
+      <w:bookmarkStart w:id="9" w:name="_Toc336939606"/>
       <w:r>
         <w:t>System Overview and Diagram</w:t>
       </w:r>
-      <w:bookmarkEnd w:id="7"/>
+      <w:bookmarkEnd w:id="9"/>
     </w:p>
     <w:p>
       <w:pPr>
@@ -5346,23 +5789,18 @@
           <w:numId w:val="11"/>
         </w:numPr>
       </w:pPr>
-      <w:bookmarkStart w:id="8" w:name="_Toc335909893"/>
+      <w:bookmarkStart w:id="10" w:name="_Toc336939607"/>
       <w:r>
         <w:t>Technologies Overview</w:t>
       </w:r>
-      <w:bookmarkEnd w:id="8"/>
+      <w:bookmarkEnd w:id="10"/>
     </w:p>
     <w:p>
       <w:pPr>
         <w:ind w:left="360"/>
       </w:pPr>
       <w:r>
-        <w:t>The STB will be using QT/C++ and documentation can be</w:t>
-      </w:r>
-      <w:bookmarkStart w:id="9" w:name="_GoBack"/>
-      <w:bookmarkEnd w:id="9"/>
-      <w:r>
-        <w:t xml:space="preserve"> found </w:t>
+        <w:t xml:space="preserve">The STB will be using QT/C++ and documentation can be found </w:t>
       </w:r>
       <w:hyperlink r:id="rId8" w:history="1">
         <w:r>
@@ -5384,12 +5822,11 @@
           <w:numId w:val="11"/>
         </w:numPr>
       </w:pPr>
-      <w:bookmarkStart w:id="10" w:name="_Toc335909894"/>
+      <w:bookmarkStart w:id="11" w:name="_Toc336939608"/>
       <w:r>
-        <w:lastRenderedPageBreak/>
         <w:t>Project Overview</w:t>
       </w:r>
-      <w:bookmarkEnd w:id="10"/>
+      <w:bookmarkEnd w:id="11"/>
     </w:p>
     <w:p>
       <w:pPr>
@@ -5399,11 +5836,11 @@
           <w:numId w:val="11"/>
         </w:numPr>
       </w:pPr>
-      <w:bookmarkStart w:id="11" w:name="_Toc335909895"/>
+      <w:bookmarkStart w:id="12" w:name="_Toc336939609"/>
       <w:r>
         <w:t>Team Members and Roles</w:t>
       </w:r>
-      <w:bookmarkEnd w:id="11"/>
+      <w:bookmarkEnd w:id="12"/>
     </w:p>
     <w:p>
       <w:pPr>
@@ -5413,11 +5850,11 @@
           <w:numId w:val="11"/>
         </w:numPr>
       </w:pPr>
-      <w:bookmarkStart w:id="12" w:name="_Toc335909896"/>
+      <w:bookmarkStart w:id="13" w:name="_Toc336939610"/>
       <w:r>
         <w:t>Project Management Approach</w:t>
       </w:r>
-      <w:bookmarkEnd w:id="12"/>
+      <w:bookmarkEnd w:id="13"/>
     </w:p>
     <w:p>
       <w:pPr>
@@ -5427,12 +5864,14 @@
           <w:numId w:val="11"/>
         </w:numPr>
       </w:pPr>
-      <w:bookmarkStart w:id="13" w:name="_Toc335909897"/>
+      <w:bookmarkStart w:id="14" w:name="_Toc336939611"/>
       <w:r>
         <w:t>Phase Overview</w:t>
       </w:r>
-      <w:bookmarkEnd w:id="13"/>
-    </w:p>
+      <w:bookmarkEnd w:id="14"/>
+    </w:p>
+    <w:p/>
+    <w:p/>
     <w:p>
       <w:pPr>
         <w:pStyle w:val="Heading2"/>
@@ -5441,11 +5880,36 @@
           <w:numId w:val="11"/>
         </w:numPr>
       </w:pPr>
-      <w:bookmarkStart w:id="14" w:name="_Toc335909898"/>
+      <w:bookmarkStart w:id="15" w:name="_Toc336939612"/>
       <w:r>
+        <w:lastRenderedPageBreak/>
         <w:t>Terminology and Acronyms</w:t>
       </w:r>
-      <w:bookmarkEnd w:id="14"/>
+      <w:bookmarkEnd w:id="15"/>
+    </w:p>
+    <w:p>
+      <w:pPr>
+        <w:ind w:left="360"/>
+      </w:pPr>
+      <w:r>
+        <w:t>STB – Set Top Box</w:t>
+      </w:r>
+    </w:p>
+    <w:p>
+      <w:pPr>
+        <w:ind w:left="360"/>
+      </w:pPr>
+      <w:r>
+        <w:t>TCP – Transmission Control Protocol</w:t>
+      </w:r>
+    </w:p>
+    <w:p>
+      <w:pPr>
+        <w:ind w:left="360"/>
+      </w:pPr>
+      <w:r>
+        <w:t>UDP – User Datagram Protocol</w:t>
+      </w:r>
     </w:p>
     <w:p>
       <w:pPr>
@@ -5455,11 +5919,12 @@
           <w:numId w:val="11"/>
         </w:numPr>
       </w:pPr>
-      <w:bookmarkStart w:id="15" w:name="_Toc335909899"/>
+      <w:bookmarkStart w:id="16" w:name="_Toc336939613"/>
       <w:r>
+        <w:lastRenderedPageBreak/>
         <w:t>Requirements</w:t>
       </w:r>
-      <w:bookmarkEnd w:id="15"/>
+      <w:bookmarkEnd w:id="16"/>
     </w:p>
     <w:p>
       <w:pPr>
@@ -5469,11 +5934,11 @@
           <w:numId w:val="11"/>
         </w:numPr>
       </w:pPr>
-      <w:bookmarkStart w:id="16" w:name="_Toc335909900"/>
+      <w:bookmarkStart w:id="17" w:name="_Toc336939614"/>
       <w:r>
         <w:t>Design and Implementation</w:t>
       </w:r>
-      <w:bookmarkEnd w:id="16"/>
+      <w:bookmarkEnd w:id="17"/>
     </w:p>
     <w:p>
       <w:pPr>
@@ -5483,11 +5948,11 @@
           <w:numId w:val="11"/>
         </w:numPr>
       </w:pPr>
-      <w:bookmarkStart w:id="17" w:name="_Toc335909901"/>
+      <w:bookmarkStart w:id="18" w:name="_Toc336939615"/>
       <w:r>
         <w:t>Major Component #1</w:t>
       </w:r>
-      <w:bookmarkEnd w:id="17"/>
+      <w:bookmarkEnd w:id="18"/>
     </w:p>
     <w:p>
       <w:pPr>
@@ -5497,11 +5962,11 @@
           <w:numId w:val="11"/>
         </w:numPr>
       </w:pPr>
-      <w:bookmarkStart w:id="18" w:name="_Toc335909902"/>
+      <w:bookmarkStart w:id="19" w:name="_Toc336939616"/>
       <w:r>
         <w:t>Technologies Used</w:t>
       </w:r>
-      <w:bookmarkEnd w:id="18"/>
+      <w:bookmarkEnd w:id="19"/>
     </w:p>
     <w:p>
       <w:pPr>
@@ -5511,11 +5976,11 @@
           <w:numId w:val="11"/>
         </w:numPr>
       </w:pPr>
-      <w:bookmarkStart w:id="19" w:name="_Toc335909903"/>
+      <w:bookmarkStart w:id="20" w:name="_Toc336939617"/>
       <w:r>
         <w:t>Component Overview</w:t>
       </w:r>
-      <w:bookmarkEnd w:id="19"/>
+      <w:bookmarkEnd w:id="20"/>
     </w:p>
     <w:p>
       <w:pPr>
@@ -5525,11 +5990,11 @@
           <w:numId w:val="11"/>
         </w:numPr>
       </w:pPr>
-      <w:bookmarkStart w:id="20" w:name="_Toc335909904"/>
+      <w:bookmarkStart w:id="21" w:name="_Toc336939618"/>
       <w:r>
         <w:t>Phase Overview</w:t>
       </w:r>
-      <w:bookmarkEnd w:id="20"/>
+      <w:bookmarkEnd w:id="21"/>
     </w:p>
     <w:p>
       <w:pPr>
@@ -5539,11 +6004,11 @@
           <w:numId w:val="11"/>
         </w:numPr>
       </w:pPr>
-      <w:bookmarkStart w:id="21" w:name="_Toc335909905"/>
+      <w:bookmarkStart w:id="22" w:name="_Toc336939619"/>
       <w:r>
         <w:t>Architecture Diagram</w:t>
       </w:r>
-      <w:bookmarkEnd w:id="21"/>
+      <w:bookmarkEnd w:id="22"/>
     </w:p>
     <w:p>
       <w:pPr>
@@ -5553,16 +6018,11 @@
           <w:numId w:val="11"/>
         </w:numPr>
       </w:pPr>
-      <w:bookmarkStart w:id="22" w:name="_Toc335909906"/>
+      <w:bookmarkStart w:id="23" w:name="_Toc336939620"/>
       <w:r>
         <w:t>Data Flow Diagram</w:t>
       </w:r>
-      <w:bookmarkEnd w:id="22"/>
-    </w:p>
-    <w:p>
-      <w:pPr>
-        <w:keepNext/>
-      </w:pPr>
+      <w:bookmarkEnd w:id="23"/>
     </w:p>
     <w:p>
       <w:pPr>
@@ -5572,11 +6032,11 @@
           <w:numId w:val="11"/>
         </w:numPr>
       </w:pPr>
-      <w:bookmarkStart w:id="23" w:name="_Toc335909907"/>
+      <w:bookmarkStart w:id="24" w:name="_Toc336939621"/>
       <w:r>
         <w:t>Design Details</w:t>
       </w:r>
-      <w:bookmarkEnd w:id="23"/>
+      <w:bookmarkEnd w:id="24"/>
     </w:p>
     <w:p>
       <w:pPr>
@@ -5586,11 +6046,11 @@
           <w:numId w:val="11"/>
         </w:numPr>
       </w:pPr>
-      <w:bookmarkStart w:id="24" w:name="_Toc335909908"/>
+      <w:bookmarkStart w:id="25" w:name="_Toc336939622"/>
       <w:r>
         <w:t>Major Component #2</w:t>
       </w:r>
-      <w:bookmarkEnd w:id="24"/>
+      <w:bookmarkEnd w:id="25"/>
     </w:p>
     <w:p>
       <w:pPr>
@@ -5600,11 +6060,11 @@
           <w:numId w:val="11"/>
         </w:numPr>
       </w:pPr>
-      <w:bookmarkStart w:id="25" w:name="_Toc335909909"/>
+      <w:bookmarkStart w:id="26" w:name="_Toc336939623"/>
       <w:r>
         <w:t>Technologies Used</w:t>
       </w:r>
-      <w:bookmarkEnd w:id="25"/>
+      <w:bookmarkEnd w:id="26"/>
     </w:p>
     <w:p>
       <w:pPr>
@@ -5614,11 +6074,11 @@
           <w:numId w:val="11"/>
         </w:numPr>
       </w:pPr>
-      <w:bookmarkStart w:id="26" w:name="_Toc335909910"/>
+      <w:bookmarkStart w:id="27" w:name="_Toc336939624"/>
       <w:r>
         <w:t>Component Overview</w:t>
       </w:r>
-      <w:bookmarkEnd w:id="26"/>
+      <w:bookmarkEnd w:id="27"/>
     </w:p>
     <w:p>
       <w:pPr>
@@ -5628,11 +6088,11 @@
           <w:numId w:val="11"/>
         </w:numPr>
       </w:pPr>
-      <w:bookmarkStart w:id="27" w:name="_Toc335909911"/>
+      <w:bookmarkStart w:id="28" w:name="_Toc336939625"/>
       <w:r>
         <w:t>Phase Overview</w:t>
       </w:r>
-      <w:bookmarkEnd w:id="27"/>
+      <w:bookmarkEnd w:id="28"/>
     </w:p>
     <w:p>
       <w:pPr>
@@ -5642,11 +6102,11 @@
           <w:numId w:val="11"/>
         </w:numPr>
       </w:pPr>
-      <w:bookmarkStart w:id="28" w:name="_Toc335909912"/>
+      <w:bookmarkStart w:id="29" w:name="_Toc336939626"/>
       <w:r>
         <w:t>Architecture Diagram</w:t>
       </w:r>
-      <w:bookmarkEnd w:id="28"/>
+      <w:bookmarkEnd w:id="29"/>
     </w:p>
     <w:p>
       <w:pPr>
@@ -5656,11 +6116,11 @@
           <w:numId w:val="11"/>
         </w:numPr>
       </w:pPr>
-      <w:bookmarkStart w:id="29" w:name="_Toc335909913"/>
+      <w:bookmarkStart w:id="30" w:name="_Toc336939627"/>
       <w:r>
         <w:t>Data or Logic Flow Diagram</w:t>
       </w:r>
-      <w:bookmarkEnd w:id="29"/>
+      <w:bookmarkEnd w:id="30"/>
     </w:p>
     <w:p>
       <w:pPr>
@@ -5670,11 +6130,11 @@
           <w:numId w:val="11"/>
         </w:numPr>
       </w:pPr>
-      <w:bookmarkStart w:id="30" w:name="_Toc335909914"/>
+      <w:bookmarkStart w:id="31" w:name="_Toc336939628"/>
       <w:r>
         <w:t>Design Details</w:t>
       </w:r>
-      <w:bookmarkEnd w:id="30"/>
+      <w:bookmarkEnd w:id="31"/>
     </w:p>
     <w:p>
       <w:pPr>
@@ -5684,11 +6144,11 @@
           <w:numId w:val="11"/>
         </w:numPr>
       </w:pPr>
-      <w:bookmarkStart w:id="31" w:name="_Toc335909915"/>
+      <w:bookmarkStart w:id="32" w:name="_Toc336939629"/>
       <w:r>
         <w:t>Major Component #3</w:t>
       </w:r>
-      <w:bookmarkEnd w:id="31"/>
+      <w:bookmarkEnd w:id="32"/>
     </w:p>
     <w:p>
       <w:pPr>
@@ -5698,11 +6158,11 @@
           <w:numId w:val="11"/>
         </w:numPr>
       </w:pPr>
-      <w:bookmarkStart w:id="32" w:name="_Toc335909916"/>
+      <w:bookmarkStart w:id="33" w:name="_Toc336939630"/>
       <w:r>
         <w:t>Technologies Used</w:t>
       </w:r>
-      <w:bookmarkEnd w:id="32"/>
+      <w:bookmarkEnd w:id="33"/>
     </w:p>
     <w:p>
       <w:pPr>
@@ -5712,12 +6172,11 @@
           <w:numId w:val="11"/>
         </w:numPr>
       </w:pPr>
-      <w:bookmarkStart w:id="33" w:name="_Toc335909917"/>
+      <w:bookmarkStart w:id="34" w:name="_Toc336939631"/>
       <w:r>
-        <w:lastRenderedPageBreak/>
         <w:t>Component Overview</w:t>
       </w:r>
-      <w:bookmarkEnd w:id="33"/>
+      <w:bookmarkEnd w:id="34"/>
     </w:p>
     <w:p>
       <w:pPr>
@@ -5727,11 +6186,11 @@
           <w:numId w:val="11"/>
         </w:numPr>
       </w:pPr>
-      <w:bookmarkStart w:id="34" w:name="_Toc335909918"/>
+      <w:bookmarkStart w:id="35" w:name="_Toc336939632"/>
       <w:r>
         <w:t>Phase Overview</w:t>
       </w:r>
-      <w:bookmarkEnd w:id="34"/>
+      <w:bookmarkEnd w:id="35"/>
     </w:p>
     <w:p>
       <w:pPr>
@@ -5741,11 +6200,11 @@
           <w:numId w:val="11"/>
         </w:numPr>
       </w:pPr>
-      <w:bookmarkStart w:id="35" w:name="_Toc335909919"/>
+      <w:bookmarkStart w:id="36" w:name="_Toc336939633"/>
       <w:r>
         <w:t>Architecture Diagram</w:t>
       </w:r>
-      <w:bookmarkEnd w:id="35"/>
+      <w:bookmarkEnd w:id="36"/>
     </w:p>
     <w:p>
       <w:pPr>
@@ -5755,11 +6214,11 @@
           <w:numId w:val="11"/>
         </w:numPr>
       </w:pPr>
-      <w:bookmarkStart w:id="36" w:name="_Toc335909920"/>
+      <w:bookmarkStart w:id="37" w:name="_Toc336939634"/>
       <w:r>
         <w:t>Data Flow Diagram</w:t>
       </w:r>
-      <w:bookmarkEnd w:id="36"/>
+      <w:bookmarkEnd w:id="37"/>
       <w:r>
         <w:t xml:space="preserve"> </w:t>
       </w:r>
@@ -5772,11 +6231,11 @@
           <w:numId w:val="11"/>
         </w:numPr>
       </w:pPr>
-      <w:bookmarkStart w:id="37" w:name="_Toc335909921"/>
+      <w:bookmarkStart w:id="38" w:name="_Toc336939635"/>
       <w:r>
         <w:t>Design Details</w:t>
       </w:r>
-      <w:bookmarkEnd w:id="37"/>
+      <w:bookmarkEnd w:id="38"/>
     </w:p>
     <w:p>
       <w:pPr>
@@ -5786,11 +6245,11 @@
           <w:numId w:val="11"/>
         </w:numPr>
       </w:pPr>
-      <w:bookmarkStart w:id="38" w:name="_Toc335909922"/>
+      <w:bookmarkStart w:id="39" w:name="_Toc336939636"/>
       <w:r>
         <w:t>System and Unit Testing</w:t>
       </w:r>
-      <w:bookmarkEnd w:id="38"/>
+      <w:bookmarkEnd w:id="39"/>
     </w:p>
     <w:p>
       <w:pPr>
@@ -5800,11 +6259,12 @@
           <w:numId w:val="11"/>
         </w:numPr>
       </w:pPr>
-      <w:bookmarkStart w:id="39" w:name="_Toc335909923"/>
+      <w:bookmarkStart w:id="40" w:name="_Toc336939637"/>
       <w:r>
+        <w:lastRenderedPageBreak/>
         <w:t>Overview</w:t>
       </w:r>
-      <w:bookmarkEnd w:id="39"/>
+      <w:bookmarkEnd w:id="40"/>
     </w:p>
     <w:p>
       <w:pPr>
@@ -5814,11 +6274,11 @@
           <w:numId w:val="11"/>
         </w:numPr>
       </w:pPr>
-      <w:bookmarkStart w:id="40" w:name="_Toc335909924"/>
+      <w:bookmarkStart w:id="41" w:name="_Toc336939638"/>
       <w:r>
         <w:t>Dependencies</w:t>
       </w:r>
-      <w:bookmarkEnd w:id="40"/>
+      <w:bookmarkEnd w:id="41"/>
     </w:p>
     <w:p>
       <w:pPr>
@@ -5828,11 +6288,11 @@
           <w:numId w:val="11"/>
         </w:numPr>
       </w:pPr>
-      <w:bookmarkStart w:id="41" w:name="_Toc335909925"/>
+      <w:bookmarkStart w:id="42" w:name="_Toc336939639"/>
       <w:r>
         <w:t>Test Setup and Execution</w:t>
       </w:r>
-      <w:bookmarkEnd w:id="41"/>
+      <w:bookmarkEnd w:id="42"/>
     </w:p>
     <w:p>
       <w:pPr>
@@ -5842,11 +6302,11 @@
           <w:numId w:val="11"/>
         </w:numPr>
       </w:pPr>
-      <w:bookmarkStart w:id="42" w:name="_Toc335909926"/>
+      <w:bookmarkStart w:id="43" w:name="_Toc336939640"/>
       <w:r>
         <w:t>Development Environment</w:t>
       </w:r>
-      <w:bookmarkEnd w:id="42"/>
+      <w:bookmarkEnd w:id="43"/>
     </w:p>
     <w:p>
       <w:pPr>
@@ -5856,11 +6316,11 @@
           <w:numId w:val="11"/>
         </w:numPr>
       </w:pPr>
-      <w:bookmarkStart w:id="43" w:name="_Toc335909927"/>
+      <w:bookmarkStart w:id="44" w:name="_Toc336939641"/>
       <w:r>
         <w:t>Development IDE and Tools</w:t>
       </w:r>
-      <w:bookmarkEnd w:id="43"/>
+      <w:bookmarkEnd w:id="44"/>
     </w:p>
     <w:p>
       <w:pPr>
@@ -5870,11 +6330,11 @@
           <w:numId w:val="11"/>
         </w:numPr>
       </w:pPr>
-      <w:bookmarkStart w:id="44" w:name="_Toc335909928"/>
+      <w:bookmarkStart w:id="45" w:name="_Toc336939642"/>
       <w:r>
         <w:t>Source Control</w:t>
       </w:r>
-      <w:bookmarkEnd w:id="44"/>
+      <w:bookmarkEnd w:id="45"/>
     </w:p>
     <w:p>
       <w:pPr>
@@ -5884,11 +6344,11 @@
           <w:numId w:val="11"/>
         </w:numPr>
       </w:pPr>
-      <w:bookmarkStart w:id="45" w:name="_Toc335909929"/>
+      <w:bookmarkStart w:id="46" w:name="_Toc336939643"/>
       <w:r>
         <w:t>Dependencies</w:t>
       </w:r>
-      <w:bookmarkEnd w:id="45"/>
+      <w:bookmarkEnd w:id="46"/>
     </w:p>
     <w:p>
       <w:pPr>
@@ -5898,11 +6358,11 @@
           <w:numId w:val="11"/>
         </w:numPr>
       </w:pPr>
-      <w:bookmarkStart w:id="46" w:name="_Toc335909930"/>
+      <w:bookmarkStart w:id="47" w:name="_Toc336939644"/>
       <w:r>
         <w:t>Build Environment</w:t>
       </w:r>
-      <w:bookmarkEnd w:id="46"/>
+      <w:bookmarkEnd w:id="47"/>
     </w:p>
     <w:p>
       <w:pPr>
@@ -5912,11 +6372,11 @@
           <w:numId w:val="11"/>
         </w:numPr>
       </w:pPr>
-      <w:bookmarkStart w:id="47" w:name="_Toc335909931"/>
+      <w:bookmarkStart w:id="48" w:name="_Toc336939645"/>
       <w:r>
         <w:t>Development Machine Setup</w:t>
       </w:r>
-      <w:bookmarkEnd w:id="47"/>
+      <w:bookmarkEnd w:id="48"/>
     </w:p>
     <w:p>
       <w:pPr>
@@ -5926,11 +6386,11 @@
           <w:numId w:val="11"/>
         </w:numPr>
       </w:pPr>
-      <w:bookmarkStart w:id="48" w:name="_Toc335909932"/>
+      <w:bookmarkStart w:id="49" w:name="_Toc336939646"/>
       <w:r>
         <w:t>Release | Setup | Deployment</w:t>
       </w:r>
-      <w:bookmarkEnd w:id="48"/>
+      <w:bookmarkEnd w:id="49"/>
     </w:p>
     <w:p>
       <w:pPr>
@@ -5940,11 +6400,11 @@
           <w:numId w:val="11"/>
         </w:numPr>
       </w:pPr>
-      <w:bookmarkStart w:id="49" w:name="_Toc335909933"/>
+      <w:bookmarkStart w:id="50" w:name="_Toc336939647"/>
       <w:r>
         <w:t>Deployment Information and Dependencies</w:t>
       </w:r>
-      <w:bookmarkEnd w:id="49"/>
+      <w:bookmarkEnd w:id="50"/>
     </w:p>
     <w:p>
       <w:pPr>
@@ -5954,11 +6414,11 @@
           <w:numId w:val="11"/>
         </w:numPr>
       </w:pPr>
-      <w:bookmarkStart w:id="50" w:name="_Toc335909934"/>
+      <w:bookmarkStart w:id="51" w:name="_Toc336939648"/>
       <w:r>
         <w:t>Setup Information</w:t>
       </w:r>
-      <w:bookmarkEnd w:id="50"/>
+      <w:bookmarkEnd w:id="51"/>
     </w:p>
     <w:p>
       <w:pPr>
@@ -5968,11 +6428,11 @@
           <w:numId w:val="11"/>
         </w:numPr>
       </w:pPr>
-      <w:bookmarkStart w:id="51" w:name="_Toc335909935"/>
+      <w:bookmarkStart w:id="52" w:name="_Toc336939649"/>
       <w:r>
         <w:t>System Versioning Information</w:t>
       </w:r>
-      <w:bookmarkEnd w:id="51"/>
+      <w:bookmarkEnd w:id="52"/>
     </w:p>
     <w:p>
       <w:pPr>
@@ -5982,38 +6442,43 @@
           <w:numId w:val="11"/>
         </w:numPr>
       </w:pPr>
-      <w:bookmarkStart w:id="52" w:name="_Toc335909936"/>
+      <w:bookmarkStart w:id="53" w:name="_Toc336939650"/>
       <w:r>
         <w:t>End User Documentation</w:t>
       </w:r>
-      <w:bookmarkEnd w:id="52"/>
+      <w:bookmarkEnd w:id="53"/>
     </w:p>
     <w:p/>
     <w:p>
       <w:pPr>
         <w:pStyle w:val="Heading1"/>
       </w:pPr>
+      <w:bookmarkStart w:id="54" w:name="_Toc336939651"/>
       <w:r>
-        <w:lastRenderedPageBreak/>
         <w:t>Appendix I: List of Figures</w:t>
       </w:r>
+      <w:bookmarkEnd w:id="54"/>
     </w:p>
     <w:p/>
     <w:p>
       <w:pPr>
         <w:pStyle w:val="Heading1"/>
       </w:pPr>
+      <w:bookmarkStart w:id="55" w:name="_Toc336939652"/>
       <w:r>
         <w:t>Appendix II: Supporting Information and Details</w:t>
       </w:r>
+      <w:bookmarkEnd w:id="55"/>
     </w:p>
     <w:p>
       <w:pPr>
         <w:pStyle w:val="Heading1"/>
       </w:pPr>
+      <w:bookmarkStart w:id="56" w:name="_Toc336939653"/>
       <w:r>
         <w:t>Appendix III: Progress | Sprint Reports</w:t>
       </w:r>
+      <w:bookmarkEnd w:id="56"/>
     </w:p>
     <w:p>
       <w:pPr>
@@ -6021,47 +6486,24 @@
       </w:pPr>
       <w:r>
         <w:tab/>
+      </w:r>
+      <w:bookmarkStart w:id="57" w:name="_Toc336939654"/>
+      <w:r>
         <w:t>III.1 Sprint 1 Progress Report</w:t>
       </w:r>
+      <w:bookmarkEnd w:id="57"/>
     </w:p>
     <w:p>
       <w:pPr>
         <w:pStyle w:val="Heading2"/>
         <w:ind w:firstLine="720"/>
       </w:pPr>
+      <w:bookmarkStart w:id="58" w:name="_Toc336939655"/>
       <w:r>
-        <w:t>III.2 Sprint 2</w:t>
+        <w:t>III.2 Sprint 2 Progress Report</w:t>
       </w:r>
-      <w:r>
-        <w:t xml:space="preserve"> Progress Report</w:t>
-      </w:r>
-    </w:p>
-    <w:p/>
-    <w:p>
-      <w:pPr>
-        <w:autoSpaceDE w:val="0"/>
-        <w:autoSpaceDN w:val="0"/>
-        <w:adjustRightInd w:val="0"/>
-        <w:spacing w:after="0" w:line="240" w:lineRule="auto"/>
-        <w:ind w:left="720" w:firstLine="720"/>
-        <w:rPr>
-          <w:rFonts w:ascii="CMTT9" w:hAnsi="CMTT9" w:cs="CMTT9"/>
-          <w:color w:val="000000"/>
-          <w:sz w:val="18"/>
-          <w:szCs w:val="18"/>
-        </w:rPr>
-      </w:pPr>
-      <w:r>
-        <w:rPr>
-          <w:rFonts w:ascii="CMSS8" w:hAnsi="CMSS8" w:cs="CMSS8"/>
-          <w:color w:val="FFFFFF"/>
-          <w:sz w:val="12"/>
-          <w:szCs w:val="12"/>
-        </w:rPr>
-        <w:t>Senior Design Boot Camp 2726</w:t>
-      </w:r>
-    </w:p>
-    <w:p/>
+      <w:bookmarkEnd w:id="58"/>
+    </w:p>
     <w:sectPr>
       <w:pgSz w:w="12240" w:h="15840"/>
       <w:pgMar w:top="1440" w:right="1440" w:bottom="1440" w:left="1440" w:header="720" w:footer="720" w:gutter="0"/>
@@ -6790,6 +7232,92 @@
     </w:lvl>
   </w:abstractNum>
   <w:abstractNum w:abstractNumId="8">
+    <w:nsid w:val="52E67A38"/>
+    <w:multiLevelType w:val="hybridMultilevel"/>
+    <w:tmpl w:val="2842BC26"/>
+    <w:lvl w:ilvl="0" w:tplc="0409000F">
+      <w:start w:val="1"/>
+      <w:numFmt w:val="decimal"/>
+      <w:lvlText w:val="%1."/>
+      <w:lvlJc w:val="left"/>
+      <w:pPr>
+        <w:ind w:left="1080" w:hanging="360"/>
+      </w:pPr>
+    </w:lvl>
+    <w:lvl w:ilvl="1" w:tplc="04090019" w:tentative="1">
+      <w:start w:val="1"/>
+      <w:numFmt w:val="lowerLetter"/>
+      <w:lvlText w:val="%2."/>
+      <w:lvlJc w:val="left"/>
+      <w:pPr>
+        <w:ind w:left="1800" w:hanging="360"/>
+      </w:pPr>
+    </w:lvl>
+    <w:lvl w:ilvl="2" w:tplc="0409001B" w:tentative="1">
+      <w:start w:val="1"/>
+      <w:numFmt w:val="lowerRoman"/>
+      <w:lvlText w:val="%3."/>
+      <w:lvlJc w:val="right"/>
+      <w:pPr>
+        <w:ind w:left="2520" w:hanging="180"/>
+      </w:pPr>
+    </w:lvl>
+    <w:lvl w:ilvl="3" w:tplc="0409000F" w:tentative="1">
+      <w:start w:val="1"/>
+      <w:numFmt w:val="decimal"/>
+      <w:lvlText w:val="%4."/>
+      <w:lvlJc w:val="left"/>
+      <w:pPr>
+        <w:ind w:left="3240" w:hanging="360"/>
+      </w:pPr>
+    </w:lvl>
+    <w:lvl w:ilvl="4" w:tplc="04090019" w:tentative="1">
+      <w:start w:val="1"/>
+      <w:numFmt w:val="lowerLetter"/>
+      <w:lvlText w:val="%5."/>
+      <w:lvlJc w:val="left"/>
+      <w:pPr>
+        <w:ind w:left="3960" w:hanging="360"/>
+      </w:pPr>
+    </w:lvl>
+    <w:lvl w:ilvl="5" w:tplc="0409001B" w:tentative="1">
+      <w:start w:val="1"/>
+      <w:numFmt w:val="lowerRoman"/>
+      <w:lvlText w:val="%6."/>
+      <w:lvlJc w:val="right"/>
+      <w:pPr>
+        <w:ind w:left="4680" w:hanging="180"/>
+      </w:pPr>
+    </w:lvl>
+    <w:lvl w:ilvl="6" w:tplc="0409000F" w:tentative="1">
+      <w:start w:val="1"/>
+      <w:numFmt w:val="decimal"/>
+      <w:lvlText w:val="%7."/>
+      <w:lvlJc w:val="left"/>
+      <w:pPr>
+        <w:ind w:left="5400" w:hanging="360"/>
+      </w:pPr>
+    </w:lvl>
+    <w:lvl w:ilvl="7" w:tplc="04090019" w:tentative="1">
+      <w:start w:val="1"/>
+      <w:numFmt w:val="lowerLetter"/>
+      <w:lvlText w:val="%8."/>
+      <w:lvlJc w:val="left"/>
+      <w:pPr>
+        <w:ind w:left="6120" w:hanging="360"/>
+      </w:pPr>
+    </w:lvl>
+    <w:lvl w:ilvl="8" w:tplc="0409001B" w:tentative="1">
+      <w:start w:val="1"/>
+      <w:numFmt w:val="lowerRoman"/>
+      <w:lvlText w:val="%9."/>
+      <w:lvlJc w:val="right"/>
+      <w:pPr>
+        <w:ind w:left="6840" w:hanging="180"/>
+      </w:pPr>
+    </w:lvl>
+  </w:abstractNum>
+  <w:abstractNum w:abstractNumId="9">
     <w:nsid w:val="56B0613A"/>
     <w:multiLevelType w:val="hybridMultilevel"/>
     <w:tmpl w:val="57FA7CF4"/>
@@ -6875,7 +7403,7 @@
       </w:pPr>
     </w:lvl>
   </w:abstractNum>
-  <w:abstractNum w:abstractNumId="9">
+  <w:abstractNum w:abstractNumId="10">
     <w:nsid w:val="594E5EA9"/>
     <w:multiLevelType w:val="multilevel"/>
     <w:tmpl w:val="0409001F"/>
@@ -6961,7 +7489,7 @@
       </w:pPr>
     </w:lvl>
   </w:abstractNum>
-  <w:abstractNum w:abstractNumId="10">
+  <w:abstractNum w:abstractNumId="11">
     <w:nsid w:val="61F40A2C"/>
     <w:multiLevelType w:val="multilevel"/>
     <w:tmpl w:val="0409001F"/>
@@ -7047,7 +7575,7 @@
       </w:pPr>
     </w:lvl>
   </w:abstractNum>
-  <w:abstractNum w:abstractNumId="11">
+  <w:abstractNum w:abstractNumId="12">
     <w:nsid w:val="65B631B7"/>
     <w:multiLevelType w:val="multilevel"/>
     <w:tmpl w:val="0409001F"/>
@@ -7133,10 +7661,10 @@
       </w:pPr>
     </w:lvl>
   </w:abstractNum>
-  <w:abstractNum w:abstractNumId="12">
+  <w:abstractNum w:abstractNumId="13">
     <w:nsid w:val="67E75781"/>
     <w:multiLevelType w:val="multilevel"/>
-    <w:tmpl w:val="0409001F"/>
+    <w:tmpl w:val="9DDED8EE"/>
     <w:lvl w:ilvl="0">
       <w:start w:val="1"/>
       <w:numFmt w:val="decimal"/>
@@ -7163,6 +7691,9 @@
       <w:pPr>
         <w:ind w:left="1224" w:hanging="504"/>
       </w:pPr>
+      <w:rPr>
+        <w:b/>
+      </w:rPr>
     </w:lvl>
     <w:lvl w:ilvl="3">
       <w:start w:val="1"/>
@@ -7219,7 +7750,7 @@
       </w:pPr>
     </w:lvl>
   </w:abstractNum>
-  <w:abstractNum w:abstractNumId="13">
+  <w:abstractNum w:abstractNumId="14">
     <w:nsid w:val="70C75C85"/>
     <w:multiLevelType w:val="multilevel"/>
     <w:tmpl w:val="0409001F"/>
@@ -7305,7 +7836,7 @@
       </w:pPr>
     </w:lvl>
   </w:abstractNum>
-  <w:abstractNum w:abstractNumId="14">
+  <w:abstractNum w:abstractNumId="15">
     <w:nsid w:val="714C4E71"/>
     <w:multiLevelType w:val="multilevel"/>
     <w:tmpl w:val="0409001F"/>
@@ -7391,7 +7922,7 @@
       </w:pPr>
     </w:lvl>
   </w:abstractNum>
-  <w:abstractNum w:abstractNumId="15">
+  <w:abstractNum w:abstractNumId="16">
     <w:nsid w:val="727A7DAC"/>
     <w:multiLevelType w:val="multilevel"/>
     <w:tmpl w:val="0409001F"/>
@@ -7477,7 +8008,7 @@
       </w:pPr>
     </w:lvl>
   </w:abstractNum>
-  <w:abstractNum w:abstractNumId="16">
+  <w:abstractNum w:abstractNumId="17">
     <w:nsid w:val="76963661"/>
     <w:multiLevelType w:val="hybridMultilevel"/>
     <w:tmpl w:val="E9E829C2"/>
@@ -7564,13 +8095,13 @@
     </w:lvl>
   </w:abstractNum>
   <w:num w:numId="1">
-    <w:abstractNumId w:val="15"/>
+    <w:abstractNumId w:val="16"/>
   </w:num>
   <w:num w:numId="2">
     <w:abstractNumId w:val="3"/>
   </w:num>
   <w:num w:numId="3">
-    <w:abstractNumId w:val="11"/>
+    <w:abstractNumId w:val="12"/>
   </w:num>
   <w:num w:numId="4">
     <w:abstractNumId w:val="7"/>
@@ -7579,10 +8110,10 @@
     <w:abstractNumId w:val="0"/>
   </w:num>
   <w:num w:numId="6">
-    <w:abstractNumId w:val="8"/>
+    <w:abstractNumId w:val="9"/>
   </w:num>
   <w:num w:numId="7">
-    <w:abstractNumId w:val="13"/>
+    <w:abstractNumId w:val="14"/>
   </w:num>
   <w:num w:numId="8">
     <w:abstractNumId w:val="2"/>
@@ -7594,25 +8125,28 @@
     <w:abstractNumId w:val="4"/>
   </w:num>
   <w:num w:numId="11">
-    <w:abstractNumId w:val="12"/>
+    <w:abstractNumId w:val="13"/>
   </w:num>
   <w:num w:numId="12">
-    <w:abstractNumId w:val="16"/>
+    <w:abstractNumId w:val="17"/>
   </w:num>
   <w:num w:numId="13">
     <w:abstractNumId w:val="6"/>
   </w:num>
   <w:num w:numId="14">
-    <w:abstractNumId w:val="9"/>
+    <w:abstractNumId w:val="10"/>
   </w:num>
   <w:num w:numId="15">
     <w:abstractNumId w:val="5"/>
   </w:num>
   <w:num w:numId="16">
-    <w:abstractNumId w:val="10"/>
+    <w:abstractNumId w:val="11"/>
   </w:num>
   <w:num w:numId="17">
-    <w:abstractNumId w:val="14"/>
+    <w:abstractNumId w:val="15"/>
+  </w:num>
+  <w:num w:numId="18">
+    <w:abstractNumId w:val="8"/>
   </w:num>
 </w:numbering>
 </file>
@@ -9181,7 +9715,7 @@
 </file>
 
 <file path=customXml/itemProps1.xml><?xml version="1.0" encoding="utf-8"?>
-<ds:datastoreItem xmlns:ds="http://schemas.openxmlformats.org/officeDocument/2006/customXml" ds:itemID="{93615479-DC6F-4FDB-BD35-3C4285D1AEBF}">
+<ds:datastoreItem xmlns:ds="http://schemas.openxmlformats.org/officeDocument/2006/customXml" ds:itemID="{35D10968-28AB-41A9-955B-AC319C271160}">
   <ds:schemaRefs>
     <ds:schemaRef ds:uri="http://schemas.openxmlformats.org/officeDocument/2006/bibliography"/>
   </ds:schemaRefs>

--- a/srDesign_Design.docx
+++ b/srDesign_Design.docx
@@ -609,16 +609,10 @@
             <w:cnfStyle w:val="001000000000" w:firstRow="0" w:lastRow="0" w:firstColumn="1" w:lastColumn="0" w:oddVBand="0" w:evenVBand="0" w:oddHBand="0" w:evenHBand="0" w:firstRowFirstColumn="0" w:firstRowLastColumn="0" w:lastRowFirstColumn="0" w:lastRowLastColumn="0"/>
             <w:tcW w:w="2394" w:type="dxa"/>
           </w:tcPr>
-          <w:p/>
-        </w:tc>
-        <w:tc>
-          <w:tcPr>
-            <w:tcW w:w="2394" w:type="dxa"/>
-          </w:tcPr>
           <w:p>
-            <w:pPr>
-              <w:cnfStyle w:val="000000000000" w:firstRow="0" w:lastRow="0" w:firstColumn="0" w:lastColumn="0" w:oddVBand="0" w:evenVBand="0" w:oddHBand="0" w:evenHBand="0" w:firstRowFirstColumn="0" w:firstRowLastColumn="0" w:lastRowFirstColumn="0" w:lastRowLastColumn="0"/>
-            </w:pPr>
+            <w:r>
+              <w:t>10/23/2012</w:t>
+            </w:r>
           </w:p>
         </w:tc>
         <w:tc>
@@ -629,6 +623,9 @@
             <w:pPr>
               <w:cnfStyle w:val="000000000000" w:firstRow="0" w:lastRow="0" w:firstColumn="0" w:lastColumn="0" w:oddVBand="0" w:evenVBand="0" w:oddHBand="0" w:evenHBand="0" w:firstRowFirstColumn="0" w:firstRowLastColumn="0" w:lastRowFirstColumn="0" w:lastRowLastColumn="0"/>
             </w:pPr>
+            <w:r>
+              <w:t>David Jarman</w:t>
+            </w:r>
           </w:p>
         </w:tc>
         <w:tc>
@@ -639,6 +636,22 @@
             <w:pPr>
               <w:cnfStyle w:val="000000000000" w:firstRow="0" w:lastRow="0" w:firstColumn="0" w:lastColumn="0" w:oddVBand="0" w:evenVBand="0" w:oddHBand="0" w:evenHBand="0" w:firstRowFirstColumn="0" w:firstRowLastColumn="0" w:lastRowFirstColumn="0" w:lastRowLastColumn="0"/>
             </w:pPr>
+            <w:r>
+              <w:t>1.1.0</w:t>
+            </w:r>
+          </w:p>
+        </w:tc>
+        <w:tc>
+          <w:tcPr>
+            <w:tcW w:w="2394" w:type="dxa"/>
+          </w:tcPr>
+          <w:p>
+            <w:pPr>
+              <w:cnfStyle w:val="000000000000" w:firstRow="0" w:lastRow="0" w:firstColumn="0" w:lastColumn="0" w:oddVBand="0" w:evenVBand="0" w:oddHBand="0" w:evenHBand="0" w:firstRowFirstColumn="0" w:firstRowLastColumn="0" w:lastRowFirstColumn="0" w:lastRowLastColumn="0"/>
+            </w:pPr>
+            <w:r>
+              <w:t>Sandbox Vision</w:t>
+            </w:r>
           </w:p>
         </w:tc>
       </w:tr>
@@ -734,12 +747,7 @@
             <w:pStyle w:val="TOCHeading"/>
           </w:pPr>
           <w:r>
-            <w:t>Table of</w:t>
-          </w:r>
-          <w:bookmarkStart w:id="1" w:name="_GoBack"/>
-          <w:bookmarkEnd w:id="1"/>
-          <w:r>
-            <w:t xml:space="preserve"> Contents</w:t>
+            <w:t>Table of Contents</w:t>
           </w:r>
         </w:p>
         <w:p>
@@ -5609,12 +5617,12 @@
           <w:numId w:val="11"/>
         </w:numPr>
       </w:pPr>
-      <w:bookmarkStart w:id="2" w:name="_Toc336939599"/>
+      <w:bookmarkStart w:id="1" w:name="_Toc336939599"/>
       <w:r>
         <w:lastRenderedPageBreak/>
         <w:t>Design Document</w:t>
       </w:r>
-      <w:bookmarkEnd w:id="2"/>
+      <w:bookmarkEnd w:id="1"/>
     </w:p>
     <w:p>
       <w:pPr>
@@ -5624,10 +5632,35 @@
           <w:numId w:val="11"/>
         </w:numPr>
       </w:pPr>
-      <w:bookmarkStart w:id="3" w:name="_Toc336939600"/>
+      <w:bookmarkStart w:id="2" w:name="_Toc336939600"/>
       <w:r>
         <w:t>Scope</w:t>
       </w:r>
+      <w:bookmarkEnd w:id="2"/>
+    </w:p>
+    <w:p>
+      <w:pPr>
+        <w:ind w:left="360"/>
+      </w:pPr>
+      <w:r>
+        <w:t>This document is meant to help define how each part of the game server environment</w:t>
+      </w:r>
+      <w:r>
+        <w:t xml:space="preserve"> will fit together and give a g</w:t>
+      </w:r>
+      <w:r>
+        <w:t>limpse into how each part will be created.</w:t>
+      </w:r>
+      <w:r>
+        <w:t xml:space="preserve"> It will also give an overview of the team working on the project, and give descriptions for each person involved and their related role(s).</w:t>
+      </w:r>
+      <w:r>
+        <w:t xml:space="preserve"> </w:t>
+      </w:r>
+      <w:r>
+        <w:t>Testing procedures tailored to this project will be described as well as the tools used throughout the project.</w:t>
+      </w:r>
+      <w:bookmarkStart w:id="3" w:name="_GoBack"/>
       <w:bookmarkEnd w:id="3"/>
     </w:p>
     <w:p>
@@ -5670,24 +5703,13 @@
         </w:rPr>
         <w:t xml:space="preserve"> </w:t>
       </w:r>
-      <w:bookmarkStart w:id="5" w:name="_Toc336939602"/>
       <w:r>
         <w:rPr>
           <w:rStyle w:val="Heading3Char"/>
           <w:b/>
         </w:rPr>
-        <w:t xml:space="preserve">Major System Component </w:t>
-      </w:r>
-      <w:r>
-        <w:rPr>
-          <w:rStyle w:val="Heading3Char"/>
-        </w:rPr>
-        <w:t>#</w:t>
-      </w:r>
-      <w:r>
-        <w:t>1</w:t>
-      </w:r>
-      <w:bookmarkEnd w:id="5"/>
+        <w:t>Set Top Box Display Mechanism</w:t>
+      </w:r>
     </w:p>
     <w:p>
       <w:pPr>
@@ -5706,15 +5728,7 @@
         <w:t>initializer</w:t>
       </w:r>
       <w:r>
-        <w:t xml:space="preserve">. Once this mechanism has authenticated a user it will load the list of STB games provided by the game server at run time. When a user selects a game it will setup the game as a single or multiplayer environment. In a single player environment the user will play against </w:t>
-      </w:r>
-      <w:proofErr w:type="gramStart"/>
-      <w:r>
-        <w:t>themselves</w:t>
-      </w:r>
-      <w:proofErr w:type="gramEnd"/>
-      <w:r>
-        <w:t>. On the other hand, a multiplayer environment provides the user with the option of playing against another user on the network or a computer player. Additionally this component will be the base class controlling the derived class features.</w:t>
+        <w:t>. Once this mechanism has authenticated a user it will load the list of STB games provided by the game server at run time. When a user selects a game it will setup the game as a single or multiplayer environment. In a single player environment the user will play against themselves. On the other hand, a multiplayer environment provides the user with the option of playing against another user on the network or a computer player. Additionally this component will be the base class controlling the derived class features.</w:t>
       </w:r>
     </w:p>
     <w:p>
@@ -5725,11 +5739,44 @@
           <w:numId w:val="11"/>
         </w:numPr>
       </w:pPr>
-      <w:bookmarkStart w:id="6" w:name="_Toc336939603"/>
-      <w:r>
-        <w:t>Major System Component #2</w:t>
-      </w:r>
-      <w:bookmarkEnd w:id="6"/>
+      <w:r>
+        <w:t>Communication Mechanism</w:t>
+      </w:r>
+    </w:p>
+    <w:p>
+      <w:pPr>
+        <w:ind w:left="720"/>
+      </w:pPr>
+      <w:r>
+        <w:t>Communication is a key and vital component of this project. There are three different layers that make up the multiplayer environment, the first being a STB, which displays the game UI. The second is the APMax layer, consisting of a physical APMax pair and during development, a virtual APMax, which will allow communication to the third layer, the game server.</w:t>
+      </w:r>
+      <w:r>
+        <w:t xml:space="preserve"> There are four cases of communication. There is communication from the game server to the APMax, then from the APMax to the STB. </w:t>
+      </w:r>
+      <w:r>
+        <w:t xml:space="preserve">The second half consists of communication from the STB back to the APMax, then the APMax to the game server. </w:t>
+      </w:r>
+      <w:r>
+        <w:t>The only piece that is current</w:t>
+      </w:r>
+      <w:r>
+        <w:t xml:space="preserve">ly defined is the APMax to STB. The rest will be developed in a sandbox environment, </w:t>
+      </w:r>
+      <w:r>
+        <w:t xml:space="preserve">where </w:t>
+      </w:r>
+      <w:r>
+        <w:t>all three layers</w:t>
+      </w:r>
+      <w:r>
+        <w:t xml:space="preserve"> </w:t>
+      </w:r>
+      <w:r>
+        <w:t>will be able to quickly adapt to different communication protocols</w:t>
+      </w:r>
+      <w:r>
+        <w:t>.</w:t>
+      </w:r>
     </w:p>
     <w:p>
       <w:pPr>
@@ -5739,11 +5786,38 @@
           <w:numId w:val="11"/>
         </w:numPr>
       </w:pPr>
-      <w:bookmarkStart w:id="7" w:name="_Toc336939604"/>
-      <w:r>
-        <w:t>Major System Component #3</w:t>
-      </w:r>
-      <w:bookmarkEnd w:id="7"/>
+      <w:r>
+        <w:t>Command Link</w:t>
+      </w:r>
+    </w:p>
+    <w:p>
+      <w:pPr>
+        <w:ind w:left="720"/>
+      </w:pPr>
+      <w:r>
+        <w:t>Command Link</w:t>
+      </w:r>
+      <w:r>
+        <w:t xml:space="preserve"> (CL)</w:t>
+      </w:r>
+      <w:r>
+        <w:t xml:space="preserve"> is the communication protocol that Innovative</w:t>
+      </w:r>
+      <w:r>
+        <w:t xml:space="preserve"> Systems</w:t>
+      </w:r>
+      <w:r>
+        <w:t xml:space="preserve"> uses to allow peripheral devices to send and receive information from a STB. </w:t>
+      </w:r>
+      <w:r>
+        <w:t>There are two types of Command Link messages</w:t>
+      </w:r>
+      <w:r>
+        <w:t xml:space="preserve"> that are used. The first type is called CL1, which is used between an APMax and a STB. The second type is CL2, which is no more than a wrapper for CL1 messages. Peripheral devices, such as the game server, create CL1 messages, then wraps that message in a CL2 message. Once the CL2 message is sent, the APMax receives and unwraps the message, and passes the CL1 message along to the intended STB.</w:t>
+      </w:r>
+      <w:r>
+        <w:t xml:space="preserve"> </w:t>
+      </w:r>
     </w:p>
     <w:p>
       <w:pPr>
@@ -5753,11 +5827,12 @@
           <w:numId w:val="11"/>
         </w:numPr>
       </w:pPr>
-      <w:bookmarkStart w:id="8" w:name="_Toc336939605"/>
-      <w:r>
+      <w:bookmarkStart w:id="5" w:name="_Toc336939605"/>
+      <w:r>
+        <w:lastRenderedPageBreak/>
         <w:t>Systems Goals</w:t>
       </w:r>
-      <w:bookmarkEnd w:id="8"/>
+      <w:bookmarkEnd w:id="5"/>
     </w:p>
     <w:p>
       <w:pPr>
@@ -5775,11 +5850,11 @@
           <w:numId w:val="11"/>
         </w:numPr>
       </w:pPr>
-      <w:bookmarkStart w:id="9" w:name="_Toc336939606"/>
+      <w:bookmarkStart w:id="6" w:name="_Toc336939606"/>
       <w:r>
         <w:t>System Overview and Diagram</w:t>
       </w:r>
-      <w:bookmarkEnd w:id="9"/>
+      <w:bookmarkEnd w:id="6"/>
     </w:p>
     <w:p>
       <w:pPr>
@@ -5789,11 +5864,11 @@
           <w:numId w:val="11"/>
         </w:numPr>
       </w:pPr>
-      <w:bookmarkStart w:id="10" w:name="_Toc336939607"/>
+      <w:bookmarkStart w:id="7" w:name="_Toc336939607"/>
       <w:r>
         <w:t>Technologies Overview</w:t>
       </w:r>
-      <w:bookmarkEnd w:id="10"/>
+      <w:bookmarkEnd w:id="7"/>
     </w:p>
     <w:p>
       <w:pPr>
@@ -5822,11 +5897,11 @@
           <w:numId w:val="11"/>
         </w:numPr>
       </w:pPr>
-      <w:bookmarkStart w:id="11" w:name="_Toc336939608"/>
+      <w:bookmarkStart w:id="8" w:name="_Toc336939608"/>
       <w:r>
         <w:t>Project Overview</w:t>
       </w:r>
-      <w:bookmarkEnd w:id="11"/>
+      <w:bookmarkEnd w:id="8"/>
     </w:p>
     <w:p>
       <w:pPr>
@@ -5836,11 +5911,47 @@
           <w:numId w:val="11"/>
         </w:numPr>
       </w:pPr>
-      <w:bookmarkStart w:id="12" w:name="_Toc336939609"/>
+      <w:bookmarkStart w:id="9" w:name="_Toc336939609"/>
       <w:r>
         <w:t>Team Members and Roles</w:t>
       </w:r>
-      <w:bookmarkEnd w:id="12"/>
+      <w:bookmarkEnd w:id="9"/>
+    </w:p>
+    <w:p>
+      <w:pPr>
+        <w:ind w:left="360"/>
+      </w:pPr>
+      <w:r>
+        <w:t>Marshall Gaucher – Marshall has the most experience with game design and implementation, as he spent a summer developing a checkers game on the Set Top Box environment.</w:t>
+      </w:r>
+      <w:r>
+        <w:t xml:space="preserve"> During this project, he will drive STB and game development. </w:t>
+      </w:r>
+    </w:p>
+    <w:p>
+      <w:pPr>
+        <w:ind w:left="360"/>
+      </w:pPr>
+      <w:r>
+        <w:t xml:space="preserve">Kevin Worner </w:t>
+      </w:r>
+      <w:r>
+        <w:t>–</w:t>
+      </w:r>
+      <w:r>
+        <w:t xml:space="preserve"> </w:t>
+      </w:r>
+      <w:r>
+        <w:t xml:space="preserve">With nearly a year and a half of C# development and several projects involving networking under his belt, Kevin will lead the team in setting up the game server. </w:t>
+      </w:r>
+    </w:p>
+    <w:p>
+      <w:pPr>
+        <w:ind w:left="360"/>
+      </w:pPr>
+      <w:r>
+        <w:t xml:space="preserve">David Jarman – Having already implemented peripheral side Command Link communications in a previous project, David will push design of new Command Link protocols for games to communicate back to the server. </w:t>
+      </w:r>
     </w:p>
     <w:p>
       <w:pPr>
@@ -5850,11 +5961,11 @@
           <w:numId w:val="11"/>
         </w:numPr>
       </w:pPr>
-      <w:bookmarkStart w:id="13" w:name="_Toc336939610"/>
+      <w:bookmarkStart w:id="10" w:name="_Toc336939610"/>
       <w:r>
         <w:t>Project Management Approach</w:t>
       </w:r>
-      <w:bookmarkEnd w:id="13"/>
+      <w:bookmarkEnd w:id="10"/>
     </w:p>
     <w:p>
       <w:pPr>
@@ -5864,11 +5975,11 @@
           <w:numId w:val="11"/>
         </w:numPr>
       </w:pPr>
-      <w:bookmarkStart w:id="14" w:name="_Toc336939611"/>
+      <w:bookmarkStart w:id="11" w:name="_Toc336939611"/>
       <w:r>
         <w:t>Phase Overview</w:t>
       </w:r>
-      <w:bookmarkEnd w:id="14"/>
+      <w:bookmarkEnd w:id="11"/>
     </w:p>
     <w:p/>
     <w:p/>
@@ -5880,35 +5991,89 @@
           <w:numId w:val="11"/>
         </w:numPr>
       </w:pPr>
-      <w:bookmarkStart w:id="15" w:name="_Toc336939612"/>
+      <w:bookmarkStart w:id="12" w:name="_Toc336939612"/>
+      <w:r>
+        <w:t>Terminology and Acronyms</w:t>
+      </w:r>
+      <w:bookmarkEnd w:id="12"/>
+    </w:p>
+    <w:p>
+      <w:pPr>
+        <w:ind w:left="360"/>
+      </w:pPr>
+      <w:r>
+        <w:t>STB – Set Top Box</w:t>
+      </w:r>
+    </w:p>
+    <w:p>
+      <w:pPr>
+        <w:ind w:left="360"/>
+      </w:pPr>
+      <w:r>
+        <w:t>TCP – Transmission Control Protocol</w:t>
+      </w:r>
+    </w:p>
+    <w:p>
+      <w:pPr>
+        <w:ind w:left="360"/>
+      </w:pPr>
+      <w:r>
+        <w:t>UDP – User Datagram Protocol</w:t>
+      </w:r>
+    </w:p>
+    <w:p>
+      <w:pPr>
+        <w:ind w:left="360"/>
+      </w:pPr>
+      <w:r>
+        <w:t>CL – Command Link</w:t>
+      </w:r>
+    </w:p>
+    <w:p>
+      <w:pPr>
+        <w:ind w:left="360"/>
+      </w:pPr>
+      <w:r>
+        <w:t>UI – User Interface</w:t>
+      </w:r>
+    </w:p>
+    <w:p>
+      <w:pPr>
+        <w:ind w:left="360"/>
+      </w:pPr>
+      <w:r>
+        <w:t>GUI – Generic User Interface</w:t>
+      </w:r>
+    </w:p>
+    <w:p>
+      <w:pPr>
+        <w:ind w:left="360"/>
+      </w:pPr>
+      <w:r>
+        <w:t>IPTV – Internet Protocol Television</w:t>
+      </w:r>
+    </w:p>
+    <w:p>
+      <w:pPr>
+        <w:ind w:left="360"/>
+      </w:pPr>
       <w:r>
         <w:lastRenderedPageBreak/>
-        <w:t>Terminology and Acronyms</w:t>
-      </w:r>
-      <w:bookmarkEnd w:id="15"/>
+        <w:t xml:space="preserve">APMax – </w:t>
+      </w:r>
+      <w:r>
+        <w:t>Innovative System’s</w:t>
+      </w:r>
+      <w:r>
+        <w:t xml:space="preserve"> middleware solution for IPTV</w:t>
+      </w:r>
     </w:p>
     <w:p>
       <w:pPr>
         <w:ind w:left="360"/>
       </w:pPr>
       <w:r>
-        <w:t>STB – Set Top Box</w:t>
-      </w:r>
-    </w:p>
-    <w:p>
-      <w:pPr>
-        <w:ind w:left="360"/>
-      </w:pPr>
-      <w:r>
-        <w:t>TCP – Transmission Control Protocol</w:t>
-      </w:r>
-    </w:p>
-    <w:p>
-      <w:pPr>
-        <w:ind w:left="360"/>
-      </w:pPr>
-      <w:r>
-        <w:t>UDP – User Datagram Protocol</w:t>
+        <w:t>IS – Innovative Systems</w:t>
       </w:r>
     </w:p>
     <w:p>
@@ -5919,12 +6084,12 @@
           <w:numId w:val="11"/>
         </w:numPr>
       </w:pPr>
-      <w:bookmarkStart w:id="16" w:name="_Toc336939613"/>
+      <w:bookmarkStart w:id="13" w:name="_Toc336939613"/>
       <w:r>
         <w:lastRenderedPageBreak/>
         <w:t>Requirements</w:t>
       </w:r>
-      <w:bookmarkEnd w:id="16"/>
+      <w:bookmarkEnd w:id="13"/>
     </w:p>
     <w:p>
       <w:pPr>
@@ -5934,11 +6099,11 @@
           <w:numId w:val="11"/>
         </w:numPr>
       </w:pPr>
-      <w:bookmarkStart w:id="17" w:name="_Toc336939614"/>
+      <w:bookmarkStart w:id="14" w:name="_Toc336939614"/>
       <w:r>
         <w:t>Design and Implementation</w:t>
       </w:r>
-      <w:bookmarkEnd w:id="17"/>
+      <w:bookmarkEnd w:id="14"/>
     </w:p>
     <w:p>
       <w:pPr>
@@ -5948,11 +6113,11 @@
           <w:numId w:val="11"/>
         </w:numPr>
       </w:pPr>
-      <w:bookmarkStart w:id="18" w:name="_Toc336939615"/>
+      <w:bookmarkStart w:id="15" w:name="_Toc336939615"/>
       <w:r>
         <w:t>Major Component #1</w:t>
       </w:r>
-      <w:bookmarkEnd w:id="18"/>
+      <w:bookmarkEnd w:id="15"/>
     </w:p>
     <w:p>
       <w:pPr>
@@ -5962,11 +6127,11 @@
           <w:numId w:val="11"/>
         </w:numPr>
       </w:pPr>
-      <w:bookmarkStart w:id="19" w:name="_Toc336939616"/>
+      <w:bookmarkStart w:id="16" w:name="_Toc336939616"/>
       <w:r>
         <w:t>Technologies Used</w:t>
       </w:r>
-      <w:bookmarkEnd w:id="19"/>
+      <w:bookmarkEnd w:id="16"/>
     </w:p>
     <w:p>
       <w:pPr>
@@ -5976,11 +6141,11 @@
           <w:numId w:val="11"/>
         </w:numPr>
       </w:pPr>
-      <w:bookmarkStart w:id="20" w:name="_Toc336939617"/>
+      <w:bookmarkStart w:id="17" w:name="_Toc336939617"/>
       <w:r>
         <w:t>Component Overview</w:t>
       </w:r>
-      <w:bookmarkEnd w:id="20"/>
+      <w:bookmarkEnd w:id="17"/>
     </w:p>
     <w:p>
       <w:pPr>
@@ -5990,11 +6155,11 @@
           <w:numId w:val="11"/>
         </w:numPr>
       </w:pPr>
-      <w:bookmarkStart w:id="21" w:name="_Toc336939618"/>
+      <w:bookmarkStart w:id="18" w:name="_Toc336939618"/>
       <w:r>
         <w:t>Phase Overview</w:t>
       </w:r>
-      <w:bookmarkEnd w:id="21"/>
+      <w:bookmarkEnd w:id="18"/>
     </w:p>
     <w:p>
       <w:pPr>
@@ -6004,11 +6169,11 @@
           <w:numId w:val="11"/>
         </w:numPr>
       </w:pPr>
-      <w:bookmarkStart w:id="22" w:name="_Toc336939619"/>
+      <w:bookmarkStart w:id="19" w:name="_Toc336939619"/>
       <w:r>
         <w:t>Architecture Diagram</w:t>
       </w:r>
-      <w:bookmarkEnd w:id="22"/>
+      <w:bookmarkEnd w:id="19"/>
     </w:p>
     <w:p>
       <w:pPr>
@@ -6018,11 +6183,11 @@
           <w:numId w:val="11"/>
         </w:numPr>
       </w:pPr>
-      <w:bookmarkStart w:id="23" w:name="_Toc336939620"/>
+      <w:bookmarkStart w:id="20" w:name="_Toc336939620"/>
       <w:r>
         <w:t>Data Flow Diagram</w:t>
       </w:r>
-      <w:bookmarkEnd w:id="23"/>
+      <w:bookmarkEnd w:id="20"/>
     </w:p>
     <w:p>
       <w:pPr>
@@ -6032,11 +6197,11 @@
           <w:numId w:val="11"/>
         </w:numPr>
       </w:pPr>
-      <w:bookmarkStart w:id="24" w:name="_Toc336939621"/>
+      <w:bookmarkStart w:id="21" w:name="_Toc336939621"/>
       <w:r>
         <w:t>Design Details</w:t>
       </w:r>
-      <w:bookmarkEnd w:id="24"/>
+      <w:bookmarkEnd w:id="21"/>
     </w:p>
     <w:p>
       <w:pPr>
@@ -6046,11 +6211,11 @@
           <w:numId w:val="11"/>
         </w:numPr>
       </w:pPr>
-      <w:bookmarkStart w:id="25" w:name="_Toc336939622"/>
+      <w:bookmarkStart w:id="22" w:name="_Toc336939622"/>
       <w:r>
         <w:t>Major Component #2</w:t>
       </w:r>
-      <w:bookmarkEnd w:id="25"/>
+      <w:bookmarkEnd w:id="22"/>
     </w:p>
     <w:p>
       <w:pPr>
@@ -6060,11 +6225,11 @@
           <w:numId w:val="11"/>
         </w:numPr>
       </w:pPr>
-      <w:bookmarkStart w:id="26" w:name="_Toc336939623"/>
+      <w:bookmarkStart w:id="23" w:name="_Toc336939623"/>
       <w:r>
         <w:t>Technologies Used</w:t>
       </w:r>
-      <w:bookmarkEnd w:id="26"/>
+      <w:bookmarkEnd w:id="23"/>
     </w:p>
     <w:p>
       <w:pPr>
@@ -6074,11 +6239,11 @@
           <w:numId w:val="11"/>
         </w:numPr>
       </w:pPr>
-      <w:bookmarkStart w:id="27" w:name="_Toc336939624"/>
+      <w:bookmarkStart w:id="24" w:name="_Toc336939624"/>
       <w:r>
         <w:t>Component Overview</w:t>
       </w:r>
-      <w:bookmarkEnd w:id="27"/>
+      <w:bookmarkEnd w:id="24"/>
     </w:p>
     <w:p>
       <w:pPr>
@@ -6088,11 +6253,11 @@
           <w:numId w:val="11"/>
         </w:numPr>
       </w:pPr>
-      <w:bookmarkStart w:id="28" w:name="_Toc336939625"/>
+      <w:bookmarkStart w:id="25" w:name="_Toc336939625"/>
       <w:r>
         <w:t>Phase Overview</w:t>
       </w:r>
-      <w:bookmarkEnd w:id="28"/>
+      <w:bookmarkEnd w:id="25"/>
     </w:p>
     <w:p>
       <w:pPr>
@@ -6102,11 +6267,11 @@
           <w:numId w:val="11"/>
         </w:numPr>
       </w:pPr>
-      <w:bookmarkStart w:id="29" w:name="_Toc336939626"/>
+      <w:bookmarkStart w:id="26" w:name="_Toc336939626"/>
       <w:r>
         <w:t>Architecture Diagram</w:t>
       </w:r>
-      <w:bookmarkEnd w:id="29"/>
+      <w:bookmarkEnd w:id="26"/>
     </w:p>
     <w:p>
       <w:pPr>
@@ -6116,11 +6281,11 @@
           <w:numId w:val="11"/>
         </w:numPr>
       </w:pPr>
-      <w:bookmarkStart w:id="30" w:name="_Toc336939627"/>
+      <w:bookmarkStart w:id="27" w:name="_Toc336939627"/>
       <w:r>
         <w:t>Data or Logic Flow Diagram</w:t>
       </w:r>
-      <w:bookmarkEnd w:id="30"/>
+      <w:bookmarkEnd w:id="27"/>
     </w:p>
     <w:p>
       <w:pPr>
@@ -6130,11 +6295,11 @@
           <w:numId w:val="11"/>
         </w:numPr>
       </w:pPr>
-      <w:bookmarkStart w:id="31" w:name="_Toc336939628"/>
+      <w:bookmarkStart w:id="28" w:name="_Toc336939628"/>
       <w:r>
         <w:t>Design Details</w:t>
       </w:r>
-      <w:bookmarkEnd w:id="31"/>
+      <w:bookmarkEnd w:id="28"/>
     </w:p>
     <w:p>
       <w:pPr>
@@ -6144,11 +6309,11 @@
           <w:numId w:val="11"/>
         </w:numPr>
       </w:pPr>
-      <w:bookmarkStart w:id="32" w:name="_Toc336939629"/>
+      <w:bookmarkStart w:id="29" w:name="_Toc336939629"/>
       <w:r>
         <w:t>Major Component #3</w:t>
       </w:r>
-      <w:bookmarkEnd w:id="32"/>
+      <w:bookmarkEnd w:id="29"/>
     </w:p>
     <w:p>
       <w:pPr>
@@ -6158,11 +6323,11 @@
           <w:numId w:val="11"/>
         </w:numPr>
       </w:pPr>
-      <w:bookmarkStart w:id="33" w:name="_Toc336939630"/>
+      <w:bookmarkStart w:id="30" w:name="_Toc336939630"/>
       <w:r>
         <w:t>Technologies Used</w:t>
       </w:r>
-      <w:bookmarkEnd w:id="33"/>
+      <w:bookmarkEnd w:id="30"/>
     </w:p>
     <w:p>
       <w:pPr>
@@ -6172,11 +6337,11 @@
           <w:numId w:val="11"/>
         </w:numPr>
       </w:pPr>
-      <w:bookmarkStart w:id="34" w:name="_Toc336939631"/>
+      <w:bookmarkStart w:id="31" w:name="_Toc336939631"/>
       <w:r>
         <w:t>Component Overview</w:t>
       </w:r>
-      <w:bookmarkEnd w:id="34"/>
+      <w:bookmarkEnd w:id="31"/>
     </w:p>
     <w:p>
       <w:pPr>
@@ -6186,11 +6351,11 @@
           <w:numId w:val="11"/>
         </w:numPr>
       </w:pPr>
-      <w:bookmarkStart w:id="35" w:name="_Toc336939632"/>
+      <w:bookmarkStart w:id="32" w:name="_Toc336939632"/>
       <w:r>
         <w:t>Phase Overview</w:t>
       </w:r>
-      <w:bookmarkEnd w:id="35"/>
+      <w:bookmarkEnd w:id="32"/>
     </w:p>
     <w:p>
       <w:pPr>
@@ -6200,11 +6365,11 @@
           <w:numId w:val="11"/>
         </w:numPr>
       </w:pPr>
-      <w:bookmarkStart w:id="36" w:name="_Toc336939633"/>
+      <w:bookmarkStart w:id="33" w:name="_Toc336939633"/>
       <w:r>
         <w:t>Architecture Diagram</w:t>
       </w:r>
-      <w:bookmarkEnd w:id="36"/>
+      <w:bookmarkEnd w:id="33"/>
     </w:p>
     <w:p>
       <w:pPr>
@@ -6214,11 +6379,11 @@
           <w:numId w:val="11"/>
         </w:numPr>
       </w:pPr>
-      <w:bookmarkStart w:id="37" w:name="_Toc336939634"/>
+      <w:bookmarkStart w:id="34" w:name="_Toc336939634"/>
       <w:r>
         <w:t>Data Flow Diagram</w:t>
       </w:r>
-      <w:bookmarkEnd w:id="37"/>
+      <w:bookmarkEnd w:id="34"/>
       <w:r>
         <w:t xml:space="preserve"> </w:t>
       </w:r>
@@ -6231,11 +6396,11 @@
           <w:numId w:val="11"/>
         </w:numPr>
       </w:pPr>
-      <w:bookmarkStart w:id="38" w:name="_Toc336939635"/>
+      <w:bookmarkStart w:id="35" w:name="_Toc336939635"/>
       <w:r>
         <w:t>Design Details</w:t>
       </w:r>
-      <w:bookmarkEnd w:id="38"/>
+      <w:bookmarkEnd w:id="35"/>
     </w:p>
     <w:p>
       <w:pPr>
@@ -6245,11 +6410,11 @@
           <w:numId w:val="11"/>
         </w:numPr>
       </w:pPr>
-      <w:bookmarkStart w:id="39" w:name="_Toc336939636"/>
+      <w:bookmarkStart w:id="36" w:name="_Toc336939636"/>
       <w:r>
         <w:t>System and Unit Testing</w:t>
       </w:r>
-      <w:bookmarkEnd w:id="39"/>
+      <w:bookmarkEnd w:id="36"/>
     </w:p>
     <w:p>
       <w:pPr>
@@ -6259,12 +6424,12 @@
           <w:numId w:val="11"/>
         </w:numPr>
       </w:pPr>
-      <w:bookmarkStart w:id="40" w:name="_Toc336939637"/>
+      <w:bookmarkStart w:id="37" w:name="_Toc336939637"/>
       <w:r>
         <w:lastRenderedPageBreak/>
         <w:t>Overview</w:t>
       </w:r>
-      <w:bookmarkEnd w:id="40"/>
+      <w:bookmarkEnd w:id="37"/>
     </w:p>
     <w:p>
       <w:pPr>
@@ -6274,11 +6439,11 @@
           <w:numId w:val="11"/>
         </w:numPr>
       </w:pPr>
-      <w:bookmarkStart w:id="41" w:name="_Toc336939638"/>
+      <w:bookmarkStart w:id="38" w:name="_Toc336939638"/>
       <w:r>
         <w:t>Dependencies</w:t>
       </w:r>
-      <w:bookmarkEnd w:id="41"/>
+      <w:bookmarkEnd w:id="38"/>
     </w:p>
     <w:p>
       <w:pPr>
@@ -6288,11 +6453,11 @@
           <w:numId w:val="11"/>
         </w:numPr>
       </w:pPr>
-      <w:bookmarkStart w:id="42" w:name="_Toc336939639"/>
+      <w:bookmarkStart w:id="39" w:name="_Toc336939639"/>
       <w:r>
         <w:t>Test Setup and Execution</w:t>
       </w:r>
-      <w:bookmarkEnd w:id="42"/>
+      <w:bookmarkEnd w:id="39"/>
     </w:p>
     <w:p>
       <w:pPr>
@@ -6302,11 +6467,11 @@
           <w:numId w:val="11"/>
         </w:numPr>
       </w:pPr>
-      <w:bookmarkStart w:id="43" w:name="_Toc336939640"/>
+      <w:bookmarkStart w:id="40" w:name="_Toc336939640"/>
       <w:r>
         <w:t>Development Environment</w:t>
       </w:r>
-      <w:bookmarkEnd w:id="43"/>
+      <w:bookmarkEnd w:id="40"/>
     </w:p>
     <w:p>
       <w:pPr>
@@ -6316,11 +6481,11 @@
           <w:numId w:val="11"/>
         </w:numPr>
       </w:pPr>
-      <w:bookmarkStart w:id="44" w:name="_Toc336939641"/>
+      <w:bookmarkStart w:id="41" w:name="_Toc336939641"/>
       <w:r>
         <w:t>Development IDE and Tools</w:t>
       </w:r>
-      <w:bookmarkEnd w:id="44"/>
+      <w:bookmarkEnd w:id="41"/>
     </w:p>
     <w:p>
       <w:pPr>
@@ -6330,11 +6495,11 @@
           <w:numId w:val="11"/>
         </w:numPr>
       </w:pPr>
-      <w:bookmarkStart w:id="45" w:name="_Toc336939642"/>
+      <w:bookmarkStart w:id="42" w:name="_Toc336939642"/>
       <w:r>
         <w:t>Source Control</w:t>
       </w:r>
-      <w:bookmarkEnd w:id="45"/>
+      <w:bookmarkEnd w:id="42"/>
     </w:p>
     <w:p>
       <w:pPr>
@@ -6344,11 +6509,11 @@
           <w:numId w:val="11"/>
         </w:numPr>
       </w:pPr>
-      <w:bookmarkStart w:id="46" w:name="_Toc336939643"/>
+      <w:bookmarkStart w:id="43" w:name="_Toc336939643"/>
       <w:r>
         <w:t>Dependencies</w:t>
       </w:r>
-      <w:bookmarkEnd w:id="46"/>
+      <w:bookmarkEnd w:id="43"/>
     </w:p>
     <w:p>
       <w:pPr>
@@ -6358,11 +6523,11 @@
           <w:numId w:val="11"/>
         </w:numPr>
       </w:pPr>
-      <w:bookmarkStart w:id="47" w:name="_Toc336939644"/>
+      <w:bookmarkStart w:id="44" w:name="_Toc336939644"/>
       <w:r>
         <w:t>Build Environment</w:t>
       </w:r>
-      <w:bookmarkEnd w:id="47"/>
+      <w:bookmarkEnd w:id="44"/>
     </w:p>
     <w:p>
       <w:pPr>
@@ -6372,11 +6537,11 @@
           <w:numId w:val="11"/>
         </w:numPr>
       </w:pPr>
-      <w:bookmarkStart w:id="48" w:name="_Toc336939645"/>
+      <w:bookmarkStart w:id="45" w:name="_Toc336939645"/>
       <w:r>
         <w:t>Development Machine Setup</w:t>
       </w:r>
-      <w:bookmarkEnd w:id="48"/>
+      <w:bookmarkEnd w:id="45"/>
     </w:p>
     <w:p>
       <w:pPr>
@@ -6386,11 +6551,11 @@
           <w:numId w:val="11"/>
         </w:numPr>
       </w:pPr>
-      <w:bookmarkStart w:id="49" w:name="_Toc336939646"/>
+      <w:bookmarkStart w:id="46" w:name="_Toc336939646"/>
       <w:r>
         <w:t>Release | Setup | Deployment</w:t>
       </w:r>
-      <w:bookmarkEnd w:id="49"/>
+      <w:bookmarkEnd w:id="46"/>
     </w:p>
     <w:p>
       <w:pPr>
@@ -6400,11 +6565,11 @@
           <w:numId w:val="11"/>
         </w:numPr>
       </w:pPr>
-      <w:bookmarkStart w:id="50" w:name="_Toc336939647"/>
+      <w:bookmarkStart w:id="47" w:name="_Toc336939647"/>
       <w:r>
         <w:t>Deployment Information and Dependencies</w:t>
       </w:r>
-      <w:bookmarkEnd w:id="50"/>
+      <w:bookmarkEnd w:id="47"/>
     </w:p>
     <w:p>
       <w:pPr>
@@ -6414,11 +6579,11 @@
           <w:numId w:val="11"/>
         </w:numPr>
       </w:pPr>
-      <w:bookmarkStart w:id="51" w:name="_Toc336939648"/>
+      <w:bookmarkStart w:id="48" w:name="_Toc336939648"/>
       <w:r>
         <w:t>Setup Information</w:t>
       </w:r>
-      <w:bookmarkEnd w:id="51"/>
+      <w:bookmarkEnd w:id="48"/>
     </w:p>
     <w:p>
       <w:pPr>
@@ -6428,11 +6593,11 @@
           <w:numId w:val="11"/>
         </w:numPr>
       </w:pPr>
-      <w:bookmarkStart w:id="52" w:name="_Toc336939649"/>
+      <w:bookmarkStart w:id="49" w:name="_Toc336939649"/>
       <w:r>
         <w:t>System Versioning Information</w:t>
       </w:r>
-      <w:bookmarkEnd w:id="52"/>
+      <w:bookmarkEnd w:id="49"/>
     </w:p>
     <w:p>
       <w:pPr>
@@ -6442,67 +6607,67 @@
           <w:numId w:val="11"/>
         </w:numPr>
       </w:pPr>
-      <w:bookmarkStart w:id="53" w:name="_Toc336939650"/>
+      <w:bookmarkStart w:id="50" w:name="_Toc336939650"/>
       <w:r>
         <w:t>End User Documentation</w:t>
       </w:r>
+      <w:bookmarkEnd w:id="50"/>
+    </w:p>
+    <w:p/>
+    <w:p>
+      <w:pPr>
+        <w:pStyle w:val="Heading1"/>
+      </w:pPr>
+      <w:bookmarkStart w:id="51" w:name="_Toc336939651"/>
+      <w:r>
+        <w:t>Appendix I: List of Figures</w:t>
+      </w:r>
+      <w:bookmarkEnd w:id="51"/>
+    </w:p>
+    <w:p/>
+    <w:p>
+      <w:pPr>
+        <w:pStyle w:val="Heading1"/>
+      </w:pPr>
+      <w:bookmarkStart w:id="52" w:name="_Toc336939652"/>
+      <w:r>
+        <w:t>Appendix II: Supporting Information and Details</w:t>
+      </w:r>
+      <w:bookmarkEnd w:id="52"/>
+    </w:p>
+    <w:p>
+      <w:pPr>
+        <w:pStyle w:val="Heading1"/>
+      </w:pPr>
+      <w:bookmarkStart w:id="53" w:name="_Toc336939653"/>
+      <w:r>
+        <w:t>Appendix III: Progress | Sprint Reports</w:t>
+      </w:r>
       <w:bookmarkEnd w:id="53"/>
     </w:p>
-    <w:p/>
-    <w:p>
-      <w:pPr>
-        <w:pStyle w:val="Heading1"/>
-      </w:pPr>
-      <w:bookmarkStart w:id="54" w:name="_Toc336939651"/>
-      <w:r>
-        <w:t>Appendix I: List of Figures</w:t>
+    <w:p>
+      <w:pPr>
+        <w:pStyle w:val="Heading2"/>
+      </w:pPr>
+      <w:r>
+        <w:tab/>
+      </w:r>
+      <w:bookmarkStart w:id="54" w:name="_Toc336939654"/>
+      <w:r>
+        <w:t>III.1 Sprint 1 Progress Report</w:t>
       </w:r>
       <w:bookmarkEnd w:id="54"/>
-    </w:p>
-    <w:p/>
-    <w:p>
-      <w:pPr>
-        <w:pStyle w:val="Heading1"/>
-      </w:pPr>
-      <w:bookmarkStart w:id="55" w:name="_Toc336939652"/>
-      <w:r>
-        <w:t>Appendix II: Supporting Information and Details</w:t>
-      </w:r>
-      <w:bookmarkEnd w:id="55"/>
-    </w:p>
-    <w:p>
-      <w:pPr>
-        <w:pStyle w:val="Heading1"/>
-      </w:pPr>
-      <w:bookmarkStart w:id="56" w:name="_Toc336939653"/>
-      <w:r>
-        <w:t>Appendix III: Progress | Sprint Reports</w:t>
-      </w:r>
-      <w:bookmarkEnd w:id="56"/>
-    </w:p>
-    <w:p>
-      <w:pPr>
-        <w:pStyle w:val="Heading2"/>
-      </w:pPr>
-      <w:r>
-        <w:tab/>
-      </w:r>
-      <w:bookmarkStart w:id="57" w:name="_Toc336939654"/>
-      <w:r>
-        <w:t>III.1 Sprint 1 Progress Report</w:t>
-      </w:r>
-      <w:bookmarkEnd w:id="57"/>
     </w:p>
     <w:p>
       <w:pPr>
         <w:pStyle w:val="Heading2"/>
         <w:ind w:firstLine="720"/>
       </w:pPr>
-      <w:bookmarkStart w:id="58" w:name="_Toc336939655"/>
+      <w:bookmarkStart w:id="55" w:name="_Toc336939655"/>
       <w:r>
         <w:t>III.2 Sprint 2 Progress Report</w:t>
       </w:r>
-      <w:bookmarkEnd w:id="58"/>
+      <w:bookmarkEnd w:id="55"/>
     </w:p>
     <w:sectPr>
       <w:pgSz w:w="12240" w:h="15840"/>
@@ -8377,6 +8542,30 @@
       <w:rFonts w:asciiTheme="majorHAnsi" w:eastAsiaTheme="majorEastAsia" w:hAnsiTheme="majorHAnsi" w:cstheme="majorBidi"/>
       <w:b/>
       <w:bCs/>
+      <w:color w:val="4F81BD" w:themeColor="accent1"/>
+    </w:rPr>
+  </w:style>
+  <w:style w:type="paragraph" w:styleId="Heading4">
+    <w:name w:val="heading 4"/>
+    <w:basedOn w:val="Normal"/>
+    <w:next w:val="Normal"/>
+    <w:link w:val="Heading4Char"/>
+    <w:uiPriority w:val="9"/>
+    <w:unhideWhenUsed/>
+    <w:qFormat/>
+    <w:rsid w:val="00DB2424"/>
+    <w:pPr>
+      <w:keepNext/>
+      <w:keepLines/>
+      <w:spacing w:before="200" w:after="0"/>
+      <w:outlineLvl w:val="3"/>
+    </w:pPr>
+    <w:rPr>
+      <w:rFonts w:asciiTheme="majorHAnsi" w:eastAsiaTheme="majorEastAsia" w:hAnsiTheme="majorHAnsi" w:cstheme="majorBidi"/>
+      <w:b/>
+      <w:bCs/>
+      <w:i/>
+      <w:iCs/>
       <w:color w:val="4F81BD" w:themeColor="accent1"/>
     </w:rPr>
   </w:style>
@@ -8785,6 +8974,21 @@
       </w:tcPr>
     </w:tblStylePr>
   </w:style>
+  <w:style w:type="character" w:customStyle="1" w:styleId="Heading4Char">
+    <w:name w:val="Heading 4 Char"/>
+    <w:basedOn w:val="DefaultParagraphFont"/>
+    <w:link w:val="Heading4"/>
+    <w:uiPriority w:val="9"/>
+    <w:rsid w:val="00DB2424"/>
+    <w:rPr>
+      <w:rFonts w:asciiTheme="majorHAnsi" w:eastAsiaTheme="majorEastAsia" w:hAnsiTheme="majorHAnsi" w:cstheme="majorBidi"/>
+      <w:b/>
+      <w:bCs/>
+      <w:i/>
+      <w:iCs/>
+      <w:color w:val="4F81BD" w:themeColor="accent1"/>
+    </w:rPr>
+  </w:style>
 </w:styles>
 </file>
 
@@ -9014,6 +9218,30 @@
       <w:rFonts w:asciiTheme="majorHAnsi" w:eastAsiaTheme="majorEastAsia" w:hAnsiTheme="majorHAnsi" w:cstheme="majorBidi"/>
       <w:b/>
       <w:bCs/>
+      <w:color w:val="4F81BD" w:themeColor="accent1"/>
+    </w:rPr>
+  </w:style>
+  <w:style w:type="paragraph" w:styleId="Heading4">
+    <w:name w:val="heading 4"/>
+    <w:basedOn w:val="Normal"/>
+    <w:next w:val="Normal"/>
+    <w:link w:val="Heading4Char"/>
+    <w:uiPriority w:val="9"/>
+    <w:unhideWhenUsed/>
+    <w:qFormat/>
+    <w:rsid w:val="00DB2424"/>
+    <w:pPr>
+      <w:keepNext/>
+      <w:keepLines/>
+      <w:spacing w:before="200" w:after="0"/>
+      <w:outlineLvl w:val="3"/>
+    </w:pPr>
+    <w:rPr>
+      <w:rFonts w:asciiTheme="majorHAnsi" w:eastAsiaTheme="majorEastAsia" w:hAnsiTheme="majorHAnsi" w:cstheme="majorBidi"/>
+      <w:b/>
+      <w:bCs/>
+      <w:i/>
+      <w:iCs/>
       <w:color w:val="4F81BD" w:themeColor="accent1"/>
     </w:rPr>
   </w:style>
@@ -9422,6 +9650,21 @@
       </w:tcPr>
     </w:tblStylePr>
   </w:style>
+  <w:style w:type="character" w:customStyle="1" w:styleId="Heading4Char">
+    <w:name w:val="Heading 4 Char"/>
+    <w:basedOn w:val="DefaultParagraphFont"/>
+    <w:link w:val="Heading4"/>
+    <w:uiPriority w:val="9"/>
+    <w:rsid w:val="00DB2424"/>
+    <w:rPr>
+      <w:rFonts w:asciiTheme="majorHAnsi" w:eastAsiaTheme="majorEastAsia" w:hAnsiTheme="majorHAnsi" w:cstheme="majorBidi"/>
+      <w:b/>
+      <w:bCs/>
+      <w:i/>
+      <w:iCs/>
+      <w:color w:val="4F81BD" w:themeColor="accent1"/>
+    </w:rPr>
+  </w:style>
 </w:styles>
 </file>
 
@@ -9715,7 +9958,7 @@
 </file>
 
 <file path=customXml/itemProps1.xml><?xml version="1.0" encoding="utf-8"?>
-<ds:datastoreItem xmlns:ds="http://schemas.openxmlformats.org/officeDocument/2006/customXml" ds:itemID="{35D10968-28AB-41A9-955B-AC319C271160}">
+<ds:datastoreItem xmlns:ds="http://schemas.openxmlformats.org/officeDocument/2006/customXml" ds:itemID="{A79D00E8-0B2A-4682-AE45-D1544C5D58D4}">
   <ds:schemaRefs>
     <ds:schemaRef ds:uri="http://schemas.openxmlformats.org/officeDocument/2006/bibliography"/>
   </ds:schemaRefs>
